--- a/plantilla_aviso.docx
+++ b/plantilla_aviso.docx
@@ -3626,247 +3626,21 @@
               <w:ind w:right="4346"/>
               <w:rPr>
                 <w:b/>
-                <w:spacing w:val="1"/>
-                <w:w w:val="75"/>
-                <w:sz w:val="20"/>
-              </w:rPr>
-            </w:pPr>
+                <w:sz w:val="20"/>
+              </w:rPr>
+            </w:pPr>
+            <w:proofErr w:type="gramStart"/>
+            <w:r>
+              <w:t xml:space="preserve">{{ </w:t>
+            </w:r>
             <w:proofErr w:type="spellStart"/>
             <w:r>
-              <w:rPr>
-                <w:b/>
-                <w:w w:val="75"/>
-                <w:sz w:val="20"/>
-              </w:rPr>
-              <w:t>Phostoxin</w:t>
+              <w:t>quimico</w:t>
             </w:r>
             <w:proofErr w:type="spellEnd"/>
-            <w:r>
-              <w:rPr>
-                <w:b/>
-                <w:w w:val="75"/>
-                <w:sz w:val="20"/>
-              </w:rPr>
-              <w:t xml:space="preserve"> (Fosfuro</w:t>
-            </w:r>
-            <w:r>
-              <w:rPr>
-                <w:b/>
-                <w:spacing w:val="1"/>
-                <w:w w:val="75"/>
-                <w:sz w:val="20"/>
-              </w:rPr>
-              <w:t xml:space="preserve"> </w:t>
-            </w:r>
-            <w:r>
-              <w:rPr>
-                <w:b/>
-                <w:w w:val="75"/>
-                <w:sz w:val="20"/>
-              </w:rPr>
-              <w:t>de</w:t>
-            </w:r>
-            <w:r>
-              <w:rPr>
-                <w:b/>
-                <w:spacing w:val="27"/>
-                <w:sz w:val="20"/>
-              </w:rPr>
-              <w:t xml:space="preserve"> </w:t>
-            </w:r>
-            <w:r>
-              <w:rPr>
-                <w:b/>
-                <w:w w:val="75"/>
-                <w:sz w:val="20"/>
-              </w:rPr>
-              <w:t>Aluminio</w:t>
-            </w:r>
-            <w:r>
-              <w:rPr>
-                <w:b/>
-                <w:spacing w:val="28"/>
-                <w:sz w:val="20"/>
-              </w:rPr>
-              <w:t xml:space="preserve"> </w:t>
-            </w:r>
-            <w:r>
-              <w:rPr>
-                <w:b/>
-                <w:w w:val="75"/>
-                <w:sz w:val="20"/>
-              </w:rPr>
-              <w:t>56%) generadoras</w:t>
-            </w:r>
-            <w:r>
-              <w:rPr>
-                <w:b/>
-                <w:spacing w:val="28"/>
-                <w:sz w:val="20"/>
-              </w:rPr>
-              <w:t xml:space="preserve"> </w:t>
-            </w:r>
-            <w:r>
-              <w:rPr>
-                <w:b/>
-                <w:w w:val="75"/>
-                <w:sz w:val="20"/>
-              </w:rPr>
-              <w:t>de</w:t>
-            </w:r>
-            <w:r>
-              <w:rPr>
-                <w:b/>
-                <w:spacing w:val="28"/>
-                <w:sz w:val="20"/>
-              </w:rPr>
-              <w:t xml:space="preserve"> </w:t>
-            </w:r>
-            <w:r>
-              <w:rPr>
-                <w:b/>
-                <w:w w:val="75"/>
-                <w:sz w:val="20"/>
-              </w:rPr>
-              <w:t>fosfina</w:t>
-            </w:r>
-            <w:r>
-              <w:rPr>
-                <w:b/>
-                <w:spacing w:val="1"/>
-                <w:w w:val="75"/>
-                <w:sz w:val="20"/>
-              </w:rPr>
-              <w:t xml:space="preserve"> </w:t>
-            </w:r>
-          </w:p>
-          <w:p>
-            <w:pPr>
-              <w:pStyle w:val="TableParagraph"/>
-              <w:spacing w:before="3"/>
-              <w:ind w:right="4346"/>
-              <w:rPr>
-                <w:b/>
-                <w:sz w:val="20"/>
-              </w:rPr>
-            </w:pPr>
-            <w:r>
-              <w:rPr>
-                <w:b/>
-                <w:spacing w:val="1"/>
-                <w:w w:val="75"/>
-                <w:sz w:val="20"/>
-              </w:rPr>
-              <w:t xml:space="preserve">Mini </w:t>
-            </w:r>
-            <w:proofErr w:type="spellStart"/>
-            <w:r>
-              <w:rPr>
-                <w:b/>
-                <w:spacing w:val="1"/>
-                <w:w w:val="75"/>
-                <w:sz w:val="20"/>
-              </w:rPr>
-              <w:t>Rope</w:t>
-            </w:r>
-            <w:proofErr w:type="spellEnd"/>
-            <w:r>
-              <w:rPr>
-                <w:b/>
-                <w:spacing w:val="1"/>
-                <w:w w:val="75"/>
-                <w:sz w:val="20"/>
-              </w:rPr>
-              <w:t xml:space="preserve"> </w:t>
-            </w:r>
-            <w:r>
-              <w:rPr>
-                <w:b/>
-                <w:w w:val="75"/>
-                <w:sz w:val="20"/>
-              </w:rPr>
-              <w:t>(Fosfuro</w:t>
-            </w:r>
-            <w:r>
-              <w:rPr>
-                <w:b/>
-                <w:spacing w:val="1"/>
-                <w:w w:val="75"/>
-                <w:sz w:val="20"/>
-              </w:rPr>
-              <w:t xml:space="preserve"> </w:t>
-            </w:r>
-            <w:r>
-              <w:rPr>
-                <w:b/>
-                <w:w w:val="75"/>
-                <w:sz w:val="20"/>
-              </w:rPr>
-              <w:t>de</w:t>
-            </w:r>
-            <w:r>
-              <w:rPr>
-                <w:b/>
-                <w:spacing w:val="27"/>
-                <w:sz w:val="20"/>
-              </w:rPr>
-              <w:t xml:space="preserve"> </w:t>
-            </w:r>
-            <w:r>
-              <w:rPr>
-                <w:b/>
-                <w:w w:val="75"/>
-                <w:sz w:val="20"/>
-              </w:rPr>
-              <w:t>Aluminio</w:t>
-            </w:r>
-            <w:r>
-              <w:rPr>
-                <w:b/>
-                <w:spacing w:val="28"/>
-                <w:sz w:val="20"/>
-              </w:rPr>
-              <w:t xml:space="preserve"> </w:t>
-            </w:r>
-            <w:r>
-              <w:rPr>
-                <w:b/>
-                <w:w w:val="75"/>
-                <w:sz w:val="20"/>
-              </w:rPr>
-              <w:t>56%) generadoras</w:t>
-            </w:r>
-            <w:r>
-              <w:rPr>
-                <w:b/>
-                <w:spacing w:val="28"/>
-                <w:sz w:val="20"/>
-              </w:rPr>
-              <w:t xml:space="preserve"> </w:t>
-            </w:r>
-            <w:r>
-              <w:rPr>
-                <w:b/>
-                <w:w w:val="75"/>
-                <w:sz w:val="20"/>
-              </w:rPr>
-              <w:t>de</w:t>
-            </w:r>
-            <w:r>
-              <w:rPr>
-                <w:b/>
-                <w:spacing w:val="28"/>
-                <w:sz w:val="20"/>
-              </w:rPr>
-              <w:t xml:space="preserve"> </w:t>
-            </w:r>
-            <w:r>
-              <w:rPr>
-                <w:b/>
-                <w:w w:val="75"/>
-                <w:sz w:val="20"/>
-              </w:rPr>
-              <w:t>fosfina</w:t>
+            <w:proofErr w:type="gramEnd"/>
+            <w:r>
+              <w:t xml:space="preserve"> }}</w:t>
             </w:r>
           </w:p>
         </w:tc>
@@ -4202,22 +3976,39 @@
               <w:ind w:left="70"/>
               <w:rPr>
                 <w:sz w:val="20"/>
+                <w:szCs w:val="20"/>
               </w:rPr>
             </w:pPr>
             <w:proofErr w:type="gramStart"/>
             <w:r>
+              <w:rPr>
+                <w:sz w:val="20"/>
+                <w:szCs w:val="20"/>
+              </w:rPr>
               <w:t xml:space="preserve">{{ </w:t>
             </w:r>
             <w:proofErr w:type="spellStart"/>
             <w:r>
+              <w:rPr>
+                <w:sz w:val="20"/>
+                <w:szCs w:val="20"/>
+              </w:rPr>
               <w:t>hora</w:t>
             </w:r>
             <w:proofErr w:type="gramEnd"/>
             <w:r>
+              <w:rPr>
+                <w:sz w:val="20"/>
+                <w:szCs w:val="20"/>
+              </w:rPr>
               <w:t>_ini</w:t>
             </w:r>
             <w:proofErr w:type="spellEnd"/>
             <w:r>
+              <w:rPr>
+                <w:sz w:val="20"/>
+                <w:szCs w:val="20"/>
+              </w:rPr>
               <w:t xml:space="preserve"> }}</w:t>
             </w:r>
           </w:p>
@@ -4296,6 +4087,7 @@
               <w:ind w:left="365"/>
               <w:rPr>
                 <w:sz w:val="20"/>
+                <w:szCs w:val="20"/>
               </w:rPr>
             </w:pPr>
             <w:r>
@@ -4309,32 +4101,32 @@
             <w:proofErr w:type="gramStart"/>
             <w:r>
               <w:rPr>
-                <w:sz w:val="18"/>
-                <w:szCs w:val="18"/>
+                <w:sz w:val="20"/>
+                <w:szCs w:val="20"/>
               </w:rPr>
               <w:t xml:space="preserve">{{ </w:t>
             </w:r>
             <w:proofErr w:type="spellStart"/>
             <w:r>
               <w:rPr>
-                <w:sz w:val="18"/>
-                <w:szCs w:val="18"/>
+                <w:sz w:val="20"/>
+                <w:szCs w:val="20"/>
               </w:rPr>
               <w:t>hora</w:t>
             </w:r>
             <w:proofErr w:type="gramEnd"/>
             <w:r>
               <w:rPr>
-                <w:sz w:val="18"/>
-                <w:szCs w:val="18"/>
+                <w:sz w:val="20"/>
+                <w:szCs w:val="20"/>
               </w:rPr>
               <w:t>_ter</w:t>
             </w:r>
             <w:proofErr w:type="spellEnd"/>
             <w:r>
               <w:rPr>
-                <w:sz w:val="18"/>
-                <w:szCs w:val="18"/>
+                <w:sz w:val="20"/>
+                <w:szCs w:val="20"/>
               </w:rPr>
               <w:t xml:space="preserve"> }}</w:t>
             </w:r>
@@ -4492,6 +4284,8 @@
             <w:r>
               <w:rPr>
                 <w:w w:val="75"/>
+                <w:sz w:val="20"/>
+                <w:szCs w:val="20"/>
               </w:rPr>
               <w:t>NOMBRE</w:t>
             </w:r>
@@ -4499,12 +4293,16 @@
               <w:rPr>
                 <w:spacing w:val="39"/>
                 <w:w w:val="75"/>
-              </w:rPr>
-              <w:t xml:space="preserve"> </w:t>
-            </w:r>
-            <w:r>
-              <w:rPr>
-                <w:w w:val="75"/>
+                <w:sz w:val="20"/>
+                <w:szCs w:val="20"/>
+              </w:rPr>
+              <w:t xml:space="preserve"> </w:t>
+            </w:r>
+            <w:r>
+              <w:rPr>
+                <w:w w:val="75"/>
+                <w:sz w:val="20"/>
+                <w:szCs w:val="20"/>
               </w:rPr>
               <w:t>DEL</w:t>
             </w:r>
@@ -4512,24 +4310,32 @@
               <w:rPr>
                 <w:spacing w:val="40"/>
                 <w:w w:val="75"/>
-              </w:rPr>
-              <w:t xml:space="preserve"> </w:t>
-            </w:r>
-            <w:r>
-              <w:rPr>
-                <w:w w:val="75"/>
+                <w:sz w:val="20"/>
+                <w:szCs w:val="20"/>
+              </w:rPr>
+              <w:t xml:space="preserve"> </w:t>
+            </w:r>
+            <w:r>
+              <w:rPr>
+                <w:w w:val="75"/>
+                <w:sz w:val="20"/>
+                <w:szCs w:val="20"/>
               </w:rPr>
               <w:t>CULTIVO</w:t>
             </w:r>
             <w:r>
               <w:rPr>
                 <w:spacing w:val="31"/>
-              </w:rPr>
-              <w:t xml:space="preserve"> </w:t>
-            </w:r>
-            <w:r>
-              <w:rPr>
-                <w:w w:val="75"/>
+                <w:sz w:val="20"/>
+                <w:szCs w:val="20"/>
+              </w:rPr>
+              <w:t xml:space="preserve"> </w:t>
+            </w:r>
+            <w:r>
+              <w:rPr>
+                <w:w w:val="75"/>
+                <w:sz w:val="20"/>
+                <w:szCs w:val="20"/>
               </w:rPr>
               <w:t>A</w:t>
             </w:r>
@@ -4537,14 +4343,24 @@
               <w:rPr>
                 <w:spacing w:val="35"/>
                 <w:w w:val="75"/>
-              </w:rPr>
-              <w:t xml:space="preserve"> </w:t>
-            </w:r>
-            <w:r>
-              <w:rPr>
-                <w:w w:val="75"/>
-              </w:rPr>
-              <w:t xml:space="preserve">TRATAR: </w:t>
+                <w:sz w:val="20"/>
+                <w:szCs w:val="20"/>
+              </w:rPr>
+              <w:t xml:space="preserve"> </w:t>
+            </w:r>
+            <w:r>
+              <w:rPr>
+                <w:w w:val="75"/>
+                <w:sz w:val="20"/>
+                <w:szCs w:val="20"/>
+              </w:rPr>
+              <w:t>TRATAR</w:t>
+            </w:r>
+            <w:r>
+              <w:rPr>
+                <w:w w:val="75"/>
+              </w:rPr>
+              <w:t xml:space="preserve">: </w:t>
             </w:r>
             <w:proofErr w:type="gramStart"/>
             <w:r>
@@ -6925,7 +6741,7 @@
           </mc:Choice>
           <mc:Fallback>
             <w:pict>
-              <v:rect w14:anchorId="3201566C" id="Rectángulo 1" o:spid="_x0000_s1026" style="position:absolute;margin-left:-34.35pt;margin-top:7.95pt;width:41.9pt;height:300.2pt;z-index:251666432;visibility:visible;mso-wrap-style:square;mso-width-percent:0;mso-height-percent:0;mso-wrap-distance-left:9pt;mso-wrap-distance-top:0;mso-wrap-distance-right:9pt;mso-wrap-distance-bottom:0;mso-position-horizontal:absolute;mso-position-horizontal-relative:text;mso-position-vertical:absolute;mso-position-vertical-relative:text;mso-width-percent:0;mso-height-percent:0;mso-width-relative:margin;mso-height-relative:margin;v-text-anchor:middle" o:gfxdata="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" fillcolor="red" stroked="f" strokeweight="2pt"/>
+              <v:rect w14:anchorId="25CE9E58" id="Rectángulo 1" o:spid="_x0000_s1026" style="position:absolute;margin-left:-34.35pt;margin-top:7.95pt;width:41.9pt;height:300.2pt;z-index:251666432;visibility:visible;mso-wrap-style:square;mso-width-percent:0;mso-height-percent:0;mso-wrap-distance-left:9pt;mso-wrap-distance-top:0;mso-wrap-distance-right:9pt;mso-wrap-distance-bottom:0;mso-position-horizontal:absolute;mso-position-horizontal-relative:text;mso-position-vertical:absolute;mso-position-vertical-relative:text;mso-width-percent:0;mso-height-percent:0;mso-width-relative:margin;mso-height-relative:margin;v-text-anchor:middle" o:gfxdata="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" fillcolor="red" stroked="f" strokeweight="2pt"/>
             </w:pict>
           </mc:Fallback>
         </mc:AlternateContent>

--- a/plantilla_aviso.docx
+++ b/plantilla_aviso.docx
@@ -3038,7 +3038,7 @@
       </w:tr>
       <w:tr>
         <w:trPr>
-          <w:trHeight w:val="394"/>
+          <w:trHeight w:val="463"/>
         </w:trPr>
         <w:tc>
           <w:tcPr>
@@ -3158,10 +3158,7 @@
             </w:r>
             <w:proofErr w:type="gramStart"/>
             <w:r>
-              <w:t>{{</w:t>
-            </w:r>
-            <w:r>
-              <w:t xml:space="preserve"> </w:t>
+              <w:t xml:space="preserve">{{ </w:t>
             </w:r>
             <w:proofErr w:type="spellStart"/>
             <w:r>
@@ -3863,6 +3860,8 @@
             <w:r>
               <w:rPr>
                 <w:w w:val="75"/>
+                <w:sz w:val="20"/>
+                <w:szCs w:val="20"/>
               </w:rPr>
               <w:t>FECHA</w:t>
             </w:r>
@@ -3870,12 +3869,16 @@
               <w:rPr>
                 <w:spacing w:val="33"/>
                 <w:w w:val="75"/>
-              </w:rPr>
-              <w:t xml:space="preserve"> </w:t>
-            </w:r>
-            <w:r>
-              <w:rPr>
-                <w:w w:val="75"/>
+                <w:sz w:val="20"/>
+                <w:szCs w:val="20"/>
+              </w:rPr>
+              <w:t xml:space="preserve"> </w:t>
+            </w:r>
+            <w:r>
+              <w:rPr>
+                <w:w w:val="75"/>
+                <w:sz w:val="20"/>
+                <w:szCs w:val="20"/>
               </w:rPr>
               <w:t>DE</w:t>
             </w:r>
@@ -3883,12 +3886,16 @@
               <w:rPr>
                 <w:spacing w:val="36"/>
                 <w:w w:val="75"/>
-              </w:rPr>
-              <w:t xml:space="preserve"> </w:t>
-            </w:r>
-            <w:r>
-              <w:rPr>
-                <w:w w:val="75"/>
+                <w:sz w:val="20"/>
+                <w:szCs w:val="20"/>
+              </w:rPr>
+              <w:t xml:space="preserve"> </w:t>
+            </w:r>
+            <w:r>
+              <w:rPr>
+                <w:w w:val="75"/>
+                <w:sz w:val="20"/>
+                <w:szCs w:val="20"/>
               </w:rPr>
               <w:t>LA APLICACIÓN</w:t>
             </w:r>
@@ -4401,75 +4408,105 @@
             <w:gridSpan w:val="6"/>
           </w:tcPr>
           <w:p>
-            <w:r>
-              <w:rPr>
-                <w:w w:val="75"/>
+            <w:pPr>
+              <w:rPr>
+                <w:sz w:val="20"/>
+                <w:szCs w:val="20"/>
+              </w:rPr>
+            </w:pPr>
+            <w:r>
+              <w:rPr>
+                <w:w w:val="75"/>
+                <w:sz w:val="20"/>
+                <w:szCs w:val="20"/>
               </w:rPr>
               <w:t>INDIQUE</w:t>
             </w:r>
             <w:r>
               <w:rPr>
                 <w:spacing w:val="28"/>
-              </w:rPr>
-              <w:t xml:space="preserve"> </w:t>
-            </w:r>
-            <w:r>
-              <w:rPr>
-                <w:w w:val="75"/>
+                <w:sz w:val="20"/>
+                <w:szCs w:val="20"/>
+              </w:rPr>
+              <w:t xml:space="preserve"> </w:t>
+            </w:r>
+            <w:r>
+              <w:rPr>
+                <w:w w:val="75"/>
+                <w:sz w:val="20"/>
+                <w:szCs w:val="20"/>
               </w:rPr>
               <w:t>NÓMINA</w:t>
             </w:r>
             <w:r>
               <w:rPr>
                 <w:spacing w:val="28"/>
-              </w:rPr>
-              <w:t xml:space="preserve"> </w:t>
-            </w:r>
-            <w:r>
-              <w:rPr>
-                <w:w w:val="75"/>
+                <w:sz w:val="20"/>
+                <w:szCs w:val="20"/>
+              </w:rPr>
+              <w:t xml:space="preserve"> </w:t>
+            </w:r>
+            <w:r>
+              <w:rPr>
+                <w:w w:val="75"/>
+                <w:sz w:val="20"/>
+                <w:szCs w:val="20"/>
               </w:rPr>
               <w:t>DE</w:t>
             </w:r>
             <w:r>
               <w:rPr>
                 <w:spacing w:val="36"/>
-              </w:rPr>
-              <w:t xml:space="preserve"> </w:t>
-            </w:r>
-            <w:r>
-              <w:rPr>
-                <w:w w:val="75"/>
+                <w:sz w:val="20"/>
+                <w:szCs w:val="20"/>
+              </w:rPr>
+              <w:t xml:space="preserve"> </w:t>
+            </w:r>
+            <w:r>
+              <w:rPr>
+                <w:w w:val="75"/>
+                <w:sz w:val="20"/>
+                <w:szCs w:val="20"/>
               </w:rPr>
               <w:t>ELEMENTOS</w:t>
             </w:r>
             <w:r>
               <w:rPr>
                 <w:spacing w:val="32"/>
-              </w:rPr>
-              <w:t xml:space="preserve"> </w:t>
-            </w:r>
-            <w:r>
-              <w:rPr>
-                <w:w w:val="75"/>
+                <w:sz w:val="20"/>
+                <w:szCs w:val="20"/>
+              </w:rPr>
+              <w:t xml:space="preserve"> </w:t>
+            </w:r>
+            <w:r>
+              <w:rPr>
+                <w:w w:val="75"/>
+                <w:sz w:val="20"/>
+                <w:szCs w:val="20"/>
               </w:rPr>
               <w:t>DE</w:t>
             </w:r>
             <w:r>
               <w:rPr>
                 <w:spacing w:val="28"/>
-              </w:rPr>
-              <w:t xml:space="preserve"> </w:t>
-            </w:r>
-            <w:r>
-              <w:rPr>
-                <w:w w:val="75"/>
+                <w:sz w:val="20"/>
+                <w:szCs w:val="20"/>
+              </w:rPr>
+              <w:t xml:space="preserve"> </w:t>
+            </w:r>
+            <w:r>
+              <w:rPr>
+                <w:w w:val="75"/>
+                <w:sz w:val="20"/>
+                <w:szCs w:val="20"/>
               </w:rPr>
               <w:t>PROTECCIÓN</w:t>
             </w:r>
             <w:r>
               <w:rPr>
                 <w:spacing w:val="29"/>
+                <w:sz w:val="20"/>
+                <w:szCs w:val="20"/>
               </w:rPr>
               <w:t xml:space="preserve"> PERSONAL</w:t>
             </w:r>
@@ -6231,10 +6268,7 @@
             </w:r>
             <w:proofErr w:type="gramEnd"/>
             <w:r>
-              <w:t>_</w:t>
-            </w:r>
-            <w:r>
-              <w:t>repre</w:t>
+              <w:t>_repre</w:t>
             </w:r>
             <w:proofErr w:type="spellEnd"/>
             <w:r>
@@ -6305,9 +6339,12 @@
             </w:r>
             <w:proofErr w:type="gramEnd"/>
             <w:r>
-              <w:t>_repre }}</w:t>
+              <w:t>_repre</w:t>
             </w:r>
             <w:proofErr w:type="spellEnd"/>
+            <w:r>
+              <w:t xml:space="preserve"> }}</w:t>
+            </w:r>
           </w:p>
         </w:tc>
         <w:tc>
@@ -6676,7 +6713,7 @@
               <wp:anchor distT="0" distB="0" distL="114300" distR="114300" simplePos="0" relativeHeight="251666432" behindDoc="0" locked="0" layoutInCell="1" allowOverlap="1">
                 <wp:simplePos x="0" y="0"/>
                 <wp:positionH relativeFrom="column">
-                  <wp:posOffset>-436275</wp:posOffset>
+                  <wp:posOffset>-574267</wp:posOffset>
                 </wp:positionH>
                 <wp:positionV relativeFrom="paragraph">
                   <wp:posOffset>100965</wp:posOffset>
@@ -6741,7 +6778,7 @@
           </mc:Choice>
           <mc:Fallback>
             <w:pict>
-              <v:rect w14:anchorId="25CE9E58" id="Rectángulo 1" o:spid="_x0000_s1026" style="position:absolute;margin-left:-34.35pt;margin-top:7.95pt;width:41.9pt;height:300.2pt;z-index:251666432;visibility:visible;mso-wrap-style:square;mso-width-percent:0;mso-height-percent:0;mso-wrap-distance-left:9pt;mso-wrap-distance-top:0;mso-wrap-distance-right:9pt;mso-wrap-distance-bottom:0;mso-position-horizontal:absolute;mso-position-horizontal-relative:text;mso-position-vertical:absolute;mso-position-vertical-relative:text;mso-width-percent:0;mso-height-percent:0;mso-width-relative:margin;mso-height-relative:margin;v-text-anchor:middle" o:gfxdata="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" fillcolor="red" stroked="f" strokeweight="2pt"/>
+              <v:rect w14:anchorId="73456DA3" id="Rectángulo 1" o:spid="_x0000_s1026" style="position:absolute;margin-left:-45.2pt;margin-top:7.95pt;width:41.9pt;height:300.2pt;z-index:251666432;visibility:visible;mso-wrap-style:square;mso-width-percent:0;mso-height-percent:0;mso-wrap-distance-left:9pt;mso-wrap-distance-top:0;mso-wrap-distance-right:9pt;mso-wrap-distance-bottom:0;mso-position-horizontal:absolute;mso-position-horizontal-relative:text;mso-position-vertical:absolute;mso-position-vertical-relative:text;mso-width-percent:0;mso-height-percent:0;mso-width-relative:margin;mso-height-relative:margin;v-text-anchor:middle" o:gfxdata="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" fillcolor="red" stroked="f" strokeweight="2pt"/>
             </w:pict>
           </mc:Fallback>
         </mc:AlternateContent>
@@ -7085,6 +7122,25 @@
         <w:t>día</w:t>
       </w:r>
       <w:r>
+        <w:t xml:space="preserve"> </w:t>
+      </w:r>
+      <w:proofErr w:type="gramStart"/>
+      <w:r>
+        <w:t xml:space="preserve">{{ </w:t>
+      </w:r>
+      <w:proofErr w:type="spellStart"/>
+      <w:r>
+        <w:t>fecha</w:t>
+      </w:r>
+      <w:proofErr w:type="gramEnd"/>
+      <w:r>
+        <w:t>_visita</w:t>
+      </w:r>
+      <w:proofErr w:type="spellEnd"/>
+      <w:r>
+        <w:t xml:space="preserve"> }}</w:t>
+      </w:r>
+      <w:r>
         <w:rPr>
           <w:spacing w:val="50"/>
         </w:rPr>
@@ -7106,13 +7162,8 @@
         </w:rPr>
         <w:t xml:space="preserve">Planta </w:t>
       </w:r>
-      <w:proofErr w:type="gramStart"/>
-      <w:r>
-        <w:t>{{ cliente</w:t>
-      </w:r>
-      <w:proofErr w:type="gramEnd"/>
-      <w:r>
-        <w:t xml:space="preserve"> }}</w:t>
+      <w:r>
+        <w:t>{{ cliente }}</w:t>
       </w:r>
       <w:r>
         <w:rPr>
@@ -7126,6 +7177,9 @@
       </w:r>
       <w:r>
         <w:t xml:space="preserve">{{ </w:t>
+      </w:r>
+      <w:r>
+        <w:t xml:space="preserve">  </w:t>
       </w:r>
       <w:proofErr w:type="spellStart"/>
       <w:r>
@@ -7363,6 +7417,16 @@
                 <w:sz w:val="24"/>
               </w:rPr>
             </w:pPr>
+            <w:r>
+              <w:t xml:space="preserve">{{ </w:t>
+            </w:r>
+            <w:r>
+              <w:t>plaga</w:t>
+            </w:r>
+            <w:r>
+              <w:t xml:space="preserve"> }}</w:t>
+            </w:r>
+            <w:proofErr w:type="spellStart"/>
           </w:p>
           <w:p>
             <w:pPr>
@@ -7390,7 +7454,11 @@
             </w:pPr>
             <w:proofErr w:type="gramStart"/>
             <w:r>
-              <w:t xml:space="preserve">{{ </w:t>
+              <w:t>{</w:t>
+            </w:r>
+            <w:proofErr w:type="spellEnd"/>
+            <w:r>
+              <w:t xml:space="preserve">{ </w:t>
             </w:r>
             <w:proofErr w:type="spellStart"/>
             <w:r>
@@ -7413,22 +7481,15 @@
           <w:p>
             <w:pPr>
               <w:pStyle w:val="TableParagraph"/>
-              <w:widowControl/>
-              <w:autoSpaceDE/>
-              <w:autoSpaceDN/>
               <w:ind w:left="237" w:right="230"/>
               <w:jc w:val="center"/>
               <w:rPr>
-                <w:sz w:val="20"/>
-                <w:szCs w:val="20"/>
-                <w:lang w:val="es-CL" w:eastAsia="es-MX"/>
-              </w:rPr>
-            </w:pPr>
-            <w:r>
-              <w:rPr>
-                <w:sz w:val="20"/>
-                <w:szCs w:val="20"/>
-                <w:lang w:val="es-CL" w:eastAsia="es-MX"/>
+                <w:lang w:val="es-CL"/>
+              </w:rPr>
+            </w:pPr>
+            <w:r>
+              <w:rPr>
+                <w:lang w:val="es-CL"/>
               </w:rPr>
               <w:t>Gasificación de</w:t>
             </w:r>
@@ -7436,47 +7497,26 @@
           <w:p>
             <w:pPr>
               <w:pStyle w:val="TableParagraph"/>
-              <w:widowControl/>
-              <w:autoSpaceDE/>
-              <w:autoSpaceDN/>
               <w:ind w:left="237" w:right="230"/>
               <w:jc w:val="center"/>
               <w:rPr>
-                <w:sz w:val="20"/>
-                <w:szCs w:val="20"/>
-                <w:lang w:val="es-CL" w:eastAsia="es-MX"/>
+                <w:lang w:val="es-CL"/>
               </w:rPr>
             </w:pPr>
             <w:proofErr w:type="gramStart"/>
             <w:r>
-              <w:rPr>
-                <w:sz w:val="20"/>
-                <w:szCs w:val="20"/>
-              </w:rPr>
               <w:t xml:space="preserve">{{ </w:t>
             </w:r>
             <w:proofErr w:type="spellStart"/>
             <w:r>
-              <w:rPr>
-                <w:sz w:val="20"/>
-                <w:szCs w:val="20"/>
-              </w:rPr>
               <w:t>estructura</w:t>
             </w:r>
             <w:proofErr w:type="gramEnd"/>
             <w:r>
-              <w:rPr>
-                <w:sz w:val="20"/>
-                <w:szCs w:val="20"/>
-              </w:rPr>
               <w:t>_lote</w:t>
             </w:r>
             <w:proofErr w:type="spellEnd"/>
             <w:r>
-              <w:rPr>
-                <w:sz w:val="20"/>
-                <w:szCs w:val="20"/>
-              </w:rPr>
               <w:t xml:space="preserve"> }}</w:t>
             </w:r>
           </w:p>

--- a/plantilla_aviso.docx
+++ b/plantilla_aviso.docx
@@ -3038,7 +3038,7 @@
       </w:tr>
       <w:tr>
         <w:trPr>
-          <w:trHeight w:val="463"/>
+          <w:trHeight w:val="394"/>
         </w:trPr>
         <w:tc>
           <w:tcPr>
@@ -3623,21 +3623,247 @@
               <w:ind w:right="4346"/>
               <w:rPr>
                 <w:b/>
-                <w:sz w:val="20"/>
-              </w:rPr>
-            </w:pPr>
-            <w:proofErr w:type="gramStart"/>
-            <w:r>
-              <w:t xml:space="preserve">{{ </w:t>
-            </w:r>
+                <w:spacing w:val="1"/>
+                <w:w w:val="75"/>
+                <w:sz w:val="20"/>
+              </w:rPr>
+            </w:pPr>
             <w:proofErr w:type="spellStart"/>
             <w:r>
-              <w:t>quimico</w:t>
+              <w:rPr>
+                <w:b/>
+                <w:w w:val="75"/>
+                <w:sz w:val="20"/>
+              </w:rPr>
+              <w:t>Phostoxin</w:t>
             </w:r>
             <w:proofErr w:type="spellEnd"/>
-            <w:proofErr w:type="gramEnd"/>
-            <w:r>
-              <w:t xml:space="preserve"> }}</w:t>
+            <w:r>
+              <w:rPr>
+                <w:b/>
+                <w:w w:val="75"/>
+                <w:sz w:val="20"/>
+              </w:rPr>
+              <w:t xml:space="preserve"> (Fosfuro</w:t>
+            </w:r>
+            <w:r>
+              <w:rPr>
+                <w:b/>
+                <w:spacing w:val="1"/>
+                <w:w w:val="75"/>
+                <w:sz w:val="20"/>
+              </w:rPr>
+              <w:t xml:space="preserve"> </w:t>
+            </w:r>
+            <w:r>
+              <w:rPr>
+                <w:b/>
+                <w:w w:val="75"/>
+                <w:sz w:val="20"/>
+              </w:rPr>
+              <w:t>de</w:t>
+            </w:r>
+            <w:r>
+              <w:rPr>
+                <w:b/>
+                <w:spacing w:val="27"/>
+                <w:sz w:val="20"/>
+              </w:rPr>
+              <w:t xml:space="preserve"> </w:t>
+            </w:r>
+            <w:r>
+              <w:rPr>
+                <w:b/>
+                <w:w w:val="75"/>
+                <w:sz w:val="20"/>
+              </w:rPr>
+              <w:t>Aluminio</w:t>
+            </w:r>
+            <w:r>
+              <w:rPr>
+                <w:b/>
+                <w:spacing w:val="28"/>
+                <w:sz w:val="20"/>
+              </w:rPr>
+              <w:t xml:space="preserve"> </w:t>
+            </w:r>
+            <w:r>
+              <w:rPr>
+                <w:b/>
+                <w:w w:val="75"/>
+                <w:sz w:val="20"/>
+              </w:rPr>
+              <w:t>56%) generadoras</w:t>
+            </w:r>
+            <w:r>
+              <w:rPr>
+                <w:b/>
+                <w:spacing w:val="28"/>
+                <w:sz w:val="20"/>
+              </w:rPr>
+              <w:t xml:space="preserve"> </w:t>
+            </w:r>
+            <w:r>
+              <w:rPr>
+                <w:b/>
+                <w:w w:val="75"/>
+                <w:sz w:val="20"/>
+              </w:rPr>
+              <w:t>de</w:t>
+            </w:r>
+            <w:r>
+              <w:rPr>
+                <w:b/>
+                <w:spacing w:val="28"/>
+                <w:sz w:val="20"/>
+              </w:rPr>
+              <w:t xml:space="preserve"> </w:t>
+            </w:r>
+            <w:r>
+              <w:rPr>
+                <w:b/>
+                <w:w w:val="75"/>
+                <w:sz w:val="20"/>
+              </w:rPr>
+              <w:t>fosfina</w:t>
+            </w:r>
+            <w:r>
+              <w:rPr>
+                <w:b/>
+                <w:spacing w:val="1"/>
+                <w:w w:val="75"/>
+                <w:sz w:val="20"/>
+              </w:rPr>
+              <w:t xml:space="preserve"> </w:t>
+            </w:r>
+          </w:p>
+          <w:p>
+            <w:pPr>
+              <w:pStyle w:val="TableParagraph"/>
+              <w:spacing w:before="3"/>
+              <w:ind w:right="4346"/>
+              <w:rPr>
+                <w:b/>
+                <w:sz w:val="20"/>
+              </w:rPr>
+            </w:pPr>
+            <w:r>
+              <w:rPr>
+                <w:b/>
+                <w:spacing w:val="1"/>
+                <w:w w:val="75"/>
+                <w:sz w:val="20"/>
+              </w:rPr>
+              <w:t xml:space="preserve">Mini </w:t>
+            </w:r>
+            <w:proofErr w:type="spellStart"/>
+            <w:r>
+              <w:rPr>
+                <w:b/>
+                <w:spacing w:val="1"/>
+                <w:w w:val="75"/>
+                <w:sz w:val="20"/>
+              </w:rPr>
+              <w:t>Rope</w:t>
+            </w:r>
+            <w:proofErr w:type="spellEnd"/>
+            <w:r>
+              <w:rPr>
+                <w:b/>
+                <w:spacing w:val="1"/>
+                <w:w w:val="75"/>
+                <w:sz w:val="20"/>
+              </w:rPr>
+              <w:t xml:space="preserve"> </w:t>
+            </w:r>
+            <w:r>
+              <w:rPr>
+                <w:b/>
+                <w:w w:val="75"/>
+                <w:sz w:val="20"/>
+              </w:rPr>
+              <w:t>(Fosfuro</w:t>
+            </w:r>
+            <w:r>
+              <w:rPr>
+                <w:b/>
+                <w:spacing w:val="1"/>
+                <w:w w:val="75"/>
+                <w:sz w:val="20"/>
+              </w:rPr>
+              <w:t xml:space="preserve"> </w:t>
+            </w:r>
+            <w:r>
+              <w:rPr>
+                <w:b/>
+                <w:w w:val="75"/>
+                <w:sz w:val="20"/>
+              </w:rPr>
+              <w:t>de</w:t>
+            </w:r>
+            <w:r>
+              <w:rPr>
+                <w:b/>
+                <w:spacing w:val="27"/>
+                <w:sz w:val="20"/>
+              </w:rPr>
+              <w:t xml:space="preserve"> </w:t>
+            </w:r>
+            <w:r>
+              <w:rPr>
+                <w:b/>
+                <w:w w:val="75"/>
+                <w:sz w:val="20"/>
+              </w:rPr>
+              <w:t>Aluminio</w:t>
+            </w:r>
+            <w:r>
+              <w:rPr>
+                <w:b/>
+                <w:spacing w:val="28"/>
+                <w:sz w:val="20"/>
+              </w:rPr>
+              <w:t xml:space="preserve"> </w:t>
+            </w:r>
+            <w:r>
+              <w:rPr>
+                <w:b/>
+                <w:w w:val="75"/>
+                <w:sz w:val="20"/>
+              </w:rPr>
+              <w:t>56%) generadoras</w:t>
+            </w:r>
+            <w:r>
+              <w:rPr>
+                <w:b/>
+                <w:spacing w:val="28"/>
+                <w:sz w:val="20"/>
+              </w:rPr>
+              <w:t xml:space="preserve"> </w:t>
+            </w:r>
+            <w:r>
+              <w:rPr>
+                <w:b/>
+                <w:w w:val="75"/>
+                <w:sz w:val="20"/>
+              </w:rPr>
+              <w:t>de</w:t>
+            </w:r>
+            <w:r>
+              <w:rPr>
+                <w:b/>
+                <w:spacing w:val="28"/>
+                <w:sz w:val="20"/>
+              </w:rPr>
+              <w:t xml:space="preserve"> </w:t>
+            </w:r>
+            <w:r>
+              <w:rPr>
+                <w:b/>
+                <w:w w:val="75"/>
+                <w:sz w:val="20"/>
+              </w:rPr>
+              <w:t>fosfina</w:t>
             </w:r>
           </w:p>
         </w:tc>
@@ -3860,8 +4086,6 @@
             <w:r>
               <w:rPr>
                 <w:w w:val="75"/>
-                <w:sz w:val="20"/>
-                <w:szCs w:val="20"/>
               </w:rPr>
               <w:t>FECHA</w:t>
             </w:r>
@@ -3869,16 +4093,12 @@
               <w:rPr>
                 <w:spacing w:val="33"/>
                 <w:w w:val="75"/>
-                <w:sz w:val="20"/>
-                <w:szCs w:val="20"/>
-              </w:rPr>
-              <w:t xml:space="preserve"> </w:t>
-            </w:r>
-            <w:r>
-              <w:rPr>
-                <w:w w:val="75"/>
-                <w:sz w:val="20"/>
-                <w:szCs w:val="20"/>
+              </w:rPr>
+              <w:t xml:space="preserve"> </w:t>
+            </w:r>
+            <w:r>
+              <w:rPr>
+                <w:w w:val="75"/>
               </w:rPr>
               <w:t>DE</w:t>
             </w:r>
@@ -3886,16 +4106,12 @@
               <w:rPr>
                 <w:spacing w:val="36"/>
                 <w:w w:val="75"/>
-                <w:sz w:val="20"/>
-                <w:szCs w:val="20"/>
-              </w:rPr>
-              <w:t xml:space="preserve"> </w:t>
-            </w:r>
-            <w:r>
-              <w:rPr>
-                <w:w w:val="75"/>
-                <w:sz w:val="20"/>
-                <w:szCs w:val="20"/>
+              </w:rPr>
+              <w:t xml:space="preserve"> </w:t>
+            </w:r>
+            <w:r>
+              <w:rPr>
+                <w:w w:val="75"/>
               </w:rPr>
               <w:t>LA APLICACIÓN</w:t>
             </w:r>
@@ -3983,39 +4199,22 @@
               <w:ind w:left="70"/>
               <w:rPr>
                 <w:sz w:val="20"/>
-                <w:szCs w:val="20"/>
               </w:rPr>
             </w:pPr>
             <w:proofErr w:type="gramStart"/>
             <w:r>
-              <w:rPr>
-                <w:sz w:val="20"/>
-                <w:szCs w:val="20"/>
-              </w:rPr>
               <w:t xml:space="preserve">{{ </w:t>
             </w:r>
             <w:proofErr w:type="spellStart"/>
             <w:r>
-              <w:rPr>
-                <w:sz w:val="20"/>
-                <w:szCs w:val="20"/>
-              </w:rPr>
               <w:t>hora</w:t>
             </w:r>
             <w:proofErr w:type="gramEnd"/>
             <w:r>
-              <w:rPr>
-                <w:sz w:val="20"/>
-                <w:szCs w:val="20"/>
-              </w:rPr>
               <w:t>_ini</w:t>
             </w:r>
             <w:proofErr w:type="spellEnd"/>
             <w:r>
-              <w:rPr>
-                <w:sz w:val="20"/>
-                <w:szCs w:val="20"/>
-              </w:rPr>
               <w:t xml:space="preserve"> }}</w:t>
             </w:r>
           </w:p>
@@ -4094,7 +4293,6 @@
               <w:ind w:left="365"/>
               <w:rPr>
                 <w:sz w:val="20"/>
-                <w:szCs w:val="20"/>
               </w:rPr>
             </w:pPr>
             <w:r>
@@ -4108,32 +4306,32 @@
             <w:proofErr w:type="gramStart"/>
             <w:r>
               <w:rPr>
-                <w:sz w:val="20"/>
-                <w:szCs w:val="20"/>
+                <w:sz w:val="18"/>
+                <w:szCs w:val="18"/>
               </w:rPr>
               <w:t xml:space="preserve">{{ </w:t>
             </w:r>
             <w:proofErr w:type="spellStart"/>
             <w:r>
               <w:rPr>
-                <w:sz w:val="20"/>
-                <w:szCs w:val="20"/>
+                <w:sz w:val="18"/>
+                <w:szCs w:val="18"/>
               </w:rPr>
               <w:t>hora</w:t>
             </w:r>
             <w:proofErr w:type="gramEnd"/>
             <w:r>
               <w:rPr>
-                <w:sz w:val="20"/>
-                <w:szCs w:val="20"/>
+                <w:sz w:val="18"/>
+                <w:szCs w:val="18"/>
               </w:rPr>
               <w:t>_ter</w:t>
             </w:r>
             <w:proofErr w:type="spellEnd"/>
             <w:r>
               <w:rPr>
-                <w:sz w:val="20"/>
-                <w:szCs w:val="20"/>
+                <w:sz w:val="18"/>
+                <w:szCs w:val="18"/>
               </w:rPr>
               <w:t xml:space="preserve"> }}</w:t>
             </w:r>
@@ -4291,8 +4489,6 @@
             <w:r>
               <w:rPr>
                 <w:w w:val="75"/>
-                <w:sz w:val="20"/>
-                <w:szCs w:val="20"/>
               </w:rPr>
               <w:t>NOMBRE</w:t>
             </w:r>
@@ -4300,16 +4496,12 @@
               <w:rPr>
                 <w:spacing w:val="39"/>
                 <w:w w:val="75"/>
-                <w:sz w:val="20"/>
-                <w:szCs w:val="20"/>
-              </w:rPr>
-              <w:t xml:space="preserve"> </w:t>
-            </w:r>
-            <w:r>
-              <w:rPr>
-                <w:w w:val="75"/>
-                <w:sz w:val="20"/>
-                <w:szCs w:val="20"/>
+              </w:rPr>
+              <w:t xml:space="preserve"> </w:t>
+            </w:r>
+            <w:r>
+              <w:rPr>
+                <w:w w:val="75"/>
               </w:rPr>
               <w:t>DEL</w:t>
             </w:r>
@@ -4317,32 +4509,24 @@
               <w:rPr>
                 <w:spacing w:val="40"/>
                 <w:w w:val="75"/>
-                <w:sz w:val="20"/>
-                <w:szCs w:val="20"/>
-              </w:rPr>
-              <w:t xml:space="preserve"> </w:t>
-            </w:r>
-            <w:r>
-              <w:rPr>
-                <w:w w:val="75"/>
-                <w:sz w:val="20"/>
-                <w:szCs w:val="20"/>
+              </w:rPr>
+              <w:t xml:space="preserve"> </w:t>
+            </w:r>
+            <w:r>
+              <w:rPr>
+                <w:w w:val="75"/>
               </w:rPr>
               <w:t>CULTIVO</w:t>
             </w:r>
             <w:r>
               <w:rPr>
                 <w:spacing w:val="31"/>
-                <w:sz w:val="20"/>
-                <w:szCs w:val="20"/>
-              </w:rPr>
-              <w:t xml:space="preserve"> </w:t>
-            </w:r>
-            <w:r>
-              <w:rPr>
-                <w:w w:val="75"/>
-                <w:sz w:val="20"/>
-                <w:szCs w:val="20"/>
+              </w:rPr>
+              <w:t xml:space="preserve"> </w:t>
+            </w:r>
+            <w:r>
+              <w:rPr>
+                <w:w w:val="75"/>
               </w:rPr>
               <w:t>A</w:t>
             </w:r>
@@ -4350,24 +4534,14 @@
               <w:rPr>
                 <w:spacing w:val="35"/>
                 <w:w w:val="75"/>
-                <w:sz w:val="20"/>
-                <w:szCs w:val="20"/>
-              </w:rPr>
-              <w:t xml:space="preserve"> </w:t>
-            </w:r>
-            <w:r>
-              <w:rPr>
-                <w:w w:val="75"/>
-                <w:sz w:val="20"/>
-                <w:szCs w:val="20"/>
-              </w:rPr>
-              <w:t>TRATAR</w:t>
-            </w:r>
-            <w:r>
-              <w:rPr>
-                <w:w w:val="75"/>
-              </w:rPr>
-              <w:t xml:space="preserve">: </w:t>
+              </w:rPr>
+              <w:t xml:space="preserve"> </w:t>
+            </w:r>
+            <w:r>
+              <w:rPr>
+                <w:w w:val="75"/>
+              </w:rPr>
+              <w:t xml:space="preserve">TRATAR: </w:t>
             </w:r>
             <w:proofErr w:type="gramStart"/>
             <w:r>
@@ -4408,105 +4582,75 @@
             <w:gridSpan w:val="6"/>
           </w:tcPr>
           <w:p>
-            <w:pPr>
-              <w:rPr>
-                <w:sz w:val="20"/>
-                <w:szCs w:val="20"/>
-              </w:rPr>
-            </w:pPr>
-            <w:r>
-              <w:rPr>
-                <w:w w:val="75"/>
-                <w:sz w:val="20"/>
-                <w:szCs w:val="20"/>
+            <w:r>
+              <w:rPr>
+                <w:w w:val="75"/>
               </w:rPr>
               <w:t>INDIQUE</w:t>
             </w:r>
             <w:r>
               <w:rPr>
                 <w:spacing w:val="28"/>
-                <w:sz w:val="20"/>
-                <w:szCs w:val="20"/>
-              </w:rPr>
-              <w:t xml:space="preserve"> </w:t>
-            </w:r>
-            <w:r>
-              <w:rPr>
-                <w:w w:val="75"/>
-                <w:sz w:val="20"/>
-                <w:szCs w:val="20"/>
+              </w:rPr>
+              <w:t xml:space="preserve"> </w:t>
+            </w:r>
+            <w:r>
+              <w:rPr>
+                <w:w w:val="75"/>
               </w:rPr>
               <w:t>NÓMINA</w:t>
             </w:r>
             <w:r>
               <w:rPr>
                 <w:spacing w:val="28"/>
-                <w:sz w:val="20"/>
-                <w:szCs w:val="20"/>
-              </w:rPr>
-              <w:t xml:space="preserve"> </w:t>
-            </w:r>
-            <w:r>
-              <w:rPr>
-                <w:w w:val="75"/>
-                <w:sz w:val="20"/>
-                <w:szCs w:val="20"/>
+              </w:rPr>
+              <w:t xml:space="preserve"> </w:t>
+            </w:r>
+            <w:r>
+              <w:rPr>
+                <w:w w:val="75"/>
               </w:rPr>
               <w:t>DE</w:t>
             </w:r>
             <w:r>
               <w:rPr>
                 <w:spacing w:val="36"/>
-                <w:sz w:val="20"/>
-                <w:szCs w:val="20"/>
-              </w:rPr>
-              <w:t xml:space="preserve"> </w:t>
-            </w:r>
-            <w:r>
-              <w:rPr>
-                <w:w w:val="75"/>
-                <w:sz w:val="20"/>
-                <w:szCs w:val="20"/>
+              </w:rPr>
+              <w:t xml:space="preserve"> </w:t>
+            </w:r>
+            <w:r>
+              <w:rPr>
+                <w:w w:val="75"/>
               </w:rPr>
               <w:t>ELEMENTOS</w:t>
             </w:r>
             <w:r>
               <w:rPr>
                 <w:spacing w:val="32"/>
-                <w:sz w:val="20"/>
-                <w:szCs w:val="20"/>
-              </w:rPr>
-              <w:t xml:space="preserve"> </w:t>
-            </w:r>
-            <w:r>
-              <w:rPr>
-                <w:w w:val="75"/>
-                <w:sz w:val="20"/>
-                <w:szCs w:val="20"/>
+              </w:rPr>
+              <w:t xml:space="preserve"> </w:t>
+            </w:r>
+            <w:r>
+              <w:rPr>
+                <w:w w:val="75"/>
               </w:rPr>
               <w:t>DE</w:t>
             </w:r>
             <w:r>
               <w:rPr>
                 <w:spacing w:val="28"/>
-                <w:sz w:val="20"/>
-                <w:szCs w:val="20"/>
-              </w:rPr>
-              <w:t xml:space="preserve"> </w:t>
-            </w:r>
-            <w:r>
-              <w:rPr>
-                <w:w w:val="75"/>
-                <w:sz w:val="20"/>
-                <w:szCs w:val="20"/>
+              </w:rPr>
+              <w:t xml:space="preserve"> </w:t>
+            </w:r>
+            <w:r>
+              <w:rPr>
+                <w:w w:val="75"/>
               </w:rPr>
               <w:t>PROTECCIÓN</w:t>
             </w:r>
             <w:r>
               <w:rPr>
                 <w:spacing w:val="29"/>
-                <w:sz w:val="20"/>
-                <w:szCs w:val="20"/>
               </w:rPr>
               <w:t xml:space="preserve"> PERSONAL</w:t>
             </w:r>
@@ -6713,7 +6857,7 @@
               <wp:anchor distT="0" distB="0" distL="114300" distR="114300" simplePos="0" relativeHeight="251666432" behindDoc="0" locked="0" layoutInCell="1" allowOverlap="1">
                 <wp:simplePos x="0" y="0"/>
                 <wp:positionH relativeFrom="column">
-                  <wp:posOffset>-574267</wp:posOffset>
+                  <wp:posOffset>-436275</wp:posOffset>
                 </wp:positionH>
                 <wp:positionV relativeFrom="paragraph">
                   <wp:posOffset>100965</wp:posOffset>
@@ -6778,7 +6922,7 @@
           </mc:Choice>
           <mc:Fallback>
             <w:pict>
-              <v:rect w14:anchorId="73456DA3" id="Rectángulo 1" o:spid="_x0000_s1026" style="position:absolute;margin-left:-45.2pt;margin-top:7.95pt;width:41.9pt;height:300.2pt;z-index:251666432;visibility:visible;mso-wrap-style:square;mso-width-percent:0;mso-height-percent:0;mso-wrap-distance-left:9pt;mso-wrap-distance-top:0;mso-wrap-distance-right:9pt;mso-wrap-distance-bottom:0;mso-position-horizontal:absolute;mso-position-horizontal-relative:text;mso-position-vertical:absolute;mso-position-vertical-relative:text;mso-width-percent:0;mso-height-percent:0;mso-width-relative:margin;mso-height-relative:margin;v-text-anchor:middle" o:gfxdata="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" fillcolor="red" stroked="f" strokeweight="2pt"/>
+              <v:rect w14:anchorId="3201566C" id="Rectángulo 1" o:spid="_x0000_s1026" style="position:absolute;margin-left:-34.35pt;margin-top:7.95pt;width:41.9pt;height:300.2pt;z-index:251666432;visibility:visible;mso-wrap-style:square;mso-width-percent:0;mso-height-percent:0;mso-wrap-distance-left:9pt;mso-wrap-distance-top:0;mso-wrap-distance-right:9pt;mso-wrap-distance-bottom:0;mso-position-horizontal:absolute;mso-position-horizontal-relative:text;mso-position-vertical:absolute;mso-position-vertical-relative:text;mso-width-percent:0;mso-height-percent:0;mso-width-relative:margin;mso-height-relative:margin;v-text-anchor:middle" o:gfxdata="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" fillcolor="red" stroked="f" strokeweight="2pt"/>
             </w:pict>
           </mc:Fallback>
         </mc:AlternateContent>
@@ -7122,25 +7266,6 @@
         <w:t>día</w:t>
       </w:r>
       <w:r>
-        <w:t xml:space="preserve"> </w:t>
-      </w:r>
-      <w:proofErr w:type="gramStart"/>
-      <w:r>
-        <w:t xml:space="preserve">{{ </w:t>
-      </w:r>
-      <w:proofErr w:type="spellStart"/>
-      <w:r>
-        <w:t>fecha</w:t>
-      </w:r>
-      <w:proofErr w:type="gramEnd"/>
-      <w:r>
-        <w:t>_visita</w:t>
-      </w:r>
-      <w:proofErr w:type="spellEnd"/>
-      <w:r>
-        <w:t xml:space="preserve"> }}</w:t>
-      </w:r>
-      <w:r>
         <w:rPr>
           <w:spacing w:val="50"/>
         </w:rPr>
@@ -7162,8 +7287,13 @@
         </w:rPr>
         <w:t xml:space="preserve">Planta </w:t>
       </w:r>
+      <w:proofErr w:type="gramStart"/>
       <w:r>
-        <w:t>{{ cliente }}</w:t>
+        <w:t>{{ cliente</w:t>
+      </w:r>
+      <w:proofErr w:type="gramEnd"/>
+      <w:r>
+        <w:t xml:space="preserve"> }}</w:t>
       </w:r>
       <w:r>
         <w:rPr>
@@ -7177,9 +7307,6 @@
       </w:r>
       <w:r>
         <w:t xml:space="preserve">{{ </w:t>
-      </w:r>
-      <w:r>
-        <w:t xml:space="preserve">  </w:t>
       </w:r>
       <w:proofErr w:type="spellStart"/>
       <w:r>
@@ -7417,16 +7544,6 @@
                 <w:sz w:val="24"/>
               </w:rPr>
             </w:pPr>
-            <w:r>
-              <w:t xml:space="preserve">{{ </w:t>
-            </w:r>
-            <w:r>
-              <w:t>plaga</w:t>
-            </w:r>
-            <w:r>
-              <w:t xml:space="preserve"> }}</w:t>
-            </w:r>
-            <w:proofErr w:type="spellStart"/>
           </w:p>
           <w:p>
             <w:pPr>
@@ -7454,11 +7571,7 @@
             </w:pPr>
             <w:proofErr w:type="gramStart"/>
             <w:r>
-              <w:t>{</w:t>
-            </w:r>
-            <w:proofErr w:type="spellEnd"/>
-            <w:r>
-              <w:t xml:space="preserve">{ </w:t>
+              <w:t xml:space="preserve">{{ </w:t>
             </w:r>
             <w:proofErr w:type="spellStart"/>
             <w:r>
@@ -7720,13 +7833,6 @@
         <w:t>Atentamente,</w:t>
       </w:r>
     </w:p>
-    <w:p/>
-    <w:p/>
-    <w:p/>
-    <w:p/>
-    <w:p/>
-    <w:p/>
-    <w:p/>
     <w:p/>
     <w:p/>
     <w:p/>

--- a/plantilla_aviso.docx
+++ b/plantilla_aviso.docx
@@ -3137,13 +3137,6 @@
             <w:r>
               <w:rPr>
                 <w:b/>
-                <w:w w:val="75"/>
-              </w:rPr>
-              <w:t xml:space="preserve">estructuras </w:t>
-            </w:r>
-            <w:r>
-              <w:rPr>
-                <w:b/>
                 <w:spacing w:val="56"/>
               </w:rPr>
               <w:t>x</w:t>
@@ -3172,6 +3165,18 @@
             <w:r>
               <w:t xml:space="preserve"> }}</w:t>
             </w:r>
+            <w:r>
+              <w:t xml:space="preserve"> </w:t>
+            </w:r>
+            <w:proofErr w:type="spellStart"/>
+            <w:r>
+              <w:rPr>
+                <w:b/>
+                <w:bCs/>
+              </w:rPr>
+              <w:t>hrs</w:t>
+            </w:r>
+            <w:proofErr w:type="spellEnd"/>
           </w:p>
         </w:tc>
         <w:tc>
@@ -3345,7 +3350,7 @@
                 <w:sz w:val="16"/>
                 <w:szCs w:val="16"/>
               </w:rPr>
-              <w:t>CÁMARA</w:t>
+              <w:t>LOTE</w:t>
             </w:r>
           </w:p>
         </w:tc>
@@ -3356,7 +3361,7 @@
             <w:tcBorders>
               <w:top w:val="nil"/>
               <w:left w:val="nil"/>
-              <w:right w:val="single" w:sz="6" w:space="0" w:color="000000"/>
+              <w:right w:val="nil"/>
             </w:tcBorders>
           </w:tcPr>
           <w:p>
@@ -3411,10 +3416,12 @@
           <w:tcPr>
             <w:tcW w:w="276" w:type="dxa"/>
             <w:tcBorders>
-              <w:top w:val="single" w:sz="6" w:space="0" w:color="000000"/>
-              <w:left w:val="single" w:sz="6" w:space="0" w:color="000000"/>
+              <w:top w:val="nil"/>
+              <w:left w:val="nil"/>
+              <w:bottom w:val="nil"/>
               <w:right w:val="nil"/>
             </w:tcBorders>
+            <w:shd w:val="clear" w:color="auto" w:fill="FFFFFF" w:themeFill="background1"/>
           </w:tcPr>
           <w:p>
             <w:pPr>

--- a/plantilla_aviso.docx
+++ b/plantilla_aviso.docx
@@ -3173,6 +3173,8 @@
               <w:rPr>
                 <w:b/>
                 <w:bCs/>
+                <w:sz w:val="20"/>
+                <w:szCs w:val="20"/>
               </w:rPr>
               <w:t>hrs</w:t>
             </w:r>
@@ -4589,75 +4591,105 @@
             <w:gridSpan w:val="6"/>
           </w:tcPr>
           <w:p>
-            <w:r>
-              <w:rPr>
-                <w:w w:val="75"/>
+            <w:pPr>
+              <w:rPr>
+                <w:sz w:val="21"/>
+                <w:szCs w:val="21"/>
+              </w:rPr>
+            </w:pPr>
+            <w:r>
+              <w:rPr>
+                <w:w w:val="75"/>
+                <w:sz w:val="21"/>
+                <w:szCs w:val="21"/>
               </w:rPr>
               <w:t>INDIQUE</w:t>
             </w:r>
             <w:r>
               <w:rPr>
                 <w:spacing w:val="28"/>
-              </w:rPr>
-              <w:t xml:space="preserve"> </w:t>
-            </w:r>
-            <w:r>
-              <w:rPr>
-                <w:w w:val="75"/>
+                <w:sz w:val="21"/>
+                <w:szCs w:val="21"/>
+              </w:rPr>
+              <w:t xml:space="preserve"> </w:t>
+            </w:r>
+            <w:r>
+              <w:rPr>
+                <w:w w:val="75"/>
+                <w:sz w:val="21"/>
+                <w:szCs w:val="21"/>
               </w:rPr>
               <w:t>NÓMINA</w:t>
             </w:r>
             <w:r>
               <w:rPr>
                 <w:spacing w:val="28"/>
-              </w:rPr>
-              <w:t xml:space="preserve"> </w:t>
-            </w:r>
-            <w:r>
-              <w:rPr>
-                <w:w w:val="75"/>
+                <w:sz w:val="21"/>
+                <w:szCs w:val="21"/>
+              </w:rPr>
+              <w:t xml:space="preserve"> </w:t>
+            </w:r>
+            <w:r>
+              <w:rPr>
+                <w:w w:val="75"/>
+                <w:sz w:val="21"/>
+                <w:szCs w:val="21"/>
               </w:rPr>
               <w:t>DE</w:t>
             </w:r>
             <w:r>
               <w:rPr>
                 <w:spacing w:val="36"/>
-              </w:rPr>
-              <w:t xml:space="preserve"> </w:t>
-            </w:r>
-            <w:r>
-              <w:rPr>
-                <w:w w:val="75"/>
+                <w:sz w:val="21"/>
+                <w:szCs w:val="21"/>
+              </w:rPr>
+              <w:t xml:space="preserve"> </w:t>
+            </w:r>
+            <w:r>
+              <w:rPr>
+                <w:w w:val="75"/>
+                <w:sz w:val="21"/>
+                <w:szCs w:val="21"/>
               </w:rPr>
               <w:t>ELEMENTOS</w:t>
             </w:r>
             <w:r>
               <w:rPr>
                 <w:spacing w:val="32"/>
-              </w:rPr>
-              <w:t xml:space="preserve"> </w:t>
-            </w:r>
-            <w:r>
-              <w:rPr>
-                <w:w w:val="75"/>
+                <w:sz w:val="21"/>
+                <w:szCs w:val="21"/>
+              </w:rPr>
+              <w:t xml:space="preserve"> </w:t>
+            </w:r>
+            <w:r>
+              <w:rPr>
+                <w:w w:val="75"/>
+                <w:sz w:val="21"/>
+                <w:szCs w:val="21"/>
               </w:rPr>
               <w:t>DE</w:t>
             </w:r>
             <w:r>
               <w:rPr>
                 <w:spacing w:val="28"/>
-              </w:rPr>
-              <w:t xml:space="preserve"> </w:t>
-            </w:r>
-            <w:r>
-              <w:rPr>
-                <w:w w:val="75"/>
+                <w:sz w:val="21"/>
+                <w:szCs w:val="21"/>
+              </w:rPr>
+              <w:t xml:space="preserve"> </w:t>
+            </w:r>
+            <w:r>
+              <w:rPr>
+                <w:w w:val="75"/>
+                <w:sz w:val="21"/>
+                <w:szCs w:val="21"/>
               </w:rPr>
               <w:t>PROTECCIÓN</w:t>
             </w:r>
             <w:r>
               <w:rPr>
                 <w:spacing w:val="29"/>
+                <w:sz w:val="21"/>
+                <w:szCs w:val="21"/>
               </w:rPr>
               <w:t xml:space="preserve"> PERSONAL</w:t>
             </w:r>

--- a/plantilla_aviso.docx
+++ b/plantilla_aviso.docx
@@ -4095,6 +4095,8 @@
             <w:r>
               <w:rPr>
                 <w:w w:val="75"/>
+                <w:sz w:val="20"/>
+                <w:szCs w:val="20"/>
               </w:rPr>
               <w:t>FECHA</w:t>
             </w:r>
@@ -4102,12 +4104,16 @@
               <w:rPr>
                 <w:spacing w:val="33"/>
                 <w:w w:val="75"/>
-              </w:rPr>
-              <w:t xml:space="preserve"> </w:t>
-            </w:r>
-            <w:r>
-              <w:rPr>
-                <w:w w:val="75"/>
+                <w:sz w:val="20"/>
+                <w:szCs w:val="20"/>
+              </w:rPr>
+              <w:t xml:space="preserve"> </w:t>
+            </w:r>
+            <w:r>
+              <w:rPr>
+                <w:w w:val="75"/>
+                <w:sz w:val="20"/>
+                <w:szCs w:val="20"/>
               </w:rPr>
               <w:t>DE</w:t>
             </w:r>
@@ -4115,18 +4121,24 @@
               <w:rPr>
                 <w:spacing w:val="36"/>
                 <w:w w:val="75"/>
-              </w:rPr>
-              <w:t xml:space="preserve"> </w:t>
-            </w:r>
-            <w:r>
-              <w:rPr>
-                <w:w w:val="75"/>
+                <w:sz w:val="20"/>
+                <w:szCs w:val="20"/>
+              </w:rPr>
+              <w:t xml:space="preserve"> </w:t>
+            </w:r>
+            <w:r>
+              <w:rPr>
+                <w:w w:val="75"/>
+                <w:sz w:val="20"/>
+                <w:szCs w:val="20"/>
               </w:rPr>
               <w:t>LA APLICACIÓN</w:t>
             </w:r>
             <w:r>
               <w:rPr>
                 <w:w w:val="75"/>
+                <w:sz w:val="20"/>
+                <w:szCs w:val="20"/>
               </w:rPr>
               <w:t>:</w:t>
             </w:r>
@@ -6570,6 +6582,7 @@
                   <w:color w:val="000000" w:themeColor="text1"/>
                   <w:w w:val="85"/>
                   <w:sz w:val="20"/>
+                  <w:u w:val="none"/>
                 </w:rPr>
                 <w:t>ELECTRÓNICO:</w:t>
               </w:r>
@@ -6579,6 +6592,7 @@
                   <w:rFonts w:ascii="Arial MT" w:hAnsi="Arial MT"/>
                   <w:w w:val="85"/>
                   <w:sz w:val="20"/>
+                  <w:u w:val="none"/>
                 </w:rPr>
                 <w:t xml:space="preserve"> </w:t>
               </w:r>
@@ -6890,13 +6904,89 @@
           <w:noProof/>
         </w:rPr>
         <w:lastRenderedPageBreak/>
+        <w:drawing>
+          <wp:anchor distT="0" distB="0" distL="114300" distR="114300" simplePos="0" relativeHeight="251663360" behindDoc="0" locked="0" layoutInCell="1" allowOverlap="1" wp14:anchorId="7DA8A23C" wp14:editId="4964D6CD">
+            <wp:simplePos x="0" y="0"/>
+            <wp:positionH relativeFrom="margin">
+              <wp:posOffset>121649</wp:posOffset>
+            </wp:positionH>
+            <wp:positionV relativeFrom="paragraph">
+              <wp:posOffset>57785</wp:posOffset>
+            </wp:positionV>
+            <wp:extent cx="3023809" cy="764259"/>
+            <wp:effectExtent l="0" t="0" r="0" b="0"/>
+            <wp:wrapNone/>
+            <wp:docPr id="8" name="Imagen 8"/>
+            <wp:cNvGraphicFramePr>
+              <a:graphicFrameLocks xmlns:a="http://schemas.openxmlformats.org/drawingml/2006/main" noChangeAspect="1"/>
+            </wp:cNvGraphicFramePr>
+            <a:graphic xmlns:a="http://schemas.openxmlformats.org/drawingml/2006/main">
+              <a:graphicData uri="http://schemas.openxmlformats.org/drawingml/2006/picture">
+                <pic:pic xmlns:pic="http://schemas.openxmlformats.org/drawingml/2006/picture">
+                  <pic:nvPicPr>
+                    <pic:cNvPr id="8" name="Imagen 8"/>
+                    <pic:cNvPicPr>
+                      <a:picLocks noChangeAspect="1" noChangeArrowheads="1"/>
+                    </pic:cNvPicPr>
+                  </pic:nvPicPr>
+                  <pic:blipFill>
+                    <a:blip r:embed="rId6">
+                      <a:extLst>
+                        <a:ext uri="{BEBA8EAE-BF5A-486C-A8C5-ECC9F3942E4B}">
+                          <a14:imgProps xmlns:a14="http://schemas.microsoft.com/office/drawing/2010/main">
+                            <a14:imgLayer r:embed="rId7">
+                              <a14:imgEffect>
+                                <a14:brightnessContrast bright="20000" contrast="-40000"/>
+                              </a14:imgEffect>
+                            </a14:imgLayer>
+                          </a14:imgProps>
+                        </a:ext>
+                        <a:ext uri="{28A0092B-C50C-407E-A947-70E740481C1C}">
+                          <a14:useLocalDpi xmlns:a14="http://schemas.microsoft.com/office/drawing/2010/main" val="0"/>
+                        </a:ext>
+                      </a:extLst>
+                    </a:blip>
+                    <a:srcRect l="8565" t="19138" r="9344" b="46416"/>
+                    <a:stretch>
+                      <a:fillRect/>
+                    </a:stretch>
+                  </pic:blipFill>
+                  <pic:spPr>
+                    <a:xfrm>
+                      <a:off x="0" y="0"/>
+                      <a:ext cx="3023809" cy="764259"/>
+                    </a:xfrm>
+                    <a:prstGeom prst="rect">
+                      <a:avLst/>
+                    </a:prstGeom>
+                    <a:noFill/>
+                    <a:ln>
+                      <a:noFill/>
+                    </a:ln>
+                  </pic:spPr>
+                </pic:pic>
+              </a:graphicData>
+            </a:graphic>
+            <wp14:sizeRelH relativeFrom="margin">
+              <wp14:pctWidth>0</wp14:pctWidth>
+            </wp14:sizeRelH>
+            <wp14:sizeRelV relativeFrom="margin">
+              <wp14:pctHeight>0</wp14:pctHeight>
+            </wp14:sizeRelV>
+          </wp:anchor>
+        </w:drawing>
+      </w:r>
+      <w:r>
+        <w:rPr>
+          <w:noProof/>
+        </w:rPr>
         <mc:AlternateContent>
           <mc:Choice Requires="wps">
             <w:drawing>
               <wp:anchor distT="0" distB="0" distL="114300" distR="114300" simplePos="0" relativeHeight="251666432" behindDoc="0" locked="0" layoutInCell="1" allowOverlap="1">
                 <wp:simplePos x="0" y="0"/>
                 <wp:positionH relativeFrom="column">
-                  <wp:posOffset>-436275</wp:posOffset>
+                  <wp:posOffset>-573154</wp:posOffset>
                 </wp:positionH>
                 <wp:positionV relativeFrom="paragraph">
                   <wp:posOffset>100965</wp:posOffset>
@@ -6961,86 +7051,10 @@
           </mc:Choice>
           <mc:Fallback>
             <w:pict>
-              <v:rect w14:anchorId="3201566C" id="Rectángulo 1" o:spid="_x0000_s1026" style="position:absolute;margin-left:-34.35pt;margin-top:7.95pt;width:41.9pt;height:300.2pt;z-index:251666432;visibility:visible;mso-wrap-style:square;mso-width-percent:0;mso-height-percent:0;mso-wrap-distance-left:9pt;mso-wrap-distance-top:0;mso-wrap-distance-right:9pt;mso-wrap-distance-bottom:0;mso-position-horizontal:absolute;mso-position-horizontal-relative:text;mso-position-vertical:absolute;mso-position-vertical-relative:text;mso-width-percent:0;mso-height-percent:0;mso-width-relative:margin;mso-height-relative:margin;v-text-anchor:middle" o:gfxdata="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" fillcolor="red" stroked="f" strokeweight="2pt"/>
+              <v:rect w14:anchorId="4096EB2F" id="Rectángulo 1" o:spid="_x0000_s1026" style="position:absolute;margin-left:-45.15pt;margin-top:7.95pt;width:41.9pt;height:300.2pt;z-index:251666432;visibility:visible;mso-wrap-style:square;mso-width-percent:0;mso-height-percent:0;mso-wrap-distance-left:9pt;mso-wrap-distance-top:0;mso-wrap-distance-right:9pt;mso-wrap-distance-bottom:0;mso-position-horizontal:absolute;mso-position-horizontal-relative:text;mso-position-vertical:absolute;mso-position-vertical-relative:text;mso-width-percent:0;mso-height-percent:0;mso-width-relative:margin;mso-height-relative:margin;v-text-anchor:middle" o:gfxdata="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" fillcolor="red" stroked="f" strokeweight="2pt"/>
             </w:pict>
           </mc:Fallback>
         </mc:AlternateContent>
-      </w:r>
-      <w:r>
-        <w:rPr>
-          <w:noProof/>
-        </w:rPr>
-        <w:drawing>
-          <wp:anchor distT="0" distB="0" distL="114300" distR="114300" simplePos="0" relativeHeight="251663360" behindDoc="0" locked="0" layoutInCell="1" allowOverlap="1" wp14:anchorId="7DA8A23C" wp14:editId="4964D6CD">
-            <wp:simplePos x="0" y="0"/>
-            <wp:positionH relativeFrom="margin">
-              <wp:posOffset>376162</wp:posOffset>
-            </wp:positionH>
-            <wp:positionV relativeFrom="paragraph">
-              <wp:posOffset>58216</wp:posOffset>
-            </wp:positionV>
-            <wp:extent cx="3023809" cy="764259"/>
-            <wp:effectExtent l="0" t="0" r="0" b="0"/>
-            <wp:wrapNone/>
-            <wp:docPr id="8" name="Imagen 8"/>
-            <wp:cNvGraphicFramePr>
-              <a:graphicFrameLocks xmlns:a="http://schemas.openxmlformats.org/drawingml/2006/main" noChangeAspect="1"/>
-            </wp:cNvGraphicFramePr>
-            <a:graphic xmlns:a="http://schemas.openxmlformats.org/drawingml/2006/main">
-              <a:graphicData uri="http://schemas.openxmlformats.org/drawingml/2006/picture">
-                <pic:pic xmlns:pic="http://schemas.openxmlformats.org/drawingml/2006/picture">
-                  <pic:nvPicPr>
-                    <pic:cNvPr id="8" name="Imagen 8"/>
-                    <pic:cNvPicPr>
-                      <a:picLocks noChangeAspect="1" noChangeArrowheads="1"/>
-                    </pic:cNvPicPr>
-                  </pic:nvPicPr>
-                  <pic:blipFill>
-                    <a:blip r:embed="rId6">
-                      <a:extLst>
-                        <a:ext uri="{BEBA8EAE-BF5A-486C-A8C5-ECC9F3942E4B}">
-                          <a14:imgProps xmlns:a14="http://schemas.microsoft.com/office/drawing/2010/main">
-                            <a14:imgLayer r:embed="rId7">
-                              <a14:imgEffect>
-                                <a14:brightnessContrast bright="20000" contrast="-40000"/>
-                              </a14:imgEffect>
-                            </a14:imgLayer>
-                          </a14:imgProps>
-                        </a:ext>
-                        <a:ext uri="{28A0092B-C50C-407E-A947-70E740481C1C}">
-                          <a14:useLocalDpi xmlns:a14="http://schemas.microsoft.com/office/drawing/2010/main" val="0"/>
-                        </a:ext>
-                      </a:extLst>
-                    </a:blip>
-                    <a:srcRect l="8565" t="19138" r="9344" b="46416"/>
-                    <a:stretch>
-                      <a:fillRect/>
-                    </a:stretch>
-                  </pic:blipFill>
-                  <pic:spPr>
-                    <a:xfrm>
-                      <a:off x="0" y="0"/>
-                      <a:ext cx="3079776" cy="778405"/>
-                    </a:xfrm>
-                    <a:prstGeom prst="rect">
-                      <a:avLst/>
-                    </a:prstGeom>
-                    <a:noFill/>
-                    <a:ln>
-                      <a:noFill/>
-                    </a:ln>
-                  </pic:spPr>
-                </pic:pic>
-              </a:graphicData>
-            </a:graphic>
-            <wp14:sizeRelH relativeFrom="margin">
-              <wp14:pctWidth>0</wp14:pctWidth>
-            </wp14:sizeRelH>
-            <wp14:sizeRelV relativeFrom="margin">
-              <wp14:pctHeight>0</wp14:pctHeight>
-            </wp14:sizeRelV>
-          </wp:anchor>
-        </w:drawing>
       </w:r>
     </w:p>
     <w:p/>
@@ -7058,10 +7072,10 @@
               <wp:anchor distT="0" distB="0" distL="114300" distR="114300" simplePos="0" relativeHeight="251665408" behindDoc="1" locked="0" layoutInCell="1" allowOverlap="1" wp14:anchorId="41FA61FB" wp14:editId="3D8DB197">
                 <wp:simplePos x="0" y="0"/>
                 <wp:positionH relativeFrom="page">
-                  <wp:posOffset>890391</wp:posOffset>
+                  <wp:posOffset>518160</wp:posOffset>
                 </wp:positionH>
                 <wp:positionV relativeFrom="paragraph">
-                  <wp:posOffset>176530</wp:posOffset>
+                  <wp:posOffset>161290</wp:posOffset>
                 </wp:positionV>
                 <wp:extent cx="5648960" cy="18415"/>
                 <wp:effectExtent l="0" t="0" r="2540" b="0"/>
@@ -7120,7 +7134,7 @@
           </mc:Choice>
           <mc:Fallback>
             <w:pict>
-              <v:rect w14:anchorId="10801C80" id="Rectangle 10" o:spid="_x0000_s1026" style="position:absolute;margin-left:70.1pt;margin-top:13.9pt;width:444.8pt;height:1.45pt;z-index:-251651072;visibility:visible;mso-wrap-style:square;mso-width-percent:0;mso-height-percent:0;mso-wrap-distance-left:9pt;mso-wrap-distance-top:0;mso-wrap-distance-right:9pt;mso-wrap-distance-bottom:0;mso-position-horizontal:absolute;mso-position-horizontal-relative:page;mso-position-vertical:absolute;mso-position-vertical-relative:text;mso-width-percent:0;mso-height-percent:0;mso-width-relative:page;mso-height-relative:page;v-text-anchor:top" o:gfxdata="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" fillcolor="black" stroked="f">
+              <v:rect w14:anchorId="0DD51958" id="Rectangle 10" o:spid="_x0000_s1026" style="position:absolute;margin-left:40.8pt;margin-top:12.7pt;width:444.8pt;height:1.45pt;z-index:-251651072;visibility:visible;mso-wrap-style:square;mso-width-percent:0;mso-height-percent:0;mso-wrap-distance-left:9pt;mso-wrap-distance-top:0;mso-wrap-distance-right:9pt;mso-wrap-distance-bottom:0;mso-position-horizontal:absolute;mso-position-horizontal-relative:page;mso-position-vertical:absolute;mso-position-vertical-relative:text;mso-width-percent:0;mso-height-percent:0;mso-width-relative:page;mso-height-relative:page;v-text-anchor:top" o:gfxdata="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" fillcolor="black" stroked="f">
                 <v:path arrowok="t"/>
                 <w10:wrap type="topAndBottom" anchorx="page"/>
               </v:rect>
@@ -7170,7 +7184,7 @@
         </w:rPr>
       </w:pPr>
       <w:r>
-        <w:t xml:space="preserve">         </w:t>
+        <w:t xml:space="preserve"> </w:t>
       </w:r>
       <w:r>
         <w:t>Señores</w:t>
@@ -7184,7 +7198,7 @@
         </w:rPr>
       </w:pPr>
       <w:r>
-        <w:t xml:space="preserve">         </w:t>
+        <w:t xml:space="preserve"> </w:t>
       </w:r>
       <w:r>
         <w:t>SEREMI</w:t>
@@ -7207,7 +7221,7 @@
         </w:rPr>
       </w:pPr>
       <w:r>
-        <w:t xml:space="preserve">         </w:t>
+        <w:t xml:space="preserve"> </w:t>
       </w:r>
       <w:r>
         <w:t>Santiago Región Metropolitana.</w:t>
@@ -7244,9 +7258,6 @@
           <w:bCs/>
         </w:rPr>
       </w:pPr>
-      <w:r>
-        <w:t xml:space="preserve">        </w:t>
-      </w:r>
       <w:r>
         <w:t>En</w:t>
       </w:r>
@@ -7305,6 +7316,25 @@
         <w:t>día</w:t>
       </w:r>
       <w:r>
+        <w:t xml:space="preserve"> </w:t>
+      </w:r>
+      <w:proofErr w:type="gramStart"/>
+      <w:r>
+        <w:t xml:space="preserve">{{ </w:t>
+      </w:r>
+      <w:proofErr w:type="spellStart"/>
+      <w:r>
+        <w:t>visita</w:t>
+      </w:r>
+      <w:proofErr w:type="gramEnd"/>
+      <w:r>
+        <w:t>_previa</w:t>
+      </w:r>
+      <w:proofErr w:type="spellEnd"/>
+      <w:r>
+        <w:t xml:space="preserve"> }}</w:t>
+      </w:r>
+      <w:r>
         <w:rPr>
           <w:spacing w:val="50"/>
         </w:rPr>
@@ -7326,13 +7356,8 @@
         </w:rPr>
         <w:t xml:space="preserve">Planta </w:t>
       </w:r>
-      <w:proofErr w:type="gramStart"/>
       <w:r>
-        <w:t>{{ cliente</w:t>
-      </w:r>
-      <w:proofErr w:type="gramEnd"/>
-      <w:r>
-        <w:t xml:space="preserve"> }}</w:t>
+        <w:t>{{ cliente }}</w:t>
       </w:r>
       <w:r>
         <w:rPr>
@@ -7346,6 +7371,9 @@
       </w:r>
       <w:r>
         <w:t xml:space="preserve">{{ </w:t>
+      </w:r>
+      <w:r>
+        <w:t xml:space="preserve">  </w:t>
       </w:r>
       <w:proofErr w:type="spellStart"/>
       <w:r>
@@ -7583,6 +7611,19 @@
                 <w:sz w:val="24"/>
               </w:rPr>
             </w:pPr>
+            <w:proofErr w:type="gramStart"/>
+            <w:r>
+              <w:t xml:space="preserve">{{ </w:t>
+            </w:r>
+            <w:proofErr w:type="spellStart"/>
+            <w:r>
+              <w:t>plaga</w:t>
+            </w:r>
+            <w:proofErr w:type="gramEnd"/>
+            <w:r>
+              <w:t xml:space="preserve"> }}</w:t>
+            </w:r>
+            <w:proofErr w:type="spellEnd"/>
           </w:p>
           <w:p>
             <w:pPr>

--- a/plantilla_aviso.docx
+++ b/plantilla_aviso.docx
@@ -2251,8 +2251,8 @@
               <w:rPr>
                 <w:rFonts w:eastAsia="Times New Roman"/>
                 <w:color w:val="000000" w:themeColor="text1"/>
-                <w:sz w:val="20"/>
-                <w:szCs w:val="20"/>
+                <w:sz w:val="18"/>
+                <w:szCs w:val="18"/>
                 <w:lang w:val="es-CL"/>
               </w:rPr>
             </w:pPr>
@@ -2260,8 +2260,8 @@
               <w:rPr>
                 <w:color w:val="000000" w:themeColor="text1"/>
                 <w:w w:val="75"/>
-                <w:sz w:val="20"/>
-                <w:szCs w:val="20"/>
+                <w:sz w:val="18"/>
+                <w:szCs w:val="18"/>
               </w:rPr>
               <w:t>NOMBRE</w:t>
             </w:r>
@@ -2270,8 +2270,8 @@
                 <w:color w:val="000000" w:themeColor="text1"/>
                 <w:spacing w:val="39"/>
                 <w:w w:val="75"/>
-                <w:sz w:val="20"/>
-                <w:szCs w:val="20"/>
+                <w:sz w:val="18"/>
+                <w:szCs w:val="18"/>
               </w:rPr>
               <w:t xml:space="preserve"> </w:t>
             </w:r>
@@ -2279,8 +2279,8 @@
               <w:rPr>
                 <w:color w:val="000000" w:themeColor="text1"/>
                 <w:w w:val="75"/>
-                <w:sz w:val="20"/>
-                <w:szCs w:val="20"/>
+                <w:sz w:val="18"/>
+                <w:szCs w:val="18"/>
               </w:rPr>
               <w:t>DEL</w:t>
             </w:r>
@@ -2289,8 +2289,8 @@
                 <w:color w:val="000000" w:themeColor="text1"/>
                 <w:spacing w:val="39"/>
                 <w:w w:val="75"/>
-                <w:sz w:val="20"/>
-                <w:szCs w:val="20"/>
+                <w:sz w:val="18"/>
+                <w:szCs w:val="18"/>
               </w:rPr>
               <w:t xml:space="preserve"> </w:t>
             </w:r>
@@ -2298,8 +2298,8 @@
               <w:rPr>
                 <w:color w:val="000000" w:themeColor="text1"/>
                 <w:w w:val="75"/>
-                <w:sz w:val="20"/>
-                <w:szCs w:val="20"/>
+                <w:sz w:val="18"/>
+                <w:szCs w:val="18"/>
               </w:rPr>
               <w:t>CONTRATANTE:</w:t>
             </w:r>
@@ -2307,17 +2307,25 @@
               <w:rPr>
                 <w:color w:val="000000" w:themeColor="text1"/>
                 <w:spacing w:val="73"/>
-                <w:sz w:val="20"/>
-                <w:szCs w:val="20"/>
+                <w:sz w:val="18"/>
+                <w:szCs w:val="18"/>
               </w:rPr>
               <w:t xml:space="preserve"> </w:t>
             </w:r>
             <w:proofErr w:type="gramStart"/>
             <w:r>
+              <w:rPr>
+                <w:sz w:val="18"/>
+                <w:szCs w:val="18"/>
+              </w:rPr>
               <w:t>{{ cliente</w:t>
             </w:r>
             <w:proofErr w:type="gramEnd"/>
             <w:r>
+              <w:rPr>
+                <w:sz w:val="18"/>
+                <w:szCs w:val="18"/>
+              </w:rPr>
               <w:t xml:space="preserve"> }}</w:t>
             </w:r>
           </w:p>
@@ -2325,8 +2333,8 @@
             <w:pPr>
               <w:rPr>
                 <w:b/>
-                <w:sz w:val="20"/>
-                <w:szCs w:val="20"/>
+                <w:sz w:val="18"/>
+                <w:szCs w:val="18"/>
                 <w:lang w:val="es-CL"/>
               </w:rPr>
             </w:pPr>
@@ -2364,16 +2372,16 @@
             <w:pPr>
               <w:rPr>
                 <w:rFonts w:eastAsia="Times New Roman"/>
-                <w:sz w:val="20"/>
-                <w:szCs w:val="20"/>
+                <w:sz w:val="18"/>
+                <w:szCs w:val="18"/>
                 <w:lang w:val="es-CL"/>
               </w:rPr>
             </w:pPr>
             <w:r>
               <w:rPr>
                 <w:w w:val="80"/>
-                <w:sz w:val="20"/>
-                <w:szCs w:val="20"/>
+                <w:sz w:val="18"/>
+                <w:szCs w:val="18"/>
               </w:rPr>
               <w:t>DIRECCIÓN</w:t>
             </w:r>
@@ -2381,16 +2389,16 @@
               <w:rPr>
                 <w:spacing w:val="39"/>
                 <w:w w:val="80"/>
-                <w:sz w:val="20"/>
-                <w:szCs w:val="20"/>
+                <w:sz w:val="18"/>
+                <w:szCs w:val="18"/>
               </w:rPr>
               <w:t xml:space="preserve"> </w:t>
             </w:r>
             <w:r>
               <w:rPr>
                 <w:w w:val="80"/>
-                <w:sz w:val="20"/>
-                <w:szCs w:val="20"/>
+                <w:sz w:val="18"/>
+                <w:szCs w:val="18"/>
               </w:rPr>
               <w:t>CONTRATANTE</w:t>
             </w:r>
@@ -2398,30 +2406,42 @@
               <w:rPr>
                 <w:spacing w:val="16"/>
                 <w:w w:val="80"/>
-                <w:sz w:val="20"/>
-                <w:szCs w:val="20"/>
+                <w:sz w:val="18"/>
+                <w:szCs w:val="18"/>
               </w:rPr>
               <w:t xml:space="preserve">: </w:t>
             </w:r>
             <w:proofErr w:type="gramStart"/>
             <w:r>
+              <w:rPr>
+                <w:sz w:val="18"/>
+                <w:szCs w:val="18"/>
+              </w:rPr>
               <w:t xml:space="preserve">{{ </w:t>
             </w:r>
             <w:proofErr w:type="spellStart"/>
             <w:r>
+              <w:rPr>
+                <w:sz w:val="18"/>
+                <w:szCs w:val="18"/>
+              </w:rPr>
               <w:t>direccion</w:t>
             </w:r>
             <w:proofErr w:type="spellEnd"/>
             <w:proofErr w:type="gramEnd"/>
             <w:r>
+              <w:rPr>
+                <w:sz w:val="18"/>
+                <w:szCs w:val="18"/>
+              </w:rPr>
               <w:t xml:space="preserve"> }}</w:t>
             </w:r>
           </w:p>
           <w:p>
             <w:pPr>
               <w:rPr>
-                <w:sz w:val="20"/>
-                <w:szCs w:val="20"/>
+                <w:sz w:val="18"/>
+                <w:szCs w:val="18"/>
               </w:rPr>
             </w:pPr>
           </w:p>
@@ -2458,16 +2478,16 @@
             <w:pPr>
               <w:rPr>
                 <w:rFonts w:eastAsia="Times New Roman"/>
-                <w:sz w:val="20"/>
-                <w:szCs w:val="20"/>
+                <w:sz w:val="18"/>
+                <w:szCs w:val="18"/>
                 <w:lang w:val="es-CL"/>
               </w:rPr>
             </w:pPr>
             <w:r>
               <w:rPr>
                 <w:w w:val="85"/>
-                <w:sz w:val="20"/>
-                <w:szCs w:val="20"/>
+                <w:sz w:val="18"/>
+                <w:szCs w:val="18"/>
               </w:rPr>
               <w:t>RUN</w:t>
             </w:r>
@@ -2475,16 +2495,16 @@
               <w:rPr>
                 <w:spacing w:val="19"/>
                 <w:w w:val="85"/>
-                <w:sz w:val="20"/>
-                <w:szCs w:val="20"/>
+                <w:sz w:val="18"/>
+                <w:szCs w:val="18"/>
               </w:rPr>
               <w:t xml:space="preserve"> </w:t>
             </w:r>
             <w:r>
               <w:rPr>
                 <w:w w:val="85"/>
-                <w:sz w:val="20"/>
-                <w:szCs w:val="20"/>
+                <w:sz w:val="18"/>
+                <w:szCs w:val="18"/>
               </w:rPr>
               <w:t>CONTRATANTE</w:t>
             </w:r>
@@ -2492,8 +2512,8 @@
               <w:rPr>
                 <w:b/>
                 <w:w w:val="85"/>
-                <w:sz w:val="20"/>
-                <w:szCs w:val="20"/>
+                <w:sz w:val="18"/>
+                <w:szCs w:val="18"/>
               </w:rPr>
               <w:t>:</w:t>
             </w:r>
@@ -2502,33 +2522,49 @@
                 <w:b/>
                 <w:spacing w:val="15"/>
                 <w:w w:val="85"/>
-                <w:sz w:val="20"/>
-                <w:szCs w:val="20"/>
+                <w:sz w:val="18"/>
+                <w:szCs w:val="18"/>
               </w:rPr>
               <w:t xml:space="preserve"> </w:t>
             </w:r>
             <w:proofErr w:type="gramStart"/>
             <w:r>
+              <w:rPr>
+                <w:sz w:val="18"/>
+                <w:szCs w:val="18"/>
+              </w:rPr>
               <w:t xml:space="preserve">{{ </w:t>
             </w:r>
             <w:proofErr w:type="spellStart"/>
             <w:r>
+              <w:rPr>
+                <w:sz w:val="18"/>
+                <w:szCs w:val="18"/>
+              </w:rPr>
               <w:t>rut</w:t>
             </w:r>
             <w:proofErr w:type="gramEnd"/>
             <w:r>
+              <w:rPr>
+                <w:sz w:val="18"/>
+                <w:szCs w:val="18"/>
+              </w:rPr>
               <w:t>_cliente</w:t>
             </w:r>
             <w:proofErr w:type="spellEnd"/>
             <w:r>
+              <w:rPr>
+                <w:sz w:val="18"/>
+                <w:szCs w:val="18"/>
+              </w:rPr>
               <w:t xml:space="preserve"> }}</w:t>
             </w:r>
           </w:p>
           <w:p>
             <w:pPr>
               <w:rPr>
-                <w:sz w:val="20"/>
-                <w:szCs w:val="20"/>
+                <w:sz w:val="18"/>
+                <w:szCs w:val="18"/>
               </w:rPr>
             </w:pPr>
           </w:p>
@@ -2542,16 +2578,16 @@
             <w:pPr>
               <w:rPr>
                 <w:rFonts w:eastAsia="Times New Roman"/>
-                <w:sz w:val="20"/>
-                <w:szCs w:val="20"/>
+                <w:sz w:val="18"/>
+                <w:szCs w:val="18"/>
                 <w:lang w:val="es-CL"/>
               </w:rPr>
             </w:pPr>
             <w:r>
               <w:rPr>
                 <w:w w:val="85"/>
-                <w:sz w:val="20"/>
-                <w:szCs w:val="20"/>
+                <w:sz w:val="18"/>
+                <w:szCs w:val="18"/>
               </w:rPr>
               <w:t>TELÉFONO</w:t>
             </w:r>
@@ -2559,16 +2595,16 @@
               <w:rPr>
                 <w:spacing w:val="14"/>
                 <w:w w:val="85"/>
-                <w:sz w:val="20"/>
-                <w:szCs w:val="20"/>
+                <w:sz w:val="18"/>
+                <w:szCs w:val="18"/>
               </w:rPr>
               <w:t xml:space="preserve"> </w:t>
             </w:r>
             <w:r>
               <w:rPr>
                 <w:w w:val="85"/>
-                <w:sz w:val="20"/>
-                <w:szCs w:val="20"/>
+                <w:sz w:val="18"/>
+                <w:szCs w:val="18"/>
               </w:rPr>
               <w:t>CONTACTO:</w:t>
             </w:r>
@@ -2576,25 +2612,41 @@
               <w:rPr>
                 <w:b/>
                 <w:w w:val="85"/>
-                <w:sz w:val="20"/>
-                <w:szCs w:val="20"/>
+                <w:sz w:val="18"/>
+                <w:szCs w:val="18"/>
               </w:rPr>
               <w:t xml:space="preserve"> </w:t>
             </w:r>
             <w:proofErr w:type="gramStart"/>
             <w:r>
+              <w:rPr>
+                <w:sz w:val="18"/>
+                <w:szCs w:val="18"/>
+              </w:rPr>
               <w:t xml:space="preserve">{{ </w:t>
             </w:r>
             <w:proofErr w:type="spellStart"/>
             <w:r>
+              <w:rPr>
+                <w:sz w:val="18"/>
+                <w:szCs w:val="18"/>
+              </w:rPr>
               <w:t>tel</w:t>
             </w:r>
             <w:proofErr w:type="gramEnd"/>
             <w:r>
+              <w:rPr>
+                <w:sz w:val="18"/>
+                <w:szCs w:val="18"/>
+              </w:rPr>
               <w:t>_cliente</w:t>
             </w:r>
             <w:proofErr w:type="spellEnd"/>
             <w:r>
+              <w:rPr>
+                <w:sz w:val="18"/>
+                <w:szCs w:val="18"/>
+              </w:rPr>
               <w:t xml:space="preserve"> }}</w:t>
             </w:r>
           </w:p>
@@ -2602,8 +2654,8 @@
             <w:pPr>
               <w:rPr>
                 <w:b/>
-                <w:sz w:val="20"/>
-                <w:szCs w:val="20"/>
+                <w:sz w:val="18"/>
+                <w:szCs w:val="18"/>
               </w:rPr>
             </w:pPr>
           </w:p>
@@ -2642,13 +2694,15 @@
               <w:spacing w:before="66"/>
               <w:rPr>
                 <w:b/>
-                <w:sz w:val="20"/>
+                <w:sz w:val="18"/>
+                <w:szCs w:val="18"/>
               </w:rPr>
             </w:pPr>
             <w:r>
               <w:rPr>
                 <w:w w:val="80"/>
-                <w:sz w:val="20"/>
+                <w:sz w:val="18"/>
+                <w:szCs w:val="18"/>
               </w:rPr>
               <w:t>DIRECCIÓN</w:t>
             </w:r>
@@ -2656,14 +2710,16 @@
               <w:rPr>
                 <w:spacing w:val="21"/>
                 <w:w w:val="80"/>
-                <w:sz w:val="20"/>
+                <w:sz w:val="18"/>
+                <w:szCs w:val="18"/>
               </w:rPr>
               <w:t xml:space="preserve"> </w:t>
             </w:r>
             <w:r>
               <w:rPr>
                 <w:w w:val="80"/>
-                <w:sz w:val="20"/>
+                <w:sz w:val="18"/>
+                <w:szCs w:val="18"/>
               </w:rPr>
               <w:t>LUGAR</w:t>
             </w:r>
@@ -2671,14 +2727,16 @@
               <w:rPr>
                 <w:spacing w:val="22"/>
                 <w:w w:val="80"/>
-                <w:sz w:val="20"/>
+                <w:sz w:val="18"/>
+                <w:szCs w:val="18"/>
               </w:rPr>
               <w:t xml:space="preserve"> </w:t>
             </w:r>
             <w:r>
               <w:rPr>
                 <w:w w:val="80"/>
-                <w:sz w:val="20"/>
+                <w:sz w:val="18"/>
+                <w:szCs w:val="18"/>
               </w:rPr>
               <w:t>DEL</w:t>
             </w:r>
@@ -2686,35 +2744,50 @@
               <w:rPr>
                 <w:spacing w:val="24"/>
                 <w:w w:val="80"/>
-                <w:sz w:val="20"/>
+                <w:sz w:val="18"/>
+                <w:szCs w:val="18"/>
               </w:rPr>
               <w:t xml:space="preserve"> </w:t>
             </w:r>
             <w:r>
               <w:rPr>
                 <w:w w:val="80"/>
-                <w:sz w:val="20"/>
+                <w:sz w:val="18"/>
+                <w:szCs w:val="18"/>
               </w:rPr>
               <w:t>TRATAMIENTO</w:t>
             </w:r>
             <w:r>
               <w:rPr>
                 <w:w w:val="80"/>
-                <w:sz w:val="20"/>
+                <w:sz w:val="18"/>
+                <w:szCs w:val="18"/>
               </w:rPr>
               <w:t xml:space="preserve">: </w:t>
             </w:r>
             <w:proofErr w:type="gramStart"/>
             <w:r>
+              <w:rPr>
+                <w:sz w:val="18"/>
+                <w:szCs w:val="18"/>
+              </w:rPr>
               <w:t xml:space="preserve">{{ </w:t>
             </w:r>
             <w:proofErr w:type="spellStart"/>
             <w:r>
+              <w:rPr>
+                <w:sz w:val="18"/>
+                <w:szCs w:val="18"/>
+              </w:rPr>
               <w:t>direccion</w:t>
             </w:r>
             <w:proofErr w:type="spellEnd"/>
             <w:proofErr w:type="gramEnd"/>
             <w:r>
+              <w:rPr>
+                <w:sz w:val="18"/>
+                <w:szCs w:val="18"/>
+              </w:rPr>
               <w:t xml:space="preserve"> }}</w:t>
             </w:r>
           </w:p>
@@ -2755,13 +2828,15 @@
               <w:spacing w:before="64"/>
               <w:rPr>
                 <w:b/>
-                <w:sz w:val="20"/>
+                <w:sz w:val="18"/>
+                <w:szCs w:val="18"/>
               </w:rPr>
             </w:pPr>
             <w:r>
               <w:rPr>
                 <w:w w:val="85"/>
-                <w:sz w:val="20"/>
+                <w:sz w:val="18"/>
+                <w:szCs w:val="18"/>
               </w:rPr>
               <w:t>REGIÓN:</w:t>
             </w:r>
@@ -2769,7 +2844,8 @@
               <w:rPr>
                 <w:spacing w:val="23"/>
                 <w:w w:val="85"/>
-                <w:sz w:val="20"/>
+                <w:sz w:val="18"/>
+                <w:szCs w:val="18"/>
               </w:rPr>
               <w:t xml:space="preserve"> </w:t>
             </w:r>
@@ -2777,7 +2853,8 @@
               <w:rPr>
                 <w:b/>
                 <w:w w:val="85"/>
-                <w:sz w:val="20"/>
+                <w:sz w:val="18"/>
+                <w:szCs w:val="18"/>
               </w:rPr>
               <w:t>Metropolitana</w:t>
             </w:r>
@@ -2799,13 +2876,15 @@
               <w:ind w:left="562"/>
               <w:rPr>
                 <w:b/>
-                <w:sz w:val="20"/>
+                <w:sz w:val="18"/>
+                <w:szCs w:val="18"/>
               </w:rPr>
             </w:pPr>
             <w:r>
               <w:rPr>
                 <w:w w:val="85"/>
-                <w:sz w:val="20"/>
+                <w:sz w:val="18"/>
+                <w:szCs w:val="18"/>
               </w:rPr>
               <w:t>COMUNA:</w:t>
             </w:r>
@@ -2813,16 +2892,25 @@
               <w:rPr>
                 <w:spacing w:val="16"/>
                 <w:w w:val="85"/>
-                <w:sz w:val="20"/>
+                <w:sz w:val="18"/>
+                <w:szCs w:val="18"/>
               </w:rPr>
               <w:t xml:space="preserve"> </w:t>
             </w:r>
             <w:proofErr w:type="gramStart"/>
             <w:r>
+              <w:rPr>
+                <w:sz w:val="18"/>
+                <w:szCs w:val="18"/>
+              </w:rPr>
               <w:t>{{ comuna</w:t>
             </w:r>
             <w:proofErr w:type="gramEnd"/>
             <w:r>
+              <w:rPr>
+                <w:sz w:val="18"/>
+                <w:szCs w:val="18"/>
+              </w:rPr>
               <w:t xml:space="preserve"> }}</w:t>
             </w:r>
           </w:p>
@@ -2840,7 +2928,8 @@
               <w:pStyle w:val="TableParagraph"/>
               <w:ind w:left="0"/>
               <w:rPr>
-                <w:sz w:val="16"/>
+                <w:sz w:val="18"/>
+                <w:szCs w:val="18"/>
               </w:rPr>
             </w:pPr>
           </w:p>
@@ -2857,7 +2946,8 @@
               <w:pStyle w:val="TableParagraph"/>
               <w:ind w:left="0"/>
               <w:rPr>
-                <w:sz w:val="16"/>
+                <w:sz w:val="18"/>
+                <w:szCs w:val="18"/>
               </w:rPr>
             </w:pPr>
           </w:p>
@@ -2896,13 +2986,15 @@
               <w:spacing w:before="64"/>
               <w:rPr>
                 <w:b/>
-                <w:sz w:val="20"/>
-              </w:rPr>
-            </w:pPr>
-            <w:r>
-              <w:rPr>
-                <w:w w:val="75"/>
-                <w:sz w:val="20"/>
+                <w:sz w:val="18"/>
+                <w:szCs w:val="18"/>
+              </w:rPr>
+            </w:pPr>
+            <w:r>
+              <w:rPr>
+                <w:w w:val="75"/>
+                <w:sz w:val="18"/>
+                <w:szCs w:val="18"/>
               </w:rPr>
               <w:t>DIAGNÓSTICO</w:t>
             </w:r>
@@ -2910,14 +3002,16 @@
               <w:rPr>
                 <w:spacing w:val="41"/>
                 <w:w w:val="75"/>
-                <w:sz w:val="20"/>
-              </w:rPr>
-              <w:t xml:space="preserve"> </w:t>
-            </w:r>
-            <w:r>
-              <w:rPr>
-                <w:w w:val="75"/>
-                <w:sz w:val="20"/>
+                <w:sz w:val="18"/>
+                <w:szCs w:val="18"/>
+              </w:rPr>
+              <w:t xml:space="preserve"> </w:t>
+            </w:r>
+            <w:r>
+              <w:rPr>
+                <w:w w:val="75"/>
+                <w:sz w:val="18"/>
+                <w:szCs w:val="18"/>
               </w:rPr>
               <w:t>Y</w:t>
             </w:r>
@@ -2925,14 +3019,16 @@
               <w:rPr>
                 <w:spacing w:val="38"/>
                 <w:w w:val="75"/>
-                <w:sz w:val="20"/>
-              </w:rPr>
-              <w:t xml:space="preserve"> </w:t>
-            </w:r>
-            <w:r>
-              <w:rPr>
-                <w:w w:val="75"/>
-                <w:sz w:val="20"/>
+                <w:sz w:val="18"/>
+                <w:szCs w:val="18"/>
+              </w:rPr>
+              <w:t xml:space="preserve"> </w:t>
+            </w:r>
+            <w:r>
+              <w:rPr>
+                <w:w w:val="75"/>
+                <w:sz w:val="18"/>
+                <w:szCs w:val="18"/>
               </w:rPr>
               <w:t>PLAGA A</w:t>
             </w:r>
@@ -2940,14 +3036,16 @@
               <w:rPr>
                 <w:spacing w:val="34"/>
                 <w:w w:val="75"/>
-                <w:sz w:val="20"/>
-              </w:rPr>
-              <w:t xml:space="preserve"> </w:t>
-            </w:r>
-            <w:r>
-              <w:rPr>
-                <w:w w:val="75"/>
-                <w:sz w:val="20"/>
+                <w:sz w:val="18"/>
+                <w:szCs w:val="18"/>
+              </w:rPr>
+              <w:t xml:space="preserve"> </w:t>
+            </w:r>
+            <w:r>
+              <w:rPr>
+                <w:w w:val="75"/>
+                <w:sz w:val="18"/>
+                <w:szCs w:val="18"/>
               </w:rPr>
               <w:t>CONTROLAR</w:t>
             </w:r>
@@ -2955,7 +3053,8 @@
               <w:rPr>
                 <w:b/>
                 <w:w w:val="75"/>
-                <w:sz w:val="20"/>
+                <w:sz w:val="18"/>
+                <w:szCs w:val="18"/>
               </w:rPr>
               <w:t>:</w:t>
             </w:r>
@@ -2964,15 +3063,17 @@
                 <w:b/>
                 <w:spacing w:val="17"/>
                 <w:w w:val="75"/>
-                <w:sz w:val="20"/>
-              </w:rPr>
-              <w:t xml:space="preserve"> </w:t>
-            </w:r>
-            <w:r>
-              <w:rPr>
-                <w:b/>
-                <w:w w:val="75"/>
-                <w:sz w:val="20"/>
+                <w:sz w:val="18"/>
+                <w:szCs w:val="18"/>
+              </w:rPr>
+              <w:t xml:space="preserve"> </w:t>
+            </w:r>
+            <w:r>
+              <w:rPr>
+                <w:b/>
+                <w:w w:val="75"/>
+                <w:sz w:val="18"/>
+                <w:szCs w:val="18"/>
               </w:rPr>
               <w:t>Diagnostico</w:t>
             </w:r>
@@ -2981,15 +3082,17 @@
                 <w:b/>
                 <w:spacing w:val="17"/>
                 <w:w w:val="75"/>
-                <w:sz w:val="20"/>
-              </w:rPr>
-              <w:t xml:space="preserve"> </w:t>
-            </w:r>
-            <w:r>
-              <w:rPr>
-                <w:b/>
-                <w:w w:val="75"/>
-                <w:sz w:val="20"/>
+                <w:sz w:val="18"/>
+                <w:szCs w:val="18"/>
+              </w:rPr>
+              <w:t xml:space="preserve"> </w:t>
+            </w:r>
+            <w:r>
+              <w:rPr>
+                <w:b/>
+                <w:w w:val="75"/>
+                <w:sz w:val="18"/>
+                <w:szCs w:val="18"/>
               </w:rPr>
               <w:t>adjunto,</w:t>
             </w:r>
@@ -2997,14 +3100,15 @@
               <w:rPr>
                 <w:b/>
                 <w:spacing w:val="34"/>
-                <w:sz w:val="20"/>
-              </w:rPr>
-              <w:t xml:space="preserve"> </w:t>
-            </w:r>
-            <w:r>
-              <w:rPr>
-                <w:sz w:val="20"/>
-                <w:szCs w:val="20"/>
+                <w:sz w:val="18"/>
+                <w:szCs w:val="18"/>
+              </w:rPr>
+              <w:t xml:space="preserve"> </w:t>
+            </w:r>
+            <w:r>
+              <w:rPr>
+                <w:sz w:val="18"/>
+                <w:szCs w:val="18"/>
               </w:rPr>
               <w:t>Fumigación</w:t>
             </w:r>
@@ -3013,24 +3117,41 @@
                 <w:b/>
                 <w:spacing w:val="20"/>
                 <w:w w:val="75"/>
-                <w:sz w:val="20"/>
+                <w:sz w:val="18"/>
+                <w:szCs w:val="18"/>
               </w:rPr>
               <w:t xml:space="preserve"> </w:t>
             </w:r>
             <w:proofErr w:type="gramStart"/>
             <w:r>
+              <w:rPr>
+                <w:sz w:val="18"/>
+                <w:szCs w:val="18"/>
+              </w:rPr>
               <w:t xml:space="preserve">{{ </w:t>
             </w:r>
             <w:proofErr w:type="spellStart"/>
             <w:r>
+              <w:rPr>
+                <w:sz w:val="18"/>
+                <w:szCs w:val="18"/>
+              </w:rPr>
               <w:t>tipo</w:t>
             </w:r>
             <w:proofErr w:type="gramEnd"/>
             <w:r>
+              <w:rPr>
+                <w:sz w:val="18"/>
+                <w:szCs w:val="18"/>
+              </w:rPr>
               <w:t>_fum</w:t>
             </w:r>
             <w:proofErr w:type="spellEnd"/>
             <w:r>
+              <w:rPr>
+                <w:sz w:val="18"/>
+                <w:szCs w:val="18"/>
+              </w:rPr>
               <w:t xml:space="preserve"> }}</w:t>
             </w:r>
           </w:p>
@@ -3071,11 +3192,15 @@
             <w:pPr>
               <w:rPr>
                 <w:b/>
-              </w:rPr>
-            </w:pPr>
-            <w:r>
-              <w:rPr>
-                <w:w w:val="75"/>
+                <w:sz w:val="18"/>
+                <w:szCs w:val="18"/>
+              </w:rPr>
+            </w:pPr>
+            <w:r>
+              <w:rPr>
+                <w:w w:val="75"/>
+                <w:sz w:val="18"/>
+                <w:szCs w:val="18"/>
               </w:rPr>
               <w:t>MODALIDAD</w:t>
             </w:r>
@@ -3083,12 +3208,16 @@
               <w:rPr>
                 <w:spacing w:val="36"/>
                 <w:w w:val="75"/>
-              </w:rPr>
-              <w:t xml:space="preserve"> </w:t>
-            </w:r>
-            <w:r>
-              <w:rPr>
-                <w:w w:val="75"/>
+                <w:sz w:val="18"/>
+                <w:szCs w:val="18"/>
+              </w:rPr>
+              <w:t xml:space="preserve"> </w:t>
+            </w:r>
+            <w:r>
+              <w:rPr>
+                <w:w w:val="75"/>
+                <w:sz w:val="18"/>
+                <w:szCs w:val="18"/>
               </w:rPr>
               <w:t>DEL</w:t>
             </w:r>
@@ -3096,12 +3225,16 @@
               <w:rPr>
                 <w:spacing w:val="35"/>
                 <w:w w:val="75"/>
-              </w:rPr>
-              <w:t xml:space="preserve"> </w:t>
-            </w:r>
-            <w:r>
-              <w:rPr>
-                <w:w w:val="75"/>
+                <w:sz w:val="18"/>
+                <w:szCs w:val="18"/>
+              </w:rPr>
+              <w:t xml:space="preserve"> </w:t>
+            </w:r>
+            <w:r>
+              <w:rPr>
+                <w:w w:val="75"/>
+                <w:sz w:val="18"/>
+                <w:szCs w:val="18"/>
               </w:rPr>
               <w:t>TRATAMIENTO</w:t>
             </w:r>
@@ -3109,6 +3242,8 @@
               <w:rPr>
                 <w:spacing w:val="17"/>
                 <w:w w:val="75"/>
+                <w:sz w:val="18"/>
+                <w:szCs w:val="18"/>
               </w:rPr>
               <w:t>:</w:t>
             </w:r>
@@ -3116,13 +3251,17 @@
               <w:rPr>
                 <w:spacing w:val="16"/>
                 <w:w w:val="75"/>
-              </w:rPr>
-              <w:t xml:space="preserve"> </w:t>
-            </w:r>
-            <w:r>
-              <w:rPr>
-                <w:b/>
-                <w:w w:val="75"/>
+                <w:sz w:val="18"/>
+                <w:szCs w:val="18"/>
+              </w:rPr>
+              <w:t xml:space="preserve"> </w:t>
+            </w:r>
+            <w:r>
+              <w:rPr>
+                <w:b/>
+                <w:w w:val="75"/>
+                <w:sz w:val="18"/>
+                <w:szCs w:val="18"/>
               </w:rPr>
               <w:t>Fumigación</w:t>
             </w:r>
@@ -3131,6 +3270,8 @@
                 <w:b/>
                 <w:spacing w:val="17"/>
                 <w:w w:val="75"/>
+                <w:sz w:val="18"/>
+                <w:szCs w:val="18"/>
               </w:rPr>
               <w:t xml:space="preserve"> </w:t>
             </w:r>
@@ -3138,6 +3279,8 @@
               <w:rPr>
                 <w:b/>
                 <w:spacing w:val="56"/>
+                <w:sz w:val="18"/>
+                <w:szCs w:val="18"/>
               </w:rPr>
               <w:t>x</w:t>
             </w:r>
@@ -3146,26 +3289,48 @@
                 <w:b/>
                 <w:spacing w:val="16"/>
                 <w:w w:val="75"/>
+                <w:sz w:val="18"/>
+                <w:szCs w:val="18"/>
               </w:rPr>
               <w:t xml:space="preserve"> </w:t>
             </w:r>
             <w:proofErr w:type="gramStart"/>
             <w:r>
+              <w:rPr>
+                <w:sz w:val="18"/>
+                <w:szCs w:val="18"/>
+              </w:rPr>
               <w:t xml:space="preserve">{{ </w:t>
             </w:r>
             <w:proofErr w:type="spellStart"/>
             <w:r>
+              <w:rPr>
+                <w:sz w:val="18"/>
+                <w:szCs w:val="18"/>
+              </w:rPr>
               <w:t>horas</w:t>
             </w:r>
             <w:proofErr w:type="gramEnd"/>
             <w:r>
+              <w:rPr>
+                <w:sz w:val="18"/>
+                <w:szCs w:val="18"/>
+              </w:rPr>
               <w:t>_exp</w:t>
             </w:r>
             <w:proofErr w:type="spellEnd"/>
             <w:r>
+              <w:rPr>
+                <w:sz w:val="18"/>
+                <w:szCs w:val="18"/>
+              </w:rPr>
               <w:t xml:space="preserve"> }}</w:t>
             </w:r>
             <w:r>
+              <w:rPr>
+                <w:sz w:val="18"/>
+                <w:szCs w:val="18"/>
+              </w:rPr>
               <w:t xml:space="preserve"> </w:t>
             </w:r>
             <w:proofErr w:type="spellStart"/>
@@ -3173,8 +3338,8 @@
               <w:rPr>
                 <w:b/>
                 <w:bCs/>
-                <w:sz w:val="20"/>
-                <w:szCs w:val="20"/>
+                <w:sz w:val="16"/>
+                <w:szCs w:val="16"/>
               </w:rPr>
               <w:t>hrs</w:t>
             </w:r>
@@ -3189,21 +3354,30 @@
               <w:left w:val="nil"/>
             </w:tcBorders>
           </w:tcPr>
-          <w:p/>
+          <w:p>
+            <w:pPr>
+              <w:rPr>
+                <w:sz w:val="18"/>
+                <w:szCs w:val="18"/>
+              </w:rPr>
+            </w:pPr>
+          </w:p>
           <w:p>
             <w:pPr>
               <w:rPr>
                 <w:color w:val="FF0000"/>
                 <w:spacing w:val="27"/>
                 <w:w w:val="90"/>
-                <w:sz w:val="20"/>
+                <w:sz w:val="18"/>
+                <w:szCs w:val="18"/>
               </w:rPr>
             </w:pPr>
             <w:r>
               <w:rPr>
                 <w:spacing w:val="27"/>
                 <w:w w:val="90"/>
-                <w:sz w:val="20"/>
+                <w:sz w:val="18"/>
+                <w:szCs w:val="18"/>
               </w:rPr>
               <w:t xml:space="preserve"> </w:t>
             </w:r>
@@ -3212,7 +3386,8 @@
                 <w:color w:val="FF0000"/>
                 <w:spacing w:val="27"/>
                 <w:w w:val="90"/>
-                <w:sz w:val="20"/>
+                <w:sz w:val="18"/>
+                <w:szCs w:val="18"/>
               </w:rPr>
               <w:t xml:space="preserve">   </w:t>
             </w:r>
@@ -3220,38 +3395,39 @@
           <w:p>
             <w:pPr>
               <w:rPr>
-                <w:sz w:val="20"/>
+                <w:sz w:val="18"/>
+                <w:szCs w:val="18"/>
               </w:rPr>
             </w:pPr>
             <w:proofErr w:type="gramStart"/>
             <w:r>
               <w:rPr>
-                <w:sz w:val="16"/>
-                <w:szCs w:val="16"/>
+                <w:sz w:val="18"/>
+                <w:szCs w:val="18"/>
               </w:rPr>
               <w:t xml:space="preserve">{{ </w:t>
             </w:r>
             <w:proofErr w:type="spellStart"/>
             <w:r>
               <w:rPr>
-                <w:sz w:val="16"/>
-                <w:szCs w:val="16"/>
+                <w:sz w:val="18"/>
+                <w:szCs w:val="18"/>
               </w:rPr>
               <w:t>check</w:t>
             </w:r>
             <w:proofErr w:type="gramEnd"/>
             <w:r>
               <w:rPr>
-                <w:sz w:val="16"/>
-                <w:szCs w:val="16"/>
+                <w:sz w:val="18"/>
+                <w:szCs w:val="18"/>
               </w:rPr>
               <w:t>_estructura</w:t>
             </w:r>
             <w:proofErr w:type="spellEnd"/>
             <w:r>
               <w:rPr>
-                <w:sz w:val="16"/>
-                <w:szCs w:val="16"/>
+                <w:sz w:val="18"/>
+                <w:szCs w:val="18"/>
               </w:rPr>
               <w:t xml:space="preserve"> }}</w:t>
             </w:r>
@@ -3260,15 +3436,16 @@
                 <w:color w:val="FF0000"/>
                 <w:spacing w:val="27"/>
                 <w:w w:val="90"/>
-                <w:sz w:val="20"/>
+                <w:sz w:val="18"/>
+                <w:szCs w:val="18"/>
               </w:rPr>
               <w:t xml:space="preserve"> </w:t>
             </w:r>
             <w:r>
               <w:rPr>
                 <w:w w:val="90"/>
-                <w:sz w:val="16"/>
-                <w:szCs w:val="16"/>
+                <w:sz w:val="18"/>
+                <w:szCs w:val="18"/>
               </w:rPr>
               <w:t>ESTRUCTURA</w:t>
             </w:r>
@@ -3277,7 +3454,8 @@
                 <w:color w:val="FF0000"/>
                 <w:spacing w:val="27"/>
                 <w:w w:val="90"/>
-                <w:sz w:val="20"/>
+                <w:sz w:val="18"/>
+                <w:szCs w:val="18"/>
               </w:rPr>
               <w:t xml:space="preserve">           </w:t>
             </w:r>
@@ -3315,42 +3493,48 @@
             </w:tcBorders>
           </w:tcPr>
           <w:p>
+            <w:pPr>
+              <w:rPr>
+                <w:sz w:val="18"/>
+                <w:szCs w:val="18"/>
+              </w:rPr>
+            </w:pPr>
             <w:proofErr w:type="gramStart"/>
             <w:r>
               <w:rPr>
-                <w:sz w:val="20"/>
-                <w:szCs w:val="20"/>
+                <w:sz w:val="18"/>
+                <w:szCs w:val="18"/>
               </w:rPr>
               <w:t xml:space="preserve">{{ </w:t>
             </w:r>
             <w:proofErr w:type="spellStart"/>
             <w:r>
               <w:rPr>
-                <w:sz w:val="20"/>
-                <w:szCs w:val="20"/>
+                <w:sz w:val="18"/>
+                <w:szCs w:val="18"/>
               </w:rPr>
               <w:t>check</w:t>
             </w:r>
             <w:proofErr w:type="gramEnd"/>
             <w:r>
               <w:rPr>
-                <w:sz w:val="20"/>
-                <w:szCs w:val="20"/>
+                <w:sz w:val="18"/>
+                <w:szCs w:val="18"/>
               </w:rPr>
               <w:t>_carpa</w:t>
             </w:r>
             <w:proofErr w:type="spellEnd"/>
             <w:r>
               <w:rPr>
-                <w:sz w:val="20"/>
-                <w:szCs w:val="20"/>
+                <w:sz w:val="18"/>
+                <w:szCs w:val="18"/>
               </w:rPr>
               <w:t xml:space="preserve"> }}</w:t>
             </w:r>
             <w:r>
               <w:rPr>
-                <w:sz w:val="16"/>
-                <w:szCs w:val="16"/>
+                <w:sz w:val="18"/>
+                <w:szCs w:val="18"/>
               </w:rPr>
               <w:t>LOTE</w:t>
             </w:r>
@@ -3369,46 +3553,46 @@
           <w:p>
             <w:pPr>
               <w:rPr>
-                <w:sz w:val="20"/>
-                <w:szCs w:val="20"/>
+                <w:sz w:val="18"/>
+                <w:szCs w:val="18"/>
               </w:rPr>
             </w:pPr>
             <w:proofErr w:type="gramStart"/>
             <w:r>
               <w:rPr>
-                <w:sz w:val="16"/>
-                <w:szCs w:val="16"/>
+                <w:sz w:val="18"/>
+                <w:szCs w:val="18"/>
               </w:rPr>
               <w:t xml:space="preserve">{{ </w:t>
             </w:r>
             <w:proofErr w:type="spellStart"/>
             <w:r>
               <w:rPr>
-                <w:sz w:val="16"/>
-                <w:szCs w:val="16"/>
+                <w:sz w:val="18"/>
+                <w:szCs w:val="18"/>
               </w:rPr>
               <w:t>check</w:t>
             </w:r>
             <w:proofErr w:type="gramEnd"/>
             <w:r>
               <w:rPr>
-                <w:sz w:val="16"/>
-                <w:szCs w:val="16"/>
+                <w:sz w:val="18"/>
+                <w:szCs w:val="18"/>
               </w:rPr>
               <w:t>_contenedor</w:t>
             </w:r>
             <w:proofErr w:type="spellEnd"/>
             <w:r>
               <w:rPr>
-                <w:sz w:val="20"/>
-                <w:szCs w:val="20"/>
+                <w:sz w:val="18"/>
+                <w:szCs w:val="18"/>
               </w:rPr>
               <w:t xml:space="preserve">}} </w:t>
             </w:r>
             <w:r>
               <w:rPr>
-                <w:sz w:val="16"/>
-                <w:szCs w:val="16"/>
+                <w:sz w:val="18"/>
+                <w:szCs w:val="18"/>
               </w:rPr>
               <w:t>CONTENEDOR</w:t>
             </w:r>
@@ -3428,7 +3612,8 @@
           <w:p>
             <w:pPr>
               <w:rPr>
-                <w:sz w:val="16"/>
+                <w:sz w:val="18"/>
+                <w:szCs w:val="18"/>
               </w:rPr>
             </w:pPr>
           </w:p>
@@ -3445,8 +3630,8 @@
           <w:p>
             <w:pPr>
               <w:rPr>
-                <w:sz w:val="2"/>
-                <w:szCs w:val="2"/>
+                <w:sz w:val="18"/>
+                <w:szCs w:val="18"/>
               </w:rPr>
             </w:pPr>
           </w:p>
@@ -3484,13 +3669,15 @@
               <w:pStyle w:val="TableParagraph"/>
               <w:spacing w:line="226" w:lineRule="exact"/>
               <w:rPr>
-                <w:sz w:val="20"/>
-              </w:rPr>
-            </w:pPr>
-            <w:r>
-              <w:rPr>
-                <w:w w:val="75"/>
-                <w:sz w:val="20"/>
+                <w:sz w:val="18"/>
+                <w:szCs w:val="18"/>
+              </w:rPr>
+            </w:pPr>
+            <w:r>
+              <w:rPr>
+                <w:w w:val="75"/>
+                <w:sz w:val="18"/>
+                <w:szCs w:val="18"/>
               </w:rPr>
               <w:t>NOMBRE</w:t>
             </w:r>
@@ -3498,14 +3685,16 @@
               <w:rPr>
                 <w:spacing w:val="38"/>
                 <w:w w:val="75"/>
-                <w:sz w:val="20"/>
-              </w:rPr>
-              <w:t xml:space="preserve"> </w:t>
-            </w:r>
-            <w:r>
-              <w:rPr>
-                <w:w w:val="75"/>
-                <w:sz w:val="20"/>
+                <w:sz w:val="18"/>
+                <w:szCs w:val="18"/>
+              </w:rPr>
+              <w:t xml:space="preserve"> </w:t>
+            </w:r>
+            <w:r>
+              <w:rPr>
+                <w:w w:val="75"/>
+                <w:sz w:val="18"/>
+                <w:szCs w:val="18"/>
               </w:rPr>
               <w:t>COMERCIAL</w:t>
             </w:r>
@@ -3513,28 +3702,32 @@
               <w:rPr>
                 <w:spacing w:val="38"/>
                 <w:w w:val="75"/>
-                <w:sz w:val="20"/>
-              </w:rPr>
-              <w:t xml:space="preserve"> </w:t>
-            </w:r>
-            <w:r>
-              <w:rPr>
-                <w:w w:val="75"/>
-                <w:sz w:val="20"/>
+                <w:sz w:val="18"/>
+                <w:szCs w:val="18"/>
+              </w:rPr>
+              <w:t xml:space="preserve"> </w:t>
+            </w:r>
+            <w:r>
+              <w:rPr>
+                <w:w w:val="75"/>
+                <w:sz w:val="18"/>
+                <w:szCs w:val="18"/>
               </w:rPr>
               <w:t>DEL</w:t>
             </w:r>
             <w:r>
               <w:rPr>
                 <w:spacing w:val="28"/>
-                <w:sz w:val="20"/>
-              </w:rPr>
-              <w:t xml:space="preserve"> </w:t>
-            </w:r>
-            <w:r>
-              <w:rPr>
-                <w:w w:val="75"/>
-                <w:sz w:val="20"/>
+                <w:sz w:val="18"/>
+                <w:szCs w:val="18"/>
+              </w:rPr>
+              <w:t xml:space="preserve"> </w:t>
+            </w:r>
+            <w:r>
+              <w:rPr>
+                <w:w w:val="75"/>
+                <w:sz w:val="18"/>
+                <w:szCs w:val="18"/>
               </w:rPr>
               <w:t>PRODUCTO O</w:t>
             </w:r>
@@ -3542,28 +3735,32 @@
               <w:rPr>
                 <w:spacing w:val="36"/>
                 <w:w w:val="75"/>
-                <w:sz w:val="20"/>
-              </w:rPr>
-              <w:t xml:space="preserve"> </w:t>
-            </w:r>
-            <w:r>
-              <w:rPr>
-                <w:w w:val="75"/>
-                <w:sz w:val="20"/>
+                <w:sz w:val="18"/>
+                <w:szCs w:val="18"/>
+              </w:rPr>
+              <w:t xml:space="preserve"> </w:t>
+            </w:r>
+            <w:r>
+              <w:rPr>
+                <w:w w:val="75"/>
+                <w:sz w:val="18"/>
+                <w:szCs w:val="18"/>
               </w:rPr>
               <w:t>MEZCLAS</w:t>
             </w:r>
             <w:r>
               <w:rPr>
                 <w:spacing w:val="101"/>
-                <w:sz w:val="20"/>
-              </w:rPr>
-              <w:t xml:space="preserve"> </w:t>
-            </w:r>
-            <w:r>
-              <w:rPr>
-                <w:w w:val="75"/>
-                <w:sz w:val="20"/>
+                <w:sz w:val="18"/>
+                <w:szCs w:val="18"/>
+              </w:rPr>
+              <w:t xml:space="preserve"> </w:t>
+            </w:r>
+            <w:r>
+              <w:rPr>
+                <w:w w:val="75"/>
+                <w:sz w:val="18"/>
+                <w:szCs w:val="18"/>
               </w:rPr>
               <w:t>Y</w:t>
             </w:r>
@@ -3571,56 +3768,64 @@
               <w:rPr>
                 <w:spacing w:val="34"/>
                 <w:w w:val="75"/>
-                <w:sz w:val="20"/>
-              </w:rPr>
-              <w:t xml:space="preserve"> </w:t>
-            </w:r>
-            <w:r>
-              <w:rPr>
-                <w:w w:val="75"/>
-                <w:sz w:val="20"/>
+                <w:sz w:val="18"/>
+                <w:szCs w:val="18"/>
+              </w:rPr>
+              <w:t xml:space="preserve"> </w:t>
+            </w:r>
+            <w:r>
+              <w:rPr>
+                <w:w w:val="75"/>
+                <w:sz w:val="18"/>
+                <w:szCs w:val="18"/>
               </w:rPr>
               <w:t>CANTIDAD</w:t>
             </w:r>
             <w:r>
               <w:rPr>
                 <w:spacing w:val="28"/>
-                <w:sz w:val="20"/>
-              </w:rPr>
-              <w:t xml:space="preserve"> </w:t>
-            </w:r>
-            <w:r>
-              <w:rPr>
-                <w:w w:val="75"/>
-                <w:sz w:val="20"/>
+                <w:sz w:val="18"/>
+                <w:szCs w:val="18"/>
+              </w:rPr>
+              <w:t xml:space="preserve"> </w:t>
+            </w:r>
+            <w:r>
+              <w:rPr>
+                <w:w w:val="75"/>
+                <w:sz w:val="18"/>
+                <w:szCs w:val="18"/>
               </w:rPr>
               <w:t>APLICADA</w:t>
             </w:r>
             <w:r>
               <w:rPr>
                 <w:spacing w:val="102"/>
-                <w:sz w:val="20"/>
-              </w:rPr>
-              <w:t xml:space="preserve"> </w:t>
-            </w:r>
-            <w:r>
-              <w:rPr>
-                <w:w w:val="75"/>
-                <w:sz w:val="20"/>
+                <w:sz w:val="18"/>
+                <w:szCs w:val="18"/>
+              </w:rPr>
+              <w:t xml:space="preserve"> </w:t>
+            </w:r>
+            <w:r>
+              <w:rPr>
+                <w:w w:val="75"/>
+                <w:sz w:val="18"/>
+                <w:szCs w:val="18"/>
               </w:rPr>
               <w:t>POR</w:t>
             </w:r>
             <w:r>
               <w:rPr>
                 <w:spacing w:val="28"/>
-                <w:sz w:val="20"/>
-              </w:rPr>
-              <w:t xml:space="preserve"> </w:t>
-            </w:r>
-            <w:r>
-              <w:rPr>
-                <w:w w:val="75"/>
-                <w:sz w:val="20"/>
+                <w:sz w:val="18"/>
+                <w:szCs w:val="18"/>
+              </w:rPr>
+              <w:t xml:space="preserve"> </w:t>
+            </w:r>
+            <w:r>
+              <w:rPr>
+                <w:w w:val="75"/>
+                <w:sz w:val="18"/>
+                <w:szCs w:val="18"/>
               </w:rPr>
               <w:t>UNIDAD:</w:t>
             </w:r>
@@ -3634,7 +3839,8 @@
                 <w:b/>
                 <w:spacing w:val="1"/>
                 <w:w w:val="75"/>
-                <w:sz w:val="20"/>
+                <w:sz w:val="18"/>
+                <w:szCs w:val="18"/>
               </w:rPr>
             </w:pPr>
             <w:proofErr w:type="spellStart"/>
@@ -3642,7 +3848,8 @@
               <w:rPr>
                 <w:b/>
                 <w:w w:val="75"/>
-                <w:sz w:val="20"/>
+                <w:sz w:val="18"/>
+                <w:szCs w:val="18"/>
               </w:rPr>
               <w:t>Phostoxin</w:t>
             </w:r>
@@ -3651,7 +3858,8 @@
               <w:rPr>
                 <w:b/>
                 <w:w w:val="75"/>
-                <w:sz w:val="20"/>
+                <w:sz w:val="18"/>
+                <w:szCs w:val="18"/>
               </w:rPr>
               <w:t xml:space="preserve"> (Fosfuro</w:t>
             </w:r>
@@ -3660,15 +3868,17 @@
                 <w:b/>
                 <w:spacing w:val="1"/>
                 <w:w w:val="75"/>
-                <w:sz w:val="20"/>
-              </w:rPr>
-              <w:t xml:space="preserve"> </w:t>
-            </w:r>
-            <w:r>
-              <w:rPr>
-                <w:b/>
-                <w:w w:val="75"/>
-                <w:sz w:val="20"/>
+                <w:sz w:val="18"/>
+                <w:szCs w:val="18"/>
+              </w:rPr>
+              <w:t xml:space="preserve"> </w:t>
+            </w:r>
+            <w:r>
+              <w:rPr>
+                <w:b/>
+                <w:w w:val="75"/>
+                <w:sz w:val="18"/>
+                <w:szCs w:val="18"/>
               </w:rPr>
               <w:t>de</w:t>
             </w:r>
@@ -3676,15 +3886,17 @@
               <w:rPr>
                 <w:b/>
                 <w:spacing w:val="27"/>
-                <w:sz w:val="20"/>
-              </w:rPr>
-              <w:t xml:space="preserve"> </w:t>
-            </w:r>
-            <w:r>
-              <w:rPr>
-                <w:b/>
-                <w:w w:val="75"/>
-                <w:sz w:val="20"/>
+                <w:sz w:val="18"/>
+                <w:szCs w:val="18"/>
+              </w:rPr>
+              <w:t xml:space="preserve"> </w:t>
+            </w:r>
+            <w:r>
+              <w:rPr>
+                <w:b/>
+                <w:w w:val="75"/>
+                <w:sz w:val="18"/>
+                <w:szCs w:val="18"/>
               </w:rPr>
               <w:t>Aluminio</w:t>
             </w:r>
@@ -3692,15 +3904,17 @@
               <w:rPr>
                 <w:b/>
                 <w:spacing w:val="28"/>
-                <w:sz w:val="20"/>
-              </w:rPr>
-              <w:t xml:space="preserve"> </w:t>
-            </w:r>
-            <w:r>
-              <w:rPr>
-                <w:b/>
-                <w:w w:val="75"/>
-                <w:sz w:val="20"/>
+                <w:sz w:val="18"/>
+                <w:szCs w:val="18"/>
+              </w:rPr>
+              <w:t xml:space="preserve"> </w:t>
+            </w:r>
+            <w:r>
+              <w:rPr>
+                <w:b/>
+                <w:w w:val="75"/>
+                <w:sz w:val="18"/>
+                <w:szCs w:val="18"/>
               </w:rPr>
               <w:t>56%) generadoras</w:t>
             </w:r>
@@ -3708,15 +3922,17 @@
               <w:rPr>
                 <w:b/>
                 <w:spacing w:val="28"/>
-                <w:sz w:val="20"/>
-              </w:rPr>
-              <w:t xml:space="preserve"> </w:t>
-            </w:r>
-            <w:r>
-              <w:rPr>
-                <w:b/>
-                <w:w w:val="75"/>
-                <w:sz w:val="20"/>
+                <w:sz w:val="18"/>
+                <w:szCs w:val="18"/>
+              </w:rPr>
+              <w:t xml:space="preserve"> </w:t>
+            </w:r>
+            <w:r>
+              <w:rPr>
+                <w:b/>
+                <w:w w:val="75"/>
+                <w:sz w:val="18"/>
+                <w:szCs w:val="18"/>
               </w:rPr>
               <w:t>de</w:t>
             </w:r>
@@ -3724,15 +3940,17 @@
               <w:rPr>
                 <w:b/>
                 <w:spacing w:val="28"/>
-                <w:sz w:val="20"/>
-              </w:rPr>
-              <w:t xml:space="preserve"> </w:t>
-            </w:r>
-            <w:r>
-              <w:rPr>
-                <w:b/>
-                <w:w w:val="75"/>
-                <w:sz w:val="20"/>
+                <w:sz w:val="18"/>
+                <w:szCs w:val="18"/>
+              </w:rPr>
+              <w:t xml:space="preserve"> </w:t>
+            </w:r>
+            <w:r>
+              <w:rPr>
+                <w:b/>
+                <w:w w:val="75"/>
+                <w:sz w:val="18"/>
+                <w:szCs w:val="18"/>
               </w:rPr>
               <w:t>fosfina</w:t>
             </w:r>
@@ -3741,7 +3959,8 @@
                 <w:b/>
                 <w:spacing w:val="1"/>
                 <w:w w:val="75"/>
-                <w:sz w:val="20"/>
+                <w:sz w:val="18"/>
+                <w:szCs w:val="18"/>
               </w:rPr>
               <w:t xml:space="preserve"> </w:t>
             </w:r>
@@ -3753,127 +3972,10 @@
               <w:ind w:right="4346"/>
               <w:rPr>
                 <w:b/>
-                <w:sz w:val="20"/>
-              </w:rPr>
-            </w:pPr>
-            <w:r>
-              <w:rPr>
-                <w:b/>
-                <w:spacing w:val="1"/>
-                <w:w w:val="75"/>
-                <w:sz w:val="20"/>
-              </w:rPr>
-              <w:t xml:space="preserve">Mini </w:t>
-            </w:r>
-            <w:proofErr w:type="spellStart"/>
-            <w:r>
-              <w:rPr>
-                <w:b/>
-                <w:spacing w:val="1"/>
-                <w:w w:val="75"/>
-                <w:sz w:val="20"/>
-              </w:rPr>
-              <w:t>Rope</w:t>
-            </w:r>
-            <w:proofErr w:type="spellEnd"/>
-            <w:r>
-              <w:rPr>
-                <w:b/>
-                <w:spacing w:val="1"/>
-                <w:w w:val="75"/>
-                <w:sz w:val="20"/>
-              </w:rPr>
-              <w:t xml:space="preserve"> </w:t>
-            </w:r>
-            <w:r>
-              <w:rPr>
-                <w:b/>
-                <w:w w:val="75"/>
-                <w:sz w:val="20"/>
-              </w:rPr>
-              <w:t>(Fosfuro</w:t>
-            </w:r>
-            <w:r>
-              <w:rPr>
-                <w:b/>
-                <w:spacing w:val="1"/>
-                <w:w w:val="75"/>
-                <w:sz w:val="20"/>
-              </w:rPr>
-              <w:t xml:space="preserve"> </w:t>
-            </w:r>
-            <w:r>
-              <w:rPr>
-                <w:b/>
-                <w:w w:val="75"/>
-                <w:sz w:val="20"/>
-              </w:rPr>
-              <w:t>de</w:t>
-            </w:r>
-            <w:r>
-              <w:rPr>
-                <w:b/>
-                <w:spacing w:val="27"/>
-                <w:sz w:val="20"/>
-              </w:rPr>
-              <w:t xml:space="preserve"> </w:t>
-            </w:r>
-            <w:r>
-              <w:rPr>
-                <w:b/>
-                <w:w w:val="75"/>
-                <w:sz w:val="20"/>
-              </w:rPr>
-              <w:t>Aluminio</w:t>
-            </w:r>
-            <w:r>
-              <w:rPr>
-                <w:b/>
-                <w:spacing w:val="28"/>
-                <w:sz w:val="20"/>
-              </w:rPr>
-              <w:t xml:space="preserve"> </w:t>
-            </w:r>
-            <w:r>
-              <w:rPr>
-                <w:b/>
-                <w:w w:val="75"/>
-                <w:sz w:val="20"/>
-              </w:rPr>
-              <w:t>56%) generadoras</w:t>
-            </w:r>
-            <w:r>
-              <w:rPr>
-                <w:b/>
-                <w:spacing w:val="28"/>
-                <w:sz w:val="20"/>
-              </w:rPr>
-              <w:t xml:space="preserve"> </w:t>
-            </w:r>
-            <w:r>
-              <w:rPr>
-                <w:b/>
-                <w:w w:val="75"/>
-                <w:sz w:val="20"/>
-              </w:rPr>
-              <w:t>de</w:t>
-            </w:r>
-            <w:r>
-              <w:rPr>
-                <w:b/>
-                <w:spacing w:val="28"/>
-                <w:sz w:val="20"/>
-              </w:rPr>
-              <w:t xml:space="preserve"> </w:t>
-            </w:r>
-            <w:r>
-              <w:rPr>
-                <w:b/>
-                <w:w w:val="75"/>
-                <w:sz w:val="20"/>
-              </w:rPr>
-              <w:t>fosfina</w:t>
-            </w:r>
+                <w:sz w:val="18"/>
+                <w:szCs w:val="18"/>
+              </w:rPr>
+            </w:pPr>
           </w:p>
         </w:tc>
       </w:tr>
@@ -3910,13 +4012,15 @@
               <w:spacing w:line="225" w:lineRule="exact"/>
               <w:rPr>
                 <w:b/>
-                <w:sz w:val="20"/>
-              </w:rPr>
-            </w:pPr>
-            <w:r>
-              <w:rPr>
-                <w:w w:val="75"/>
-                <w:sz w:val="20"/>
+                <w:sz w:val="18"/>
+                <w:szCs w:val="18"/>
+              </w:rPr>
+            </w:pPr>
+            <w:r>
+              <w:rPr>
+                <w:w w:val="75"/>
+                <w:sz w:val="18"/>
+                <w:szCs w:val="18"/>
               </w:rPr>
               <w:t>DOSIS</w:t>
             </w:r>
@@ -3924,14 +4028,16 @@
               <w:rPr>
                 <w:spacing w:val="22"/>
                 <w:w w:val="75"/>
-                <w:sz w:val="20"/>
-              </w:rPr>
-              <w:t xml:space="preserve"> </w:t>
-            </w:r>
-            <w:r>
-              <w:rPr>
-                <w:w w:val="75"/>
-                <w:sz w:val="20"/>
+                <w:sz w:val="18"/>
+                <w:szCs w:val="18"/>
+              </w:rPr>
+              <w:t xml:space="preserve"> </w:t>
+            </w:r>
+            <w:r>
+              <w:rPr>
+                <w:w w:val="75"/>
+                <w:sz w:val="18"/>
+                <w:szCs w:val="18"/>
               </w:rPr>
               <w:t>(</w:t>
             </w:r>
@@ -3939,7 +4045,8 @@
               <w:rPr>
                 <w:spacing w:val="23"/>
                 <w:w w:val="75"/>
-                <w:sz w:val="20"/>
+                <w:sz w:val="18"/>
+                <w:szCs w:val="18"/>
               </w:rPr>
               <w:t>cantidad</w:t>
             </w:r>
@@ -3947,14 +4054,16 @@
               <w:rPr>
                 <w:spacing w:val="22"/>
                 <w:w w:val="75"/>
-                <w:sz w:val="20"/>
-              </w:rPr>
-              <w:t xml:space="preserve"> </w:t>
-            </w:r>
-            <w:r>
-              <w:rPr>
-                <w:w w:val="75"/>
-                <w:sz w:val="20"/>
+                <w:sz w:val="18"/>
+                <w:szCs w:val="18"/>
+              </w:rPr>
+              <w:t xml:space="preserve"> </w:t>
+            </w:r>
+            <w:r>
+              <w:rPr>
+                <w:w w:val="75"/>
+                <w:sz w:val="18"/>
+                <w:szCs w:val="18"/>
               </w:rPr>
               <w:t>por</w:t>
             </w:r>
@@ -3962,14 +4071,16 @@
               <w:rPr>
                 <w:spacing w:val="24"/>
                 <w:w w:val="75"/>
-                <w:sz w:val="20"/>
-              </w:rPr>
-              <w:t xml:space="preserve"> </w:t>
-            </w:r>
-            <w:r>
-              <w:rPr>
-                <w:w w:val="75"/>
-                <w:sz w:val="20"/>
+                <w:sz w:val="18"/>
+                <w:szCs w:val="18"/>
+              </w:rPr>
+              <w:t xml:space="preserve"> </w:t>
+            </w:r>
+            <w:r>
+              <w:rPr>
+                <w:w w:val="75"/>
+                <w:sz w:val="18"/>
+                <w:szCs w:val="18"/>
               </w:rPr>
               <w:t>unidad</w:t>
             </w:r>
@@ -3977,14 +4088,16 @@
               <w:rPr>
                 <w:spacing w:val="22"/>
                 <w:w w:val="75"/>
-                <w:sz w:val="20"/>
-              </w:rPr>
-              <w:t xml:space="preserve"> </w:t>
-            </w:r>
-            <w:r>
-              <w:rPr>
-                <w:w w:val="75"/>
-                <w:sz w:val="20"/>
+                <w:sz w:val="18"/>
+                <w:szCs w:val="18"/>
+              </w:rPr>
+              <w:t xml:space="preserve"> </w:t>
+            </w:r>
+            <w:r>
+              <w:rPr>
+                <w:w w:val="75"/>
+                <w:sz w:val="18"/>
+                <w:szCs w:val="18"/>
               </w:rPr>
               <w:t>de</w:t>
             </w:r>
@@ -3992,14 +4105,16 @@
               <w:rPr>
                 <w:spacing w:val="26"/>
                 <w:w w:val="75"/>
-                <w:sz w:val="20"/>
-              </w:rPr>
-              <w:t xml:space="preserve"> </w:t>
-            </w:r>
-            <w:r>
-              <w:rPr>
-                <w:w w:val="75"/>
-                <w:sz w:val="20"/>
+                <w:sz w:val="18"/>
+                <w:szCs w:val="18"/>
+              </w:rPr>
+              <w:t xml:space="preserve"> </w:t>
+            </w:r>
+            <w:r>
+              <w:rPr>
+                <w:w w:val="75"/>
+                <w:sz w:val="18"/>
+                <w:szCs w:val="18"/>
               </w:rPr>
               <w:t>volumen</w:t>
             </w:r>
@@ -4007,14 +4122,16 @@
               <w:rPr>
                 <w:spacing w:val="26"/>
                 <w:w w:val="75"/>
-                <w:sz w:val="20"/>
-              </w:rPr>
-              <w:t xml:space="preserve"> </w:t>
-            </w:r>
-            <w:r>
-              <w:rPr>
-                <w:w w:val="75"/>
-                <w:sz w:val="20"/>
+                <w:sz w:val="18"/>
+                <w:szCs w:val="18"/>
+              </w:rPr>
+              <w:t xml:space="preserve"> </w:t>
+            </w:r>
+            <w:r>
+              <w:rPr>
+                <w:w w:val="75"/>
+                <w:sz w:val="18"/>
+                <w:szCs w:val="18"/>
               </w:rPr>
               <w:t>EJ:</w:t>
             </w:r>
@@ -4022,38 +4139,42 @@
               <w:rPr>
                 <w:spacing w:val="29"/>
                 <w:w w:val="75"/>
-                <w:sz w:val="20"/>
-              </w:rPr>
-              <w:t xml:space="preserve"> </w:t>
-            </w:r>
-            <w:r>
-              <w:rPr>
-                <w:w w:val="75"/>
-                <w:sz w:val="16"/>
-              </w:rPr>
-              <w:t>Kg/m3</w:t>
-            </w:r>
-            <w:r>
-              <w:rPr>
-                <w:w w:val="75"/>
-                <w:sz w:val="20"/>
-              </w:rPr>
-              <w:t>):</w:t>
+                <w:sz w:val="18"/>
+                <w:szCs w:val="18"/>
+              </w:rPr>
+              <w:t xml:space="preserve"> </w:t>
+            </w:r>
+            <w:r>
+              <w:rPr>
+                <w:w w:val="75"/>
+                <w:sz w:val="18"/>
+                <w:szCs w:val="18"/>
+              </w:rPr>
+              <w:t>Kg/m3):</w:t>
             </w:r>
             <w:r>
               <w:rPr>
                 <w:spacing w:val="10"/>
                 <w:w w:val="75"/>
-                <w:sz w:val="20"/>
+                <w:sz w:val="18"/>
+                <w:szCs w:val="18"/>
               </w:rPr>
               <w:t xml:space="preserve"> </w:t>
             </w:r>
             <w:proofErr w:type="gramStart"/>
             <w:r>
+              <w:rPr>
+                <w:sz w:val="18"/>
+                <w:szCs w:val="18"/>
+              </w:rPr>
               <w:t>{{ dosis</w:t>
             </w:r>
             <w:proofErr w:type="gramEnd"/>
             <w:r>
+              <w:rPr>
+                <w:sz w:val="18"/>
+                <w:szCs w:val="18"/>
+              </w:rPr>
               <w:t xml:space="preserve"> }}</w:t>
             </w:r>
           </w:p>
@@ -4090,13 +4211,15 @@
             <w:pPr>
               <w:rPr>
                 <w:b/>
-              </w:rPr>
-            </w:pPr>
-            <w:r>
-              <w:rPr>
-                <w:w w:val="75"/>
-                <w:sz w:val="20"/>
-                <w:szCs w:val="20"/>
+                <w:sz w:val="18"/>
+                <w:szCs w:val="18"/>
+              </w:rPr>
+            </w:pPr>
+            <w:r>
+              <w:rPr>
+                <w:w w:val="75"/>
+                <w:sz w:val="18"/>
+                <w:szCs w:val="18"/>
               </w:rPr>
               <w:t>FECHA</w:t>
             </w:r>
@@ -4104,16 +4227,16 @@
               <w:rPr>
                 <w:spacing w:val="33"/>
                 <w:w w:val="75"/>
-                <w:sz w:val="20"/>
-                <w:szCs w:val="20"/>
-              </w:rPr>
-              <w:t xml:space="preserve"> </w:t>
-            </w:r>
-            <w:r>
-              <w:rPr>
-                <w:w w:val="75"/>
-                <w:sz w:val="20"/>
-                <w:szCs w:val="20"/>
+                <w:sz w:val="18"/>
+                <w:szCs w:val="18"/>
+              </w:rPr>
+              <w:t xml:space="preserve"> </w:t>
+            </w:r>
+            <w:r>
+              <w:rPr>
+                <w:w w:val="75"/>
+                <w:sz w:val="18"/>
+                <w:szCs w:val="18"/>
               </w:rPr>
               <w:t>DE</w:t>
             </w:r>
@@ -4121,44 +4244,64 @@
               <w:rPr>
                 <w:spacing w:val="36"/>
                 <w:w w:val="75"/>
-                <w:sz w:val="20"/>
-                <w:szCs w:val="20"/>
-              </w:rPr>
-              <w:t xml:space="preserve"> </w:t>
-            </w:r>
-            <w:r>
-              <w:rPr>
-                <w:w w:val="75"/>
-                <w:sz w:val="20"/>
-                <w:szCs w:val="20"/>
+                <w:sz w:val="18"/>
+                <w:szCs w:val="18"/>
+              </w:rPr>
+              <w:t xml:space="preserve"> </w:t>
+            </w:r>
+            <w:r>
+              <w:rPr>
+                <w:w w:val="75"/>
+                <w:sz w:val="18"/>
+                <w:szCs w:val="18"/>
               </w:rPr>
               <w:t>LA APLICACIÓN</w:t>
             </w:r>
             <w:r>
               <w:rPr>
                 <w:w w:val="75"/>
-                <w:sz w:val="20"/>
-                <w:szCs w:val="20"/>
+                <w:sz w:val="18"/>
+                <w:szCs w:val="18"/>
               </w:rPr>
               <w:t>:</w:t>
             </w:r>
             <w:r>
+              <w:rPr>
+                <w:sz w:val="18"/>
+                <w:szCs w:val="18"/>
+              </w:rPr>
               <w:t xml:space="preserve"> </w:t>
             </w:r>
             <w:proofErr w:type="gramStart"/>
             <w:r>
+              <w:rPr>
+                <w:sz w:val="18"/>
+                <w:szCs w:val="18"/>
+              </w:rPr>
               <w:t xml:space="preserve">{{ </w:t>
             </w:r>
             <w:proofErr w:type="spellStart"/>
             <w:r>
+              <w:rPr>
+                <w:sz w:val="18"/>
+                <w:szCs w:val="18"/>
+              </w:rPr>
               <w:t>fecha</w:t>
             </w:r>
             <w:proofErr w:type="gramEnd"/>
             <w:r>
+              <w:rPr>
+                <w:sz w:val="18"/>
+                <w:szCs w:val="18"/>
+              </w:rPr>
               <w:t>_fumi</w:t>
             </w:r>
             <w:proofErr w:type="spellEnd"/>
             <w:r>
+              <w:rPr>
+                <w:sz w:val="18"/>
+                <w:szCs w:val="18"/>
+              </w:rPr>
               <w:t xml:space="preserve"> }}</w:t>
             </w:r>
           </w:p>
@@ -4179,13 +4322,15 @@
               <w:rPr>
                 <w:spacing w:val="20"/>
                 <w:w w:val="90"/>
-                <w:sz w:val="20"/>
+                <w:sz w:val="18"/>
+                <w:szCs w:val="18"/>
               </w:rPr>
             </w:pPr>
             <w:r>
               <w:rPr>
                 <w:w w:val="90"/>
-                <w:sz w:val="20"/>
+                <w:sz w:val="18"/>
+                <w:szCs w:val="18"/>
               </w:rPr>
               <w:t>HORA</w:t>
             </w:r>
@@ -4193,14 +4338,16 @@
               <w:rPr>
                 <w:spacing w:val="-2"/>
                 <w:w w:val="90"/>
-                <w:sz w:val="20"/>
+                <w:sz w:val="18"/>
+                <w:szCs w:val="18"/>
               </w:rPr>
               <w:t xml:space="preserve"> </w:t>
             </w:r>
             <w:r>
               <w:rPr>
                 <w:w w:val="90"/>
-                <w:sz w:val="20"/>
+                <w:sz w:val="18"/>
+                <w:szCs w:val="18"/>
               </w:rPr>
               <w:t>INICIO:</w:t>
             </w:r>
@@ -4208,7 +4355,8 @@
               <w:rPr>
                 <w:spacing w:val="20"/>
                 <w:w w:val="90"/>
-                <w:sz w:val="20"/>
+                <w:sz w:val="18"/>
+                <w:szCs w:val="18"/>
               </w:rPr>
               <w:t xml:space="preserve"> </w:t>
             </w:r>
@@ -4219,23 +4367,40 @@
               <w:spacing w:before="67"/>
               <w:ind w:left="70"/>
               <w:rPr>
-                <w:sz w:val="20"/>
+                <w:sz w:val="18"/>
+                <w:szCs w:val="18"/>
               </w:rPr>
             </w:pPr>
             <w:proofErr w:type="gramStart"/>
             <w:r>
+              <w:rPr>
+                <w:sz w:val="18"/>
+                <w:szCs w:val="18"/>
+              </w:rPr>
               <w:t xml:space="preserve">{{ </w:t>
             </w:r>
             <w:proofErr w:type="spellStart"/>
             <w:r>
+              <w:rPr>
+                <w:sz w:val="18"/>
+                <w:szCs w:val="18"/>
+              </w:rPr>
               <w:t>hora</w:t>
             </w:r>
             <w:proofErr w:type="gramEnd"/>
             <w:r>
+              <w:rPr>
+                <w:sz w:val="18"/>
+                <w:szCs w:val="18"/>
+              </w:rPr>
               <w:t>_ini</w:t>
             </w:r>
             <w:proofErr w:type="spellEnd"/>
             <w:r>
+              <w:rPr>
+                <w:sz w:val="18"/>
+                <w:szCs w:val="18"/>
+              </w:rPr>
               <w:t xml:space="preserve"> }}</w:t>
             </w:r>
           </w:p>
@@ -4253,7 +4418,8 @@
               <w:pStyle w:val="TableParagraph"/>
               <w:ind w:left="0"/>
               <w:rPr>
-                <w:sz w:val="16"/>
+                <w:sz w:val="18"/>
+                <w:szCs w:val="18"/>
               </w:rPr>
             </w:pPr>
           </w:p>
@@ -4273,13 +4439,15 @@
               <w:rPr>
                 <w:spacing w:val="-1"/>
                 <w:w w:val="85"/>
-                <w:sz w:val="20"/>
+                <w:sz w:val="18"/>
+                <w:szCs w:val="18"/>
               </w:rPr>
             </w:pPr>
             <w:r>
               <w:rPr>
                 <w:w w:val="85"/>
-                <w:sz w:val="20"/>
+                <w:sz w:val="18"/>
+                <w:szCs w:val="18"/>
               </w:rPr>
               <w:t>HORA</w:t>
             </w:r>
@@ -4287,14 +4455,16 @@
               <w:rPr>
                 <w:spacing w:val="8"/>
                 <w:w w:val="85"/>
-                <w:sz w:val="20"/>
+                <w:sz w:val="18"/>
+                <w:szCs w:val="18"/>
               </w:rPr>
               <w:t xml:space="preserve"> </w:t>
             </w:r>
             <w:r>
               <w:rPr>
                 <w:w w:val="85"/>
-                <w:sz w:val="20"/>
+                <w:sz w:val="18"/>
+                <w:szCs w:val="18"/>
               </w:rPr>
               <w:t>TÉRMINO:</w:t>
             </w:r>
@@ -4302,7 +4472,8 @@
               <w:rPr>
                 <w:spacing w:val="-1"/>
                 <w:w w:val="85"/>
-                <w:sz w:val="20"/>
+                <w:sz w:val="18"/>
+                <w:szCs w:val="18"/>
               </w:rPr>
               <w:t xml:space="preserve"> </w:t>
             </w:r>
@@ -4313,14 +4484,16 @@
               <w:spacing w:before="67"/>
               <w:ind w:left="365"/>
               <w:rPr>
-                <w:sz w:val="20"/>
+                <w:sz w:val="18"/>
+                <w:szCs w:val="18"/>
               </w:rPr>
             </w:pPr>
             <w:r>
               <w:rPr>
                 <w:spacing w:val="-1"/>
                 <w:w w:val="85"/>
-                <w:sz w:val="20"/>
+                <w:sz w:val="18"/>
+                <w:szCs w:val="18"/>
               </w:rPr>
               <w:t xml:space="preserve">       </w:t>
             </w:r>
@@ -4391,13 +4564,15 @@
               <w:pStyle w:val="TableParagraph"/>
               <w:spacing w:line="223" w:lineRule="exact"/>
               <w:rPr>
-                <w:sz w:val="20"/>
-              </w:rPr>
-            </w:pPr>
-            <w:r>
-              <w:rPr>
-                <w:w w:val="75"/>
-                <w:sz w:val="20"/>
+                <w:sz w:val="18"/>
+                <w:szCs w:val="18"/>
+              </w:rPr>
+            </w:pPr>
+            <w:r>
+              <w:rPr>
+                <w:w w:val="75"/>
+                <w:sz w:val="18"/>
+                <w:szCs w:val="18"/>
               </w:rPr>
               <w:t>FECHA</w:t>
             </w:r>
@@ -4405,14 +4580,16 @@
               <w:rPr>
                 <w:spacing w:val="27"/>
                 <w:w w:val="75"/>
-                <w:sz w:val="20"/>
-              </w:rPr>
-              <w:t xml:space="preserve"> </w:t>
-            </w:r>
-            <w:r>
-              <w:rPr>
-                <w:w w:val="75"/>
-                <w:sz w:val="20"/>
+                <w:sz w:val="18"/>
+                <w:szCs w:val="18"/>
+              </w:rPr>
+              <w:t xml:space="preserve"> </w:t>
+            </w:r>
+            <w:r>
+              <w:rPr>
+                <w:w w:val="75"/>
+                <w:sz w:val="18"/>
+                <w:szCs w:val="18"/>
               </w:rPr>
               <w:t>DE</w:t>
             </w:r>
@@ -4420,14 +4597,16 @@
               <w:rPr>
                 <w:spacing w:val="30"/>
                 <w:w w:val="75"/>
-                <w:sz w:val="20"/>
-              </w:rPr>
-              <w:t xml:space="preserve"> </w:t>
-            </w:r>
-            <w:r>
-              <w:rPr>
-                <w:w w:val="75"/>
-                <w:sz w:val="20"/>
+                <w:sz w:val="18"/>
+                <w:szCs w:val="18"/>
+              </w:rPr>
+              <w:t xml:space="preserve"> </w:t>
+            </w:r>
+            <w:r>
+              <w:rPr>
+                <w:w w:val="75"/>
+                <w:sz w:val="18"/>
+                <w:szCs w:val="18"/>
               </w:rPr>
               <w:t>INICIO</w:t>
             </w:r>
@@ -4435,14 +4614,16 @@
               <w:rPr>
                 <w:spacing w:val="37"/>
                 <w:w w:val="75"/>
-                <w:sz w:val="20"/>
-              </w:rPr>
-              <w:t xml:space="preserve"> </w:t>
-            </w:r>
-            <w:r>
-              <w:rPr>
-                <w:w w:val="75"/>
-                <w:sz w:val="20"/>
+                <w:sz w:val="18"/>
+                <w:szCs w:val="18"/>
+              </w:rPr>
+              <w:t xml:space="preserve"> </w:t>
+            </w:r>
+            <w:r>
+              <w:rPr>
+                <w:w w:val="75"/>
+                <w:sz w:val="18"/>
+                <w:szCs w:val="18"/>
               </w:rPr>
               <w:t>DE</w:t>
             </w:r>
@@ -4450,14 +4631,16 @@
               <w:rPr>
                 <w:spacing w:val="27"/>
                 <w:w w:val="75"/>
-                <w:sz w:val="20"/>
-              </w:rPr>
-              <w:t xml:space="preserve"> </w:t>
-            </w:r>
-            <w:r>
-              <w:rPr>
-                <w:w w:val="75"/>
-                <w:sz w:val="20"/>
+                <w:sz w:val="18"/>
+                <w:szCs w:val="18"/>
+              </w:rPr>
+              <w:t xml:space="preserve"> </w:t>
+            </w:r>
+            <w:r>
+              <w:rPr>
+                <w:w w:val="75"/>
+                <w:sz w:val="18"/>
+                <w:szCs w:val="18"/>
               </w:rPr>
               <w:t>TEMPORADA:</w:t>
             </w:r>
@@ -4465,14 +4648,16 @@
               <w:rPr>
                 <w:spacing w:val="17"/>
                 <w:w w:val="75"/>
-                <w:sz w:val="20"/>
-              </w:rPr>
-              <w:t xml:space="preserve"> </w:t>
-            </w:r>
-            <w:r>
-              <w:rPr>
-                <w:w w:val="75"/>
-                <w:sz w:val="20"/>
+                <w:sz w:val="18"/>
+                <w:szCs w:val="18"/>
+              </w:rPr>
+              <w:t xml:space="preserve"> </w:t>
+            </w:r>
+            <w:r>
+              <w:rPr>
+                <w:w w:val="75"/>
+                <w:sz w:val="18"/>
+                <w:szCs w:val="18"/>
               </w:rPr>
               <w:t>No</w:t>
             </w:r>
@@ -4507,9 +4692,17 @@
             <w:gridSpan w:val="6"/>
           </w:tcPr>
           <w:p>
-            <w:r>
-              <w:rPr>
-                <w:w w:val="75"/>
+            <w:pPr>
+              <w:rPr>
+                <w:sz w:val="18"/>
+                <w:szCs w:val="18"/>
+              </w:rPr>
+            </w:pPr>
+            <w:r>
+              <w:rPr>
+                <w:w w:val="75"/>
+                <w:sz w:val="18"/>
+                <w:szCs w:val="18"/>
               </w:rPr>
               <w:t>NOMBRE</w:t>
             </w:r>
@@ -4517,12 +4710,16 @@
               <w:rPr>
                 <w:spacing w:val="39"/>
                 <w:w w:val="75"/>
-              </w:rPr>
-              <w:t xml:space="preserve"> </w:t>
-            </w:r>
-            <w:r>
-              <w:rPr>
-                <w:w w:val="75"/>
+                <w:sz w:val="18"/>
+                <w:szCs w:val="18"/>
+              </w:rPr>
+              <w:t xml:space="preserve"> </w:t>
+            </w:r>
+            <w:r>
+              <w:rPr>
+                <w:w w:val="75"/>
+                <w:sz w:val="18"/>
+                <w:szCs w:val="18"/>
               </w:rPr>
               <w:t>DEL</w:t>
             </w:r>
@@ -4530,24 +4727,32 @@
               <w:rPr>
                 <w:spacing w:val="40"/>
                 <w:w w:val="75"/>
-              </w:rPr>
-              <w:t xml:space="preserve"> </w:t>
-            </w:r>
-            <w:r>
-              <w:rPr>
-                <w:w w:val="75"/>
+                <w:sz w:val="18"/>
+                <w:szCs w:val="18"/>
+              </w:rPr>
+              <w:t xml:space="preserve"> </w:t>
+            </w:r>
+            <w:r>
+              <w:rPr>
+                <w:w w:val="75"/>
+                <w:sz w:val="18"/>
+                <w:szCs w:val="18"/>
               </w:rPr>
               <w:t>CULTIVO</w:t>
             </w:r>
             <w:r>
               <w:rPr>
                 <w:spacing w:val="31"/>
-              </w:rPr>
-              <w:t xml:space="preserve"> </w:t>
-            </w:r>
-            <w:r>
-              <w:rPr>
-                <w:w w:val="75"/>
+                <w:sz w:val="18"/>
+                <w:szCs w:val="18"/>
+              </w:rPr>
+              <w:t xml:space="preserve"> </w:t>
+            </w:r>
+            <w:r>
+              <w:rPr>
+                <w:w w:val="75"/>
+                <w:sz w:val="18"/>
+                <w:szCs w:val="18"/>
               </w:rPr>
               <w:t>A</w:t>
             </w:r>
@@ -4555,21 +4760,33 @@
               <w:rPr>
                 <w:spacing w:val="35"/>
                 <w:w w:val="75"/>
-              </w:rPr>
-              <w:t xml:space="preserve"> </w:t>
-            </w:r>
-            <w:r>
-              <w:rPr>
-                <w:w w:val="75"/>
+                <w:sz w:val="18"/>
+                <w:szCs w:val="18"/>
+              </w:rPr>
+              <w:t xml:space="preserve"> </w:t>
+            </w:r>
+            <w:r>
+              <w:rPr>
+                <w:w w:val="75"/>
+                <w:sz w:val="18"/>
+                <w:szCs w:val="18"/>
               </w:rPr>
               <w:t xml:space="preserve">TRATAR: </w:t>
             </w:r>
             <w:proofErr w:type="gramStart"/>
             <w:r>
+              <w:rPr>
+                <w:sz w:val="18"/>
+                <w:szCs w:val="18"/>
+              </w:rPr>
               <w:t>{{ producto</w:t>
             </w:r>
             <w:proofErr w:type="gramEnd"/>
             <w:r>
+              <w:rPr>
+                <w:sz w:val="18"/>
+                <w:szCs w:val="18"/>
+              </w:rPr>
               <w:t xml:space="preserve"> }}</w:t>
             </w:r>
           </w:p>
@@ -4605,103 +4822,103 @@
           <w:p>
             <w:pPr>
               <w:rPr>
-                <w:sz w:val="21"/>
-                <w:szCs w:val="21"/>
-              </w:rPr>
-            </w:pPr>
-            <w:r>
-              <w:rPr>
-                <w:w w:val="75"/>
-                <w:sz w:val="21"/>
-                <w:szCs w:val="21"/>
+                <w:sz w:val="18"/>
+                <w:szCs w:val="18"/>
+              </w:rPr>
+            </w:pPr>
+            <w:r>
+              <w:rPr>
+                <w:w w:val="75"/>
+                <w:sz w:val="18"/>
+                <w:szCs w:val="18"/>
               </w:rPr>
               <w:t>INDIQUE</w:t>
             </w:r>
             <w:r>
               <w:rPr>
                 <w:spacing w:val="28"/>
-                <w:sz w:val="21"/>
-                <w:szCs w:val="21"/>
-              </w:rPr>
-              <w:t xml:space="preserve"> </w:t>
-            </w:r>
-            <w:r>
-              <w:rPr>
-                <w:w w:val="75"/>
-                <w:sz w:val="21"/>
-                <w:szCs w:val="21"/>
+                <w:sz w:val="18"/>
+                <w:szCs w:val="18"/>
+              </w:rPr>
+              <w:t xml:space="preserve"> </w:t>
+            </w:r>
+            <w:r>
+              <w:rPr>
+                <w:w w:val="75"/>
+                <w:sz w:val="18"/>
+                <w:szCs w:val="18"/>
               </w:rPr>
               <w:t>NÓMINA</w:t>
             </w:r>
             <w:r>
               <w:rPr>
                 <w:spacing w:val="28"/>
-                <w:sz w:val="21"/>
-                <w:szCs w:val="21"/>
-              </w:rPr>
-              <w:t xml:space="preserve"> </w:t>
-            </w:r>
-            <w:r>
-              <w:rPr>
-                <w:w w:val="75"/>
-                <w:sz w:val="21"/>
-                <w:szCs w:val="21"/>
+                <w:sz w:val="18"/>
+                <w:szCs w:val="18"/>
+              </w:rPr>
+              <w:t xml:space="preserve"> </w:t>
+            </w:r>
+            <w:r>
+              <w:rPr>
+                <w:w w:val="75"/>
+                <w:sz w:val="18"/>
+                <w:szCs w:val="18"/>
               </w:rPr>
               <w:t>DE</w:t>
             </w:r>
             <w:r>
               <w:rPr>
                 <w:spacing w:val="36"/>
-                <w:sz w:val="21"/>
-                <w:szCs w:val="21"/>
-              </w:rPr>
-              <w:t xml:space="preserve"> </w:t>
-            </w:r>
-            <w:r>
-              <w:rPr>
-                <w:w w:val="75"/>
-                <w:sz w:val="21"/>
-                <w:szCs w:val="21"/>
+                <w:sz w:val="18"/>
+                <w:szCs w:val="18"/>
+              </w:rPr>
+              <w:t xml:space="preserve"> </w:t>
+            </w:r>
+            <w:r>
+              <w:rPr>
+                <w:w w:val="75"/>
+                <w:sz w:val="18"/>
+                <w:szCs w:val="18"/>
               </w:rPr>
               <w:t>ELEMENTOS</w:t>
             </w:r>
             <w:r>
               <w:rPr>
                 <w:spacing w:val="32"/>
-                <w:sz w:val="21"/>
-                <w:szCs w:val="21"/>
-              </w:rPr>
-              <w:t xml:space="preserve"> </w:t>
-            </w:r>
-            <w:r>
-              <w:rPr>
-                <w:w w:val="75"/>
-                <w:sz w:val="21"/>
-                <w:szCs w:val="21"/>
+                <w:sz w:val="18"/>
+                <w:szCs w:val="18"/>
+              </w:rPr>
+              <w:t xml:space="preserve"> </w:t>
+            </w:r>
+            <w:r>
+              <w:rPr>
+                <w:w w:val="75"/>
+                <w:sz w:val="18"/>
+                <w:szCs w:val="18"/>
               </w:rPr>
               <w:t>DE</w:t>
             </w:r>
             <w:r>
               <w:rPr>
                 <w:spacing w:val="28"/>
-                <w:sz w:val="21"/>
-                <w:szCs w:val="21"/>
-              </w:rPr>
-              <w:t xml:space="preserve"> </w:t>
-            </w:r>
-            <w:r>
-              <w:rPr>
-                <w:w w:val="75"/>
-                <w:sz w:val="21"/>
-                <w:szCs w:val="21"/>
+                <w:sz w:val="18"/>
+                <w:szCs w:val="18"/>
+              </w:rPr>
+              <w:t xml:space="preserve"> </w:t>
+            </w:r>
+            <w:r>
+              <w:rPr>
+                <w:w w:val="75"/>
+                <w:sz w:val="18"/>
+                <w:szCs w:val="18"/>
               </w:rPr>
               <w:t>PROTECCIÓN</w:t>
             </w:r>
             <w:r>
               <w:rPr>
                 <w:spacing w:val="29"/>
-                <w:sz w:val="21"/>
-                <w:szCs w:val="21"/>
+                <w:sz w:val="18"/>
+                <w:szCs w:val="18"/>
               </w:rPr>
               <w:t xml:space="preserve"> PERSONAL</w:t>
             </w:r>
@@ -4741,39 +4958,45 @@
               <w:spacing w:line="229" w:lineRule="exact"/>
               <w:ind w:left="4"/>
               <w:rPr>
-                <w:sz w:val="20"/>
-              </w:rPr>
-            </w:pPr>
-            <w:r>
-              <w:rPr>
-                <w:sz w:val="20"/>
+                <w:sz w:val="18"/>
+                <w:szCs w:val="18"/>
+              </w:rPr>
+            </w:pPr>
+            <w:r>
+              <w:rPr>
+                <w:sz w:val="18"/>
+                <w:szCs w:val="18"/>
               </w:rPr>
               <w:t>Mascaras</w:t>
             </w:r>
             <w:r>
               <w:rPr>
                 <w:spacing w:val="-1"/>
-                <w:sz w:val="20"/>
-              </w:rPr>
-              <w:t xml:space="preserve"> </w:t>
-            </w:r>
-            <w:r>
-              <w:rPr>
-                <w:sz w:val="20"/>
+                <w:sz w:val="18"/>
+                <w:szCs w:val="18"/>
+              </w:rPr>
+              <w:t xml:space="preserve"> </w:t>
+            </w:r>
+            <w:r>
+              <w:rPr>
+                <w:sz w:val="18"/>
+                <w:szCs w:val="18"/>
               </w:rPr>
               <w:t>full</w:t>
             </w:r>
             <w:r>
               <w:rPr>
                 <w:spacing w:val="-3"/>
-                <w:sz w:val="20"/>
+                <w:sz w:val="18"/>
+                <w:szCs w:val="18"/>
               </w:rPr>
               <w:t xml:space="preserve"> </w:t>
             </w:r>
             <w:proofErr w:type="spellStart"/>
             <w:r>
               <w:rPr>
-                <w:sz w:val="20"/>
+                <w:sz w:val="18"/>
+                <w:szCs w:val="18"/>
               </w:rPr>
               <w:t>face</w:t>
             </w:r>
@@ -4781,59 +5004,68 @@
             <w:r>
               <w:rPr>
                 <w:spacing w:val="-2"/>
-                <w:sz w:val="20"/>
-              </w:rPr>
-              <w:t xml:space="preserve"> </w:t>
-            </w:r>
-            <w:r>
-              <w:rPr>
-                <w:sz w:val="20"/>
+                <w:sz w:val="18"/>
+                <w:szCs w:val="18"/>
+              </w:rPr>
+              <w:t xml:space="preserve"> </w:t>
+            </w:r>
+            <w:r>
+              <w:rPr>
+                <w:sz w:val="18"/>
+                <w:szCs w:val="18"/>
               </w:rPr>
               <w:t>+</w:t>
             </w:r>
             <w:r>
               <w:rPr>
                 <w:spacing w:val="-3"/>
-                <w:sz w:val="20"/>
-              </w:rPr>
-              <w:t xml:space="preserve"> </w:t>
-            </w:r>
-            <w:r>
-              <w:rPr>
-                <w:sz w:val="20"/>
+                <w:sz w:val="18"/>
+                <w:szCs w:val="18"/>
+              </w:rPr>
+              <w:t xml:space="preserve"> </w:t>
+            </w:r>
+            <w:r>
+              <w:rPr>
+                <w:sz w:val="18"/>
+                <w:szCs w:val="18"/>
               </w:rPr>
               <w:t>filtro</w:t>
             </w:r>
             <w:r>
               <w:rPr>
                 <w:spacing w:val="-1"/>
-                <w:sz w:val="20"/>
-              </w:rPr>
-              <w:t xml:space="preserve"> </w:t>
-            </w:r>
-            <w:r>
-              <w:rPr>
-                <w:sz w:val="20"/>
+                <w:sz w:val="18"/>
+                <w:szCs w:val="18"/>
+              </w:rPr>
+              <w:t xml:space="preserve"> </w:t>
+            </w:r>
+            <w:r>
+              <w:rPr>
+                <w:sz w:val="18"/>
+                <w:szCs w:val="18"/>
               </w:rPr>
               <w:t>de</w:t>
             </w:r>
             <w:r>
               <w:rPr>
                 <w:spacing w:val="-5"/>
-                <w:sz w:val="20"/>
-              </w:rPr>
-              <w:t xml:space="preserve"> </w:t>
-            </w:r>
-            <w:r>
-              <w:rPr>
-                <w:sz w:val="20"/>
+                <w:sz w:val="18"/>
+                <w:szCs w:val="18"/>
+              </w:rPr>
+              <w:t xml:space="preserve"> </w:t>
+            </w:r>
+            <w:r>
+              <w:rPr>
+                <w:sz w:val="18"/>
+                <w:szCs w:val="18"/>
               </w:rPr>
               <w:t>fosfina</w:t>
             </w:r>
             <w:r>
               <w:rPr>
                 <w:spacing w:val="1"/>
-                <w:sz w:val="20"/>
+                <w:sz w:val="18"/>
+                <w:szCs w:val="18"/>
               </w:rPr>
               <w:t>.</w:t>
             </w:r>
@@ -4873,72 +5105,83 @@
               <w:spacing w:before="1"/>
               <w:ind w:left="4"/>
               <w:rPr>
-                <w:sz w:val="20"/>
-              </w:rPr>
-            </w:pPr>
-            <w:r>
-              <w:rPr>
-                <w:sz w:val="20"/>
+                <w:sz w:val="18"/>
+                <w:szCs w:val="18"/>
+              </w:rPr>
+            </w:pPr>
+            <w:r>
+              <w:rPr>
+                <w:sz w:val="18"/>
+                <w:szCs w:val="18"/>
               </w:rPr>
               <w:t>Trajes</w:t>
             </w:r>
             <w:r>
               <w:rPr>
                 <w:spacing w:val="-5"/>
-                <w:sz w:val="20"/>
-              </w:rPr>
-              <w:t xml:space="preserve"> </w:t>
-            </w:r>
-            <w:r>
-              <w:rPr>
-                <w:sz w:val="20"/>
+                <w:sz w:val="18"/>
+                <w:szCs w:val="18"/>
+              </w:rPr>
+              <w:t xml:space="preserve"> </w:t>
+            </w:r>
+            <w:r>
+              <w:rPr>
+                <w:sz w:val="18"/>
+                <w:szCs w:val="18"/>
               </w:rPr>
               <w:t>de</w:t>
             </w:r>
             <w:r>
               <w:rPr>
                 <w:spacing w:val="-4"/>
-                <w:sz w:val="20"/>
-              </w:rPr>
-              <w:t xml:space="preserve"> </w:t>
-            </w:r>
-            <w:r>
-              <w:rPr>
-                <w:sz w:val="20"/>
+                <w:sz w:val="18"/>
+                <w:szCs w:val="18"/>
+              </w:rPr>
+              <w:t xml:space="preserve"> </w:t>
+            </w:r>
+            <w:r>
+              <w:rPr>
+                <w:sz w:val="18"/>
+                <w:szCs w:val="18"/>
               </w:rPr>
               <w:t>aplicación</w:t>
             </w:r>
             <w:r>
               <w:rPr>
                 <w:spacing w:val="-5"/>
-                <w:sz w:val="20"/>
-              </w:rPr>
-              <w:t xml:space="preserve"> </w:t>
-            </w:r>
-            <w:r>
-              <w:rPr>
-                <w:sz w:val="20"/>
+                <w:sz w:val="18"/>
+                <w:szCs w:val="18"/>
+              </w:rPr>
+              <w:t xml:space="preserve"> </w:t>
+            </w:r>
+            <w:r>
+              <w:rPr>
+                <w:sz w:val="18"/>
+                <w:szCs w:val="18"/>
               </w:rPr>
               <w:t>(buzo</w:t>
             </w:r>
             <w:r>
               <w:rPr>
                 <w:spacing w:val="-3"/>
-                <w:sz w:val="20"/>
+                <w:sz w:val="18"/>
+                <w:szCs w:val="18"/>
               </w:rPr>
               <w:t xml:space="preserve"> </w:t>
             </w:r>
             <w:proofErr w:type="spellStart"/>
             <w:r>
               <w:rPr>
-                <w:sz w:val="20"/>
+                <w:sz w:val="18"/>
+                <w:szCs w:val="18"/>
               </w:rPr>
               <w:t>tyvrek</w:t>
             </w:r>
             <w:proofErr w:type="spellEnd"/>
             <w:r>
               <w:rPr>
-                <w:sz w:val="20"/>
+                <w:sz w:val="18"/>
+                <w:szCs w:val="18"/>
               </w:rPr>
               <w:t>).</w:t>
             </w:r>
@@ -4977,90 +5220,104 @@
               <w:pStyle w:val="TableParagraph"/>
               <w:ind w:left="4"/>
               <w:rPr>
-                <w:sz w:val="20"/>
-              </w:rPr>
-            </w:pPr>
-            <w:r>
-              <w:rPr>
-                <w:sz w:val="20"/>
+                <w:sz w:val="18"/>
+                <w:szCs w:val="18"/>
+              </w:rPr>
+            </w:pPr>
+            <w:r>
+              <w:rPr>
+                <w:sz w:val="18"/>
+                <w:szCs w:val="18"/>
               </w:rPr>
               <w:t>Guantes</w:t>
             </w:r>
             <w:r>
               <w:rPr>
                 <w:spacing w:val="-2"/>
-                <w:sz w:val="20"/>
-              </w:rPr>
-              <w:t xml:space="preserve"> </w:t>
-            </w:r>
-            <w:r>
-              <w:rPr>
-                <w:sz w:val="20"/>
+                <w:sz w:val="18"/>
+                <w:szCs w:val="18"/>
+              </w:rPr>
+              <w:t xml:space="preserve"> </w:t>
+            </w:r>
+            <w:r>
+              <w:rPr>
+                <w:sz w:val="18"/>
+                <w:szCs w:val="18"/>
               </w:rPr>
               <w:t>de</w:t>
             </w:r>
             <w:r>
               <w:rPr>
                 <w:spacing w:val="-3"/>
-                <w:sz w:val="20"/>
-              </w:rPr>
-              <w:t xml:space="preserve"> </w:t>
-            </w:r>
-            <w:r>
-              <w:rPr>
-                <w:sz w:val="20"/>
+                <w:sz w:val="18"/>
+                <w:szCs w:val="18"/>
+              </w:rPr>
+              <w:t xml:space="preserve"> </w:t>
+            </w:r>
+            <w:r>
+              <w:rPr>
+                <w:sz w:val="18"/>
+                <w:szCs w:val="18"/>
               </w:rPr>
               <w:t>protección</w:t>
             </w:r>
             <w:r>
               <w:rPr>
                 <w:spacing w:val="-4"/>
-                <w:sz w:val="20"/>
-              </w:rPr>
-              <w:t xml:space="preserve"> </w:t>
-            </w:r>
-            <w:r>
-              <w:rPr>
-                <w:sz w:val="20"/>
+                <w:sz w:val="18"/>
+                <w:szCs w:val="18"/>
+              </w:rPr>
+              <w:t xml:space="preserve"> </w:t>
+            </w:r>
+            <w:r>
+              <w:rPr>
+                <w:sz w:val="18"/>
+                <w:szCs w:val="18"/>
               </w:rPr>
               <w:t>para</w:t>
             </w:r>
             <w:r>
               <w:rPr>
                 <w:spacing w:val="-4"/>
-                <w:sz w:val="20"/>
-              </w:rPr>
-              <w:t xml:space="preserve"> </w:t>
-            </w:r>
-            <w:r>
-              <w:rPr>
-                <w:sz w:val="20"/>
+                <w:sz w:val="18"/>
+                <w:szCs w:val="18"/>
+              </w:rPr>
+              <w:t xml:space="preserve"> </w:t>
+            </w:r>
+            <w:r>
+              <w:rPr>
+                <w:sz w:val="18"/>
+                <w:szCs w:val="18"/>
               </w:rPr>
               <w:t>aplicación</w:t>
             </w:r>
             <w:r>
               <w:rPr>
                 <w:spacing w:val="-3"/>
-                <w:sz w:val="20"/>
-              </w:rPr>
-              <w:t xml:space="preserve"> </w:t>
-            </w:r>
-            <w:r>
-              <w:rPr>
-                <w:sz w:val="20"/>
+                <w:sz w:val="18"/>
+                <w:szCs w:val="18"/>
+              </w:rPr>
+              <w:t xml:space="preserve"> </w:t>
+            </w:r>
+            <w:r>
+              <w:rPr>
+                <w:sz w:val="18"/>
+                <w:szCs w:val="18"/>
               </w:rPr>
               <w:t>de</w:t>
             </w:r>
             <w:r>
               <w:rPr>
                 <w:spacing w:val="-4"/>
-                <w:sz w:val="20"/>
-              </w:rPr>
-              <w:t xml:space="preserve"> </w:t>
-            </w:r>
-            <w:r>
-              <w:rPr>
-                <w:sz w:val="20"/>
+                <w:sz w:val="18"/>
+                <w:szCs w:val="18"/>
+              </w:rPr>
+              <w:t xml:space="preserve"> </w:t>
+            </w:r>
+            <w:r>
+              <w:rPr>
+                <w:sz w:val="18"/>
+                <w:szCs w:val="18"/>
               </w:rPr>
               <w:t>fosfina</w:t>
             </w:r>
@@ -5100,64 +5357,74 @@
               <w:spacing w:line="230" w:lineRule="exact"/>
               <w:ind w:left="4"/>
               <w:rPr>
-                <w:sz w:val="20"/>
-              </w:rPr>
-            </w:pPr>
-            <w:r>
-              <w:rPr>
-                <w:sz w:val="20"/>
+                <w:sz w:val="18"/>
+                <w:szCs w:val="18"/>
+              </w:rPr>
+            </w:pPr>
+            <w:r>
+              <w:rPr>
+                <w:sz w:val="18"/>
+                <w:szCs w:val="18"/>
               </w:rPr>
               <w:t>2-</w:t>
             </w:r>
             <w:r>
               <w:rPr>
                 <w:spacing w:val="-5"/>
-                <w:sz w:val="20"/>
-              </w:rPr>
-              <w:t xml:space="preserve"> </w:t>
-            </w:r>
-            <w:r>
-              <w:rPr>
-                <w:sz w:val="20"/>
+                <w:sz w:val="18"/>
+                <w:szCs w:val="18"/>
+              </w:rPr>
+              <w:t xml:space="preserve"> </w:t>
+            </w:r>
+            <w:r>
+              <w:rPr>
+                <w:sz w:val="18"/>
+                <w:szCs w:val="18"/>
               </w:rPr>
               <w:t>Equipos</w:t>
             </w:r>
             <w:r>
               <w:rPr>
                 <w:spacing w:val="-4"/>
-                <w:sz w:val="20"/>
-              </w:rPr>
-              <w:t xml:space="preserve"> </w:t>
-            </w:r>
-            <w:r>
-              <w:rPr>
-                <w:sz w:val="20"/>
+                <w:sz w:val="18"/>
+                <w:szCs w:val="18"/>
+              </w:rPr>
+              <w:t xml:space="preserve"> </w:t>
+            </w:r>
+            <w:r>
+              <w:rPr>
+                <w:sz w:val="18"/>
+                <w:szCs w:val="18"/>
               </w:rPr>
               <w:t>de</w:t>
             </w:r>
             <w:r>
               <w:rPr>
                 <w:spacing w:val="-3"/>
-                <w:sz w:val="20"/>
-              </w:rPr>
-              <w:t xml:space="preserve"> </w:t>
-            </w:r>
-            <w:r>
-              <w:rPr>
-                <w:sz w:val="20"/>
+                <w:sz w:val="18"/>
+                <w:szCs w:val="18"/>
+              </w:rPr>
+              <w:t xml:space="preserve"> </w:t>
+            </w:r>
+            <w:r>
+              <w:rPr>
+                <w:sz w:val="18"/>
+                <w:szCs w:val="18"/>
               </w:rPr>
               <w:t>respiración</w:t>
             </w:r>
             <w:r>
               <w:rPr>
                 <w:spacing w:val="-4"/>
-                <w:sz w:val="20"/>
-              </w:rPr>
-              <w:t xml:space="preserve"> </w:t>
-            </w:r>
-            <w:r>
-              <w:rPr>
-                <w:sz w:val="20"/>
+                <w:sz w:val="18"/>
+                <w:szCs w:val="18"/>
+              </w:rPr>
+              <w:t xml:space="preserve"> </w:t>
+            </w:r>
+            <w:r>
+              <w:rPr>
+                <w:sz w:val="18"/>
+                <w:szCs w:val="18"/>
               </w:rPr>
               <w:t>Autónoma</w:t>
             </w:r>
@@ -5196,103 +5463,119 @@
               <w:pStyle w:val="TableParagraph"/>
               <w:ind w:left="4"/>
               <w:rPr>
-                <w:sz w:val="20"/>
-              </w:rPr>
-            </w:pPr>
-            <w:r>
-              <w:rPr>
-                <w:sz w:val="20"/>
+                <w:sz w:val="18"/>
+                <w:szCs w:val="18"/>
+              </w:rPr>
+            </w:pPr>
+            <w:r>
+              <w:rPr>
+                <w:sz w:val="18"/>
+                <w:szCs w:val="18"/>
               </w:rPr>
               <w:t>Arnés</w:t>
             </w:r>
             <w:r>
               <w:rPr>
                 <w:spacing w:val="-1"/>
-                <w:sz w:val="20"/>
-              </w:rPr>
-              <w:t xml:space="preserve"> </w:t>
-            </w:r>
-            <w:r>
-              <w:rPr>
-                <w:sz w:val="20"/>
+                <w:sz w:val="18"/>
+                <w:szCs w:val="18"/>
+              </w:rPr>
+              <w:t xml:space="preserve"> </w:t>
+            </w:r>
+            <w:r>
+              <w:rPr>
+                <w:sz w:val="18"/>
+                <w:szCs w:val="18"/>
               </w:rPr>
               <w:t>+colas</w:t>
             </w:r>
             <w:r>
               <w:rPr>
                 <w:spacing w:val="-4"/>
-                <w:sz w:val="20"/>
-              </w:rPr>
-              <w:t xml:space="preserve"> </w:t>
-            </w:r>
-            <w:r>
-              <w:rPr>
-                <w:sz w:val="20"/>
+                <w:sz w:val="18"/>
+                <w:szCs w:val="18"/>
+              </w:rPr>
+              <w:t xml:space="preserve"> </w:t>
+            </w:r>
+            <w:r>
+              <w:rPr>
+                <w:sz w:val="18"/>
+                <w:szCs w:val="18"/>
               </w:rPr>
               <w:t>de</w:t>
             </w:r>
             <w:r>
               <w:rPr>
                 <w:spacing w:val="-2"/>
-                <w:sz w:val="20"/>
-              </w:rPr>
-              <w:t xml:space="preserve"> </w:t>
-            </w:r>
-            <w:r>
-              <w:rPr>
-                <w:sz w:val="20"/>
+                <w:sz w:val="18"/>
+                <w:szCs w:val="18"/>
+              </w:rPr>
+              <w:t xml:space="preserve"> </w:t>
+            </w:r>
+            <w:r>
+              <w:rPr>
+                <w:sz w:val="18"/>
+                <w:szCs w:val="18"/>
               </w:rPr>
               <w:t>vida</w:t>
             </w:r>
             <w:r>
               <w:rPr>
                 <w:spacing w:val="-3"/>
-                <w:sz w:val="20"/>
-              </w:rPr>
-              <w:t xml:space="preserve"> </w:t>
-            </w:r>
-            <w:r>
-              <w:rPr>
-                <w:sz w:val="20"/>
+                <w:sz w:val="18"/>
+                <w:szCs w:val="18"/>
+              </w:rPr>
+              <w:t xml:space="preserve"> </w:t>
+            </w:r>
+            <w:r>
+              <w:rPr>
+                <w:sz w:val="18"/>
+                <w:szCs w:val="18"/>
               </w:rPr>
               <w:t>para</w:t>
             </w:r>
             <w:r>
               <w:rPr>
                 <w:spacing w:val="-4"/>
-                <w:sz w:val="20"/>
-              </w:rPr>
-              <w:t xml:space="preserve"> </w:t>
-            </w:r>
-            <w:r>
-              <w:rPr>
-                <w:sz w:val="20"/>
+                <w:sz w:val="18"/>
+                <w:szCs w:val="18"/>
+              </w:rPr>
+              <w:t xml:space="preserve"> </w:t>
+            </w:r>
+            <w:r>
+              <w:rPr>
+                <w:sz w:val="18"/>
+                <w:szCs w:val="18"/>
               </w:rPr>
               <w:t>trabajos</w:t>
             </w:r>
             <w:r>
               <w:rPr>
                 <w:spacing w:val="-5"/>
-                <w:sz w:val="20"/>
-              </w:rPr>
-              <w:t xml:space="preserve"> </w:t>
-            </w:r>
-            <w:r>
-              <w:rPr>
-                <w:sz w:val="20"/>
+                <w:sz w:val="18"/>
+                <w:szCs w:val="18"/>
+              </w:rPr>
+              <w:t xml:space="preserve"> </w:t>
+            </w:r>
+            <w:r>
+              <w:rPr>
+                <w:sz w:val="18"/>
+                <w:szCs w:val="18"/>
               </w:rPr>
               <w:t>de</w:t>
             </w:r>
             <w:r>
               <w:rPr>
                 <w:spacing w:val="-3"/>
-                <w:sz w:val="20"/>
-              </w:rPr>
-              <w:t xml:space="preserve"> </w:t>
-            </w:r>
-            <w:r>
-              <w:rPr>
-                <w:sz w:val="20"/>
+                <w:sz w:val="18"/>
+                <w:szCs w:val="18"/>
+              </w:rPr>
+              <w:t xml:space="preserve"> </w:t>
+            </w:r>
+            <w:r>
+              <w:rPr>
+                <w:sz w:val="18"/>
+                <w:szCs w:val="18"/>
               </w:rPr>
               <w:t>altura</w:t>
             </w:r>
@@ -5332,102 +5615,118 @@
               <w:spacing w:before="1"/>
               <w:ind w:left="4"/>
               <w:rPr>
-                <w:sz w:val="20"/>
-              </w:rPr>
-            </w:pPr>
-            <w:r>
-              <w:rPr>
-                <w:sz w:val="20"/>
+                <w:sz w:val="18"/>
+                <w:szCs w:val="18"/>
+              </w:rPr>
+            </w:pPr>
+            <w:r>
+              <w:rPr>
+                <w:sz w:val="18"/>
+                <w:szCs w:val="18"/>
               </w:rPr>
               <w:t>Detectores</w:t>
             </w:r>
             <w:r>
               <w:rPr>
                 <w:spacing w:val="-4"/>
-                <w:sz w:val="20"/>
-              </w:rPr>
-              <w:t xml:space="preserve"> </w:t>
-            </w:r>
-            <w:r>
-              <w:rPr>
-                <w:sz w:val="20"/>
+                <w:sz w:val="18"/>
+                <w:szCs w:val="18"/>
+              </w:rPr>
+              <w:t xml:space="preserve"> </w:t>
+            </w:r>
+            <w:r>
+              <w:rPr>
+                <w:sz w:val="18"/>
+                <w:szCs w:val="18"/>
               </w:rPr>
               <w:t>de</w:t>
             </w:r>
             <w:r>
               <w:rPr>
                 <w:spacing w:val="-5"/>
-                <w:sz w:val="20"/>
-              </w:rPr>
-              <w:t xml:space="preserve"> </w:t>
-            </w:r>
-            <w:r>
-              <w:rPr>
-                <w:sz w:val="20"/>
+                <w:sz w:val="18"/>
+                <w:szCs w:val="18"/>
+              </w:rPr>
+              <w:t xml:space="preserve"> </w:t>
+            </w:r>
+            <w:r>
+              <w:rPr>
+                <w:sz w:val="18"/>
+                <w:szCs w:val="18"/>
               </w:rPr>
               <w:t>f</w:t>
             </w:r>
             <w:r>
               <w:rPr>
-                <w:sz w:val="20"/>
+                <w:sz w:val="18"/>
+                <w:szCs w:val="18"/>
               </w:rPr>
               <w:t>o</w:t>
             </w:r>
             <w:r>
               <w:rPr>
-                <w:sz w:val="20"/>
+                <w:sz w:val="18"/>
+                <w:szCs w:val="18"/>
               </w:rPr>
               <w:t>s</w:t>
             </w:r>
             <w:r>
               <w:rPr>
-                <w:sz w:val="20"/>
+                <w:sz w:val="18"/>
+                <w:szCs w:val="18"/>
               </w:rPr>
               <w:t>f</w:t>
             </w:r>
             <w:r>
               <w:rPr>
-                <w:sz w:val="20"/>
+                <w:sz w:val="18"/>
+                <w:szCs w:val="18"/>
               </w:rPr>
               <w:t>ina</w:t>
             </w:r>
             <w:r>
               <w:rPr>
                 <w:spacing w:val="-3"/>
-                <w:sz w:val="20"/>
-              </w:rPr>
-              <w:t xml:space="preserve"> </w:t>
-            </w:r>
-            <w:r>
-              <w:rPr>
-                <w:sz w:val="20"/>
+                <w:sz w:val="18"/>
+                <w:szCs w:val="18"/>
+              </w:rPr>
+              <w:t xml:space="preserve"> </w:t>
+            </w:r>
+            <w:r>
+              <w:rPr>
+                <w:sz w:val="18"/>
+                <w:szCs w:val="18"/>
               </w:rPr>
               <w:t>PAC</w:t>
             </w:r>
             <w:r>
               <w:rPr>
                 <w:spacing w:val="-3"/>
-                <w:sz w:val="20"/>
-              </w:rPr>
-              <w:t xml:space="preserve"> </w:t>
-            </w:r>
-            <w:r>
-              <w:rPr>
-                <w:sz w:val="20"/>
+                <w:sz w:val="18"/>
+                <w:szCs w:val="18"/>
+              </w:rPr>
+              <w:t xml:space="preserve"> </w:t>
+            </w:r>
+            <w:r>
+              <w:rPr>
+                <w:sz w:val="18"/>
+                <w:szCs w:val="18"/>
               </w:rPr>
               <w:t>8000</w:t>
             </w:r>
             <w:r>
               <w:rPr>
                 <w:spacing w:val="-2"/>
-                <w:sz w:val="20"/>
+                <w:sz w:val="18"/>
+                <w:szCs w:val="18"/>
               </w:rPr>
               <w:t xml:space="preserve"> </w:t>
             </w:r>
             <w:proofErr w:type="spellStart"/>
             <w:r>
               <w:rPr>
-                <w:sz w:val="20"/>
+                <w:sz w:val="18"/>
+                <w:szCs w:val="18"/>
               </w:rPr>
               <w:t>drager</w:t>
             </w:r>
@@ -5467,142 +5766,164 @@
               <w:pStyle w:val="TableParagraph"/>
               <w:ind w:left="4"/>
               <w:rPr>
-                <w:sz w:val="20"/>
-              </w:rPr>
-            </w:pPr>
-            <w:r>
-              <w:rPr>
-                <w:sz w:val="20"/>
+                <w:sz w:val="18"/>
+                <w:szCs w:val="18"/>
+              </w:rPr>
+            </w:pPr>
+            <w:r>
+              <w:rPr>
+                <w:sz w:val="18"/>
+                <w:szCs w:val="18"/>
               </w:rPr>
               <w:t>Zapatos</w:t>
             </w:r>
             <w:r>
               <w:rPr>
                 <w:spacing w:val="-1"/>
-                <w:sz w:val="20"/>
-              </w:rPr>
-              <w:t xml:space="preserve"> </w:t>
-            </w:r>
-            <w:r>
-              <w:rPr>
-                <w:sz w:val="20"/>
+                <w:sz w:val="18"/>
+                <w:szCs w:val="18"/>
+              </w:rPr>
+              <w:t xml:space="preserve"> </w:t>
+            </w:r>
+            <w:r>
+              <w:rPr>
+                <w:sz w:val="18"/>
+                <w:szCs w:val="18"/>
               </w:rPr>
               <w:t>de</w:t>
             </w:r>
             <w:r>
               <w:rPr>
                 <w:spacing w:val="-5"/>
-                <w:sz w:val="20"/>
-              </w:rPr>
-              <w:t xml:space="preserve"> </w:t>
-            </w:r>
-            <w:r>
-              <w:rPr>
-                <w:sz w:val="20"/>
+                <w:sz w:val="18"/>
+                <w:szCs w:val="18"/>
+              </w:rPr>
+              <w:t xml:space="preserve"> </w:t>
+            </w:r>
+            <w:r>
+              <w:rPr>
+                <w:sz w:val="18"/>
+                <w:szCs w:val="18"/>
               </w:rPr>
               <w:t>seguridad</w:t>
             </w:r>
             <w:r>
               <w:rPr>
                 <w:spacing w:val="-2"/>
-                <w:sz w:val="20"/>
-              </w:rPr>
-              <w:t xml:space="preserve"> </w:t>
-            </w:r>
-            <w:r>
-              <w:rPr>
-                <w:sz w:val="20"/>
+                <w:sz w:val="18"/>
+                <w:szCs w:val="18"/>
+              </w:rPr>
+              <w:t xml:space="preserve"> </w:t>
+            </w:r>
+            <w:r>
+              <w:rPr>
+                <w:sz w:val="18"/>
+                <w:szCs w:val="18"/>
               </w:rPr>
               <w:t>+</w:t>
             </w:r>
             <w:r>
               <w:rPr>
                 <w:spacing w:val="-2"/>
-                <w:sz w:val="20"/>
-              </w:rPr>
-              <w:t xml:space="preserve"> </w:t>
-            </w:r>
-            <w:r>
-              <w:rPr>
-                <w:sz w:val="20"/>
+                <w:sz w:val="18"/>
+                <w:szCs w:val="18"/>
+              </w:rPr>
+              <w:t xml:space="preserve"> </w:t>
+            </w:r>
+            <w:r>
+              <w:rPr>
+                <w:sz w:val="18"/>
+                <w:szCs w:val="18"/>
               </w:rPr>
               <w:t>cascos</w:t>
             </w:r>
             <w:r>
               <w:rPr>
                 <w:spacing w:val="-4"/>
-                <w:sz w:val="20"/>
-              </w:rPr>
-              <w:t xml:space="preserve"> </w:t>
-            </w:r>
-            <w:r>
-              <w:rPr>
-                <w:sz w:val="20"/>
+                <w:sz w:val="18"/>
+                <w:szCs w:val="18"/>
+              </w:rPr>
+              <w:t xml:space="preserve"> </w:t>
+            </w:r>
+            <w:r>
+              <w:rPr>
+                <w:sz w:val="18"/>
+                <w:szCs w:val="18"/>
               </w:rPr>
               <w:t>de</w:t>
             </w:r>
             <w:r>
               <w:rPr>
                 <w:spacing w:val="-5"/>
-                <w:sz w:val="20"/>
-              </w:rPr>
-              <w:t xml:space="preserve"> </w:t>
-            </w:r>
-            <w:r>
-              <w:rPr>
-                <w:sz w:val="20"/>
+                <w:sz w:val="18"/>
+                <w:szCs w:val="18"/>
+              </w:rPr>
+              <w:t xml:space="preserve"> </w:t>
+            </w:r>
+            <w:r>
+              <w:rPr>
+                <w:sz w:val="18"/>
+                <w:szCs w:val="18"/>
               </w:rPr>
               <w:t>trabajo</w:t>
             </w:r>
             <w:r>
               <w:rPr>
                 <w:spacing w:val="-1"/>
-                <w:sz w:val="20"/>
-              </w:rPr>
-              <w:t xml:space="preserve"> </w:t>
-            </w:r>
-            <w:r>
-              <w:rPr>
-                <w:sz w:val="20"/>
+                <w:sz w:val="18"/>
+                <w:szCs w:val="18"/>
+              </w:rPr>
+              <w:t xml:space="preserve"> </w:t>
+            </w:r>
+            <w:r>
+              <w:rPr>
+                <w:sz w:val="18"/>
+                <w:szCs w:val="18"/>
               </w:rPr>
               <w:t>de</w:t>
             </w:r>
             <w:r>
               <w:rPr>
                 <w:spacing w:val="-5"/>
-                <w:sz w:val="20"/>
-              </w:rPr>
-              <w:t xml:space="preserve"> </w:t>
-            </w:r>
-            <w:r>
-              <w:rPr>
-                <w:sz w:val="20"/>
+                <w:sz w:val="18"/>
+                <w:szCs w:val="18"/>
+              </w:rPr>
+              <w:t xml:space="preserve"> </w:t>
+            </w:r>
+            <w:r>
+              <w:rPr>
+                <w:sz w:val="18"/>
+                <w:szCs w:val="18"/>
               </w:rPr>
               <w:t>altura y</w:t>
             </w:r>
             <w:r>
               <w:rPr>
                 <w:spacing w:val="-4"/>
-                <w:sz w:val="20"/>
-              </w:rPr>
-              <w:t xml:space="preserve"> </w:t>
-            </w:r>
-            <w:r>
-              <w:rPr>
-                <w:sz w:val="20"/>
+                <w:sz w:val="18"/>
+                <w:szCs w:val="18"/>
+              </w:rPr>
+              <w:t xml:space="preserve"> </w:t>
+            </w:r>
+            <w:r>
+              <w:rPr>
+                <w:sz w:val="18"/>
+                <w:szCs w:val="18"/>
               </w:rPr>
               <w:t>protección</w:t>
             </w:r>
             <w:r>
               <w:rPr>
                 <w:spacing w:val="-3"/>
-                <w:sz w:val="20"/>
-              </w:rPr>
-              <w:t xml:space="preserve"> </w:t>
-            </w:r>
-            <w:r>
-              <w:rPr>
-                <w:sz w:val="20"/>
+                <w:sz w:val="18"/>
+                <w:szCs w:val="18"/>
+              </w:rPr>
+              <w:t xml:space="preserve"> </w:t>
+            </w:r>
+            <w:r>
+              <w:rPr>
+                <w:sz w:val="18"/>
+                <w:szCs w:val="18"/>
               </w:rPr>
               <w:t>auricular</w:t>
             </w:r>
@@ -7615,7 +7936,6 @@
             <w:r>
               <w:t xml:space="preserve">{{ </w:t>
             </w:r>
-            <w:proofErr w:type="spellStart"/>
             <w:r>
               <w:t>plaga</w:t>
             </w:r>
@@ -7623,7 +7943,6 @@
             <w:r>
               <w:t xml:space="preserve"> }}</w:t>
             </w:r>
-            <w:proofErr w:type="spellEnd"/>
           </w:p>
           <w:p>
             <w:pPr>
